--- a/PICB/modele-rapport-spsti.docx
+++ b/PICB/modele-rapport-spsti.docx
@@ -1151,18 +1151,9 @@
           <w:sz w:val="28"/>
           <w:szCs w:val="28"/>
         </w:rPr>
-        <w:t xml:space="preserve">Unité de travail </w:t>
+        <w:t xml:space="preserve">{{UNITE_1}}</w:t>
       </w:r>
       <w:bookmarkEnd w:id="1"/>
-      <w:r>
-        <w:rPr>
-          <w:b/>
-          <w:color w:val="0070C0"/>
-          <w:sz w:val="28"/>
-          <w:szCs w:val="28"/>
-        </w:rPr>
-        <w:t>1</w:t>
-      </w:r>
     </w:p>
     <w:p>
       <w:pPr>
@@ -1357,58 +1348,7 @@
           <w:color w:val="001F5F"/>
           <w:sz w:val="24"/>
         </w:rPr>
-        <w:t>Mesures</w:t>
-      </w:r>
-      <w:r>
-        <w:rPr>
-          <w:b/>
-          <w:color w:val="001F5F"/>
-          <w:spacing w:val="-7"/>
-          <w:sz w:val="24"/>
-        </w:rPr>
-        <w:t xml:space="preserve"> </w:t>
-      </w:r>
-      <w:r>
-        <w:rPr>
-          <w:b/>
-          <w:color w:val="001F5F"/>
-          <w:sz w:val="24"/>
-        </w:rPr>
-        <w:t>réalisées</w:t>
-      </w:r>
-      <w:r>
-        <w:rPr>
-          <w:b/>
-          <w:color w:val="001F5F"/>
-          <w:spacing w:val="-5"/>
-          <w:sz w:val="24"/>
-        </w:rPr>
-        <w:t xml:space="preserve"> </w:t>
-      </w:r>
-      <w:r>
-        <w:rPr>
-          <w:b/>
-          <w:color w:val="001F5F"/>
-          <w:sz w:val="24"/>
-        </w:rPr>
-        <w:t>entre le</w:t>
-      </w:r>
-      <w:r>
-        <w:rPr>
-          <w:b/>
-          <w:color w:val="001F5F"/>
-          <w:spacing w:val="-6"/>
-          <w:sz w:val="24"/>
-        </w:rPr>
-        <w:t xml:space="preserve"> </w:t>
-      </w:r>
-      <w:r>
-        <w:rPr>
-          <w:b/>
-          <w:color w:val="001F5F"/>
-          <w:sz w:val="24"/>
-        </w:rPr>
-        <w:t xml:space="preserve">{{DATES_MESURES}} </w:t>
+        <w:t xml:space="preserve">Mesures réalisées le {{DATES_MESURES}}</w:t>
       </w:r>
     </w:p>
     <w:p>
@@ -1500,58 +1440,7 @@
           <w:color w:val="1F497D" w:themeColor="text2"/>
           <w:sz w:val="28"/>
         </w:rPr>
-        <w:t>Mme</w:t>
-      </w:r>
-      <w:r>
-        <w:rPr>
-          <w:b/>
-          <w:color w:val="1F497D" w:themeColor="text2"/>
-          <w:spacing w:val="-6"/>
-          <w:sz w:val="28"/>
-        </w:rPr>
-        <w:t xml:space="preserve"> </w:t>
-      </w:r>
-      <w:r>
-        <w:rPr>
-          <w:b/>
-          <w:color w:val="1F497D" w:themeColor="text2"/>
-          <w:sz w:val="28"/>
-        </w:rPr>
-        <w:t>{{INTERVENANT}}</w:t>
-      </w:r>
-      <w:r>
-        <w:rPr>
-          <w:b/>
-          <w:color w:val="1F497D" w:themeColor="text2"/>
-          <w:spacing w:val="-2"/>
-          <w:sz w:val="28"/>
-        </w:rPr>
-        <w:t xml:space="preserve"> </w:t>
-      </w:r>
-      <w:r>
-        <w:rPr>
-          <w:b/>
-          <w:color w:val="1F497D" w:themeColor="text2"/>
-          <w:sz w:val="28"/>
-        </w:rPr>
-        <w:t>–</w:t>
-      </w:r>
-      <w:r>
-        <w:rPr>
-          <w:b/>
-          <w:color w:val="1F497D" w:themeColor="text2"/>
-          <w:spacing w:val="-9"/>
-          <w:sz w:val="28"/>
-        </w:rPr>
-        <w:t xml:space="preserve"> </w:t>
-      </w:r>
-      <w:r>
-        <w:rPr>
-          <w:b/>
-          <w:color w:val="1F497D" w:themeColor="text2"/>
-          <w:sz w:val="24"/>
-        </w:rPr>
-        <w:t>IPRP et IST</w:t>
+        <w:t xml:space="preserve">{{INTERVENANT}} – {{QUALITE}}</w:t>
       </w:r>
     </w:p>
     <w:p>
@@ -5461,7 +5350,7 @@
         <w:ind w:left="711"/>
       </w:pPr>
       <w:r>
-        <w:t>Je précise que le mesurage a été effectué durant une ou plusieurs journées représentatives de l’activité de travail des opérateurs. Ceci a été validé par Monsieur PIERROT Steeve, Responsable de Production.</w:t>
+        <w:t xml:space="preserve">Je précise que le mesurage a été effectué durant une ou plusieurs journées représentatives de l’activité de travail des opérateurs, ce qui a été validé avec l’entreprise.</w:t>
       </w:r>
     </w:p>
     <w:p>
@@ -5730,121 +5619,6 @@
           <w:iCs/>
         </w:rPr>
         <w:t>{{HORAIRES_TITRE}}</w:t>
-      </w:r>
-    </w:p>
-    <w:p>
-      <w:pPr>
-        <w:tabs>
-          <w:tab w:val="left" w:pos="1424"/>
-          <w:tab w:val="left" w:pos="5841"/>
-        </w:tabs>
-        <w:spacing w:before="120"/>
-        <w:ind w:left="1069"/>
-        <w:rPr>
-          <w:bCs/>
-          <w:spacing w:val="-5"/>
-          <w:sz w:val="24"/>
-        </w:rPr>
-      </w:pPr>
-      <w:r>
-        <w:rPr>
-          <w:rFonts w:ascii="Times New Roman"/>
-          <w:b/>
-          <w:spacing w:val="-10"/>
-          <w:sz w:val="24"/>
-        </w:rPr>
-        <w:t>-</w:t>
-      </w:r>
-      <w:r>
-        <w:rPr>
-          <w:rFonts w:ascii="Times New Roman"/>
-          <w:b/>
-          <w:sz w:val="24"/>
-        </w:rPr>
-        <w:tab/>
-      </w:r>
-      <w:r>
-        <w:rPr>
-          <w:i/>
-          <w:sz w:val="24"/>
-        </w:rPr>
-        <w:t>le</w:t>
-      </w:r>
-      <w:r>
-        <w:rPr>
-          <w:i/>
-          <w:spacing w:val="-1"/>
-          <w:sz w:val="24"/>
-        </w:rPr>
-        <w:t xml:space="preserve"> </w:t>
-      </w:r>
-      <w:r>
-        <w:rPr>
-          <w:i/>
-          <w:spacing w:val="-2"/>
-          <w:sz w:val="24"/>
-        </w:rPr>
-        <w:t>17/03/2026 </w:t>
-      </w:r>
-      <w:r>
-        <w:rPr>
-          <w:b/>
-          <w:sz w:val="24"/>
-        </w:rPr>
-        <w:t>:</w:t>
-      </w:r>
-      <w:r>
-        <w:rPr>
-          <w:b/>
-          <w:spacing w:val="-4"/>
-          <w:sz w:val="24"/>
-        </w:rPr>
-        <w:t xml:space="preserve"> </w:t>
-      </w:r>
-      <w:r>
-        <w:rPr>
-          <w:bCs/>
-          <w:sz w:val="24"/>
-        </w:rPr>
-        <w:t>08h30-12h30</w:t>
-      </w:r>
-      <w:r>
-        <w:rPr>
-          <w:bCs/>
-          <w:spacing w:val="-2"/>
-          <w:sz w:val="24"/>
-        </w:rPr>
-        <w:t xml:space="preserve"> </w:t>
-      </w:r>
-      <w:r>
-        <w:rPr>
-          <w:bCs/>
-          <w:sz w:val="24"/>
-        </w:rPr>
-        <w:t>/</w:t>
-      </w:r>
-      <w:r>
-        <w:rPr>
-          <w:bCs/>
-          <w:spacing w:val="-1"/>
-          <w:sz w:val="24"/>
-        </w:rPr>
-        <w:t xml:space="preserve"> </w:t>
-      </w:r>
-      <w:r>
-        <w:rPr>
-          <w:bCs/>
-          <w:sz w:val="24"/>
-        </w:rPr>
-        <w:t>13h00-</w:t>
-      </w:r>
-      <w:r>
-        <w:rPr>
-          <w:bCs/>
-          <w:spacing w:val="-5"/>
-          <w:sz w:val="24"/>
-        </w:rPr>
-        <w:t>16h</w:t>
       </w:r>
     </w:p>
     <w:p>
@@ -9575,27 +9349,7 @@
         <w:rPr>
           <w:b/>
         </w:rPr>
-        <w:t>Effectif</w:t>
-      </w:r>
-      <w:r>
-        <w:rPr>
-          <w:b/>
-          <w:spacing w:val="-6"/>
-        </w:rPr>
-        <w:t xml:space="preserve"> </w:t>
-      </w:r>
-      <w:r>
-        <w:rPr>
-          <w:b/>
-        </w:rPr>
-        <w:t>:</w:t>
-      </w:r>
-      <w:r>
-        <w:rPr>
-          <w:b/>
-          <w:spacing w:val="-9"/>
-        </w:rPr>
-        <w:t xml:space="preserve"> 6 (dont 1 intérimaire au poste de lavage  non polyvalent)</w:t>
+        <w:t xml:space="preserve">Effectif : à compléter</w:t>
       </w:r>
     </w:p>
     <w:p>
@@ -9949,15 +9703,6 @@
                 <w:sz w:val="18"/>
               </w:rPr>
             </w:pPr>
-            <w:r>
-              <w:rPr>
-                <w:rFonts w:ascii="Calibri" w:hAnsi="Calibri"/>
-                <w:b/>
-                <w:spacing w:val="-10"/>
-                <w:sz w:val="18"/>
-              </w:rPr>
-              <w:t>×</w:t>
-            </w:r>
           </w:p>
         </w:tc>
         <w:tc>
@@ -10049,15 +9794,6 @@
                 <w:sz w:val="18"/>
               </w:rPr>
             </w:pPr>
-            <w:r>
-              <w:rPr>
-                <w:rFonts w:ascii="Calibri" w:hAnsi="Calibri"/>
-                <w:b/>
-                <w:spacing w:val="-10"/>
-                <w:sz w:val="18"/>
-              </w:rPr>
-              <w:t xml:space="preserve">    ×</w:t>
-            </w:r>
           </w:p>
         </w:tc>
         <w:tc>
@@ -10131,15 +9867,6 @@
                 <w:sz w:val="20"/>
               </w:rPr>
             </w:pPr>
-            <w:r>
-              <w:rPr>
-                <w:rFonts w:ascii="Calibri" w:hAnsi="Calibri"/>
-                <w:b/>
-                <w:spacing w:val="-10"/>
-                <w:sz w:val="18"/>
-              </w:rPr>
-              <w:t xml:space="preserve">    ×</w:t>
-            </w:r>
           </w:p>
         </w:tc>
         <w:tc>
@@ -10232,15 +9959,6 @@
                 <w:sz w:val="20"/>
               </w:rPr>
             </w:pPr>
-            <w:r>
-              <w:rPr>
-                <w:rFonts w:ascii="Calibri" w:hAnsi="Calibri"/>
-                <w:b/>
-                <w:spacing w:val="-10"/>
-                <w:sz w:val="18"/>
-              </w:rPr>
-              <w:t xml:space="preserve">    ×</w:t>
-            </w:r>
           </w:p>
         </w:tc>
         <w:tc>
@@ -10411,15 +10129,6 @@
                 <w:sz w:val="18"/>
               </w:rPr>
             </w:pPr>
-            <w:r>
-              <w:rPr>
-                <w:rFonts w:ascii="Calibri" w:hAnsi="Calibri"/>
-                <w:b/>
-                <w:spacing w:val="-10"/>
-                <w:sz w:val="18"/>
-              </w:rPr>
-              <w:t>×</w:t>
-            </w:r>
           </w:p>
         </w:tc>
         <w:tc>
@@ -10538,15 +10247,6 @@
                 <w:sz w:val="20"/>
               </w:rPr>
             </w:pPr>
-            <w:r>
-              <w:rPr>
-                <w:rFonts w:ascii="Calibri" w:hAnsi="Calibri"/>
-                <w:b/>
-                <w:spacing w:val="-10"/>
-                <w:sz w:val="18"/>
-              </w:rPr>
-              <w:t xml:space="preserve">    ×</w:t>
-            </w:r>
           </w:p>
         </w:tc>
         <w:tc>
@@ -10822,15 +10522,6 @@
                 <w:sz w:val="18"/>
               </w:rPr>
             </w:pPr>
-            <w:r>
-              <w:rPr>
-                <w:rFonts w:ascii="Calibri" w:hAnsi="Calibri"/>
-                <w:b/>
-                <w:spacing w:val="-10"/>
-                <w:sz w:val="18"/>
-              </w:rPr>
-              <w:t>×</w:t>
-            </w:r>
           </w:p>
         </w:tc>
       </w:tr>
@@ -10937,15 +10628,6 @@
                 <w:sz w:val="18"/>
               </w:rPr>
             </w:pPr>
-            <w:r>
-              <w:rPr>
-                <w:rFonts w:ascii="Calibri" w:hAnsi="Calibri"/>
-                <w:b/>
-                <w:spacing w:val="-10"/>
-                <w:sz w:val="18"/>
-              </w:rPr>
-              <w:t>×</w:t>
-            </w:r>
           </w:p>
         </w:tc>
       </w:tr>
@@ -11082,15 +10764,6 @@
                 <w:sz w:val="18"/>
               </w:rPr>
             </w:pPr>
-            <w:r>
-              <w:rPr>
-                <w:rFonts w:ascii="Calibri" w:hAnsi="Calibri"/>
-                <w:b/>
-                <w:spacing w:val="-10"/>
-                <w:sz w:val="18"/>
-              </w:rPr>
-              <w:t>×</w:t>
-            </w:r>
           </w:p>
         </w:tc>
       </w:tr>
@@ -11255,145 +10928,6 @@
                 <w:rFonts w:ascii="Calibri" w:hAnsi="Calibri"/>
                 <w:b/>
                 <w:sz w:val="18"/>
-              </w:rPr>
-            </w:pPr>
-            <w:r>
-              <w:rPr>
-                <w:rFonts w:ascii="Calibri" w:hAnsi="Calibri"/>
-                <w:b/>
-                <w:spacing w:val="-10"/>
-                <w:sz w:val="18"/>
-              </w:rPr>
-              <w:t>×</w:t>
-            </w:r>
-          </w:p>
-        </w:tc>
-      </w:tr>
-      <w:tr>
-        <w:trPr>
-          <w:trHeight w:val="338"/>
-        </w:trPr>
-        <w:tc>
-          <w:tcPr>
-            <w:tcW w:w="4971" w:type="dxa"/>
-          </w:tcPr>
-          <w:p>
-            <w:pPr>
-              <w:pStyle w:val="TableParagraph"/>
-              <w:spacing w:before="3"/>
-              <w:ind w:left="112"/>
-              <w:rPr>
-                <w:rFonts w:ascii="Calibri"/>
-                <w:sz w:val="18"/>
-              </w:rPr>
-            </w:pPr>
-            <w:r>
-              <w:rPr>
-                <w:rFonts w:ascii="Calibri"/>
-                <w:sz w:val="18"/>
-              </w:rPr>
-              <w:t>Lors</w:t>
-            </w:r>
-            <w:r>
-              <w:rPr>
-                <w:rFonts w:ascii="Calibri"/>
-                <w:spacing w:val="-5"/>
-                <w:sz w:val="18"/>
-              </w:rPr>
-              <w:t xml:space="preserve"> </w:t>
-            </w:r>
-            <w:r>
-              <w:rPr>
-                <w:rFonts w:ascii="Calibri"/>
-                <w:sz w:val="18"/>
-              </w:rPr>
-              <w:t>des</w:t>
-            </w:r>
-            <w:r>
-              <w:rPr>
-                <w:rFonts w:ascii="Calibri"/>
-                <w:spacing w:val="-3"/>
-                <w:sz w:val="18"/>
-              </w:rPr>
-              <w:t xml:space="preserve"> </w:t>
-            </w:r>
-            <w:r>
-              <w:rPr>
-                <w:rFonts w:ascii="Calibri"/>
-                <w:sz w:val="18"/>
-              </w:rPr>
-              <w:t>phases</w:t>
-            </w:r>
-            <w:r>
-              <w:rPr>
-                <w:rFonts w:ascii="Calibri"/>
-                <w:spacing w:val="-2"/>
-                <w:sz w:val="18"/>
-              </w:rPr>
-              <w:t xml:space="preserve"> </w:t>
-            </w:r>
-            <w:r>
-              <w:rPr>
-                <w:rFonts w:ascii="Calibri"/>
-                <w:sz w:val="18"/>
-              </w:rPr>
-              <w:t>de</w:t>
-            </w:r>
-            <w:r>
-              <w:rPr>
-                <w:rFonts w:ascii="Calibri"/>
-                <w:spacing w:val="-5"/>
-                <w:sz w:val="18"/>
-              </w:rPr>
-              <w:t xml:space="preserve"> </w:t>
-            </w:r>
-            <w:r>
-              <w:rPr>
-                <w:rFonts w:ascii="Calibri"/>
-                <w:spacing w:val="-2"/>
-                <w:sz w:val="18"/>
-              </w:rPr>
-              <w:t>nettoyage</w:t>
-            </w:r>
-          </w:p>
-        </w:tc>
-        <w:tc>
-          <w:tcPr>
-            <w:tcW w:w="2669" w:type="dxa"/>
-          </w:tcPr>
-          <w:p>
-            <w:pPr>
-              <w:pStyle w:val="TableParagraph"/>
-              <w:spacing w:before="3"/>
-              <w:ind w:right="1222"/>
-              <w:jc w:val="right"/>
-              <w:rPr>
-                <w:rFonts w:ascii="Calibri" w:hAnsi="Calibri"/>
-                <w:b/>
-                <w:sz w:val="18"/>
-              </w:rPr>
-            </w:pPr>
-            <w:r>
-              <w:rPr>
-                <w:rFonts w:ascii="Calibri" w:hAnsi="Calibri"/>
-                <w:b/>
-                <w:spacing w:val="-10"/>
-                <w:sz w:val="18"/>
-              </w:rPr>
-              <w:t>×</w:t>
-            </w:r>
-          </w:p>
-        </w:tc>
-        <w:tc>
-          <w:tcPr>
-            <w:tcW w:w="1653" w:type="dxa"/>
-          </w:tcPr>
-          <w:p>
-            <w:pPr>
-              <w:pStyle w:val="TableParagraph"/>
-              <w:rPr>
-                <w:rFonts w:ascii="Times New Roman"/>
-                <w:sz w:val="20"/>
               </w:rPr>
             </w:pPr>
           </w:p>
@@ -11420,6 +10954,127 @@
             <w:r>
               <w:rPr>
                 <w:rFonts w:ascii="Calibri"/>
+                <w:sz w:val="18"/>
+              </w:rPr>
+              <w:t>Lors</w:t>
+            </w:r>
+            <w:r>
+              <w:rPr>
+                <w:rFonts w:ascii="Calibri"/>
+                <w:spacing w:val="-5"/>
+                <w:sz w:val="18"/>
+              </w:rPr>
+              <w:t xml:space="preserve"> </w:t>
+            </w:r>
+            <w:r>
+              <w:rPr>
+                <w:rFonts w:ascii="Calibri"/>
+                <w:sz w:val="18"/>
+              </w:rPr>
+              <w:t>des</w:t>
+            </w:r>
+            <w:r>
+              <w:rPr>
+                <w:rFonts w:ascii="Calibri"/>
+                <w:spacing w:val="-3"/>
+                <w:sz w:val="18"/>
+              </w:rPr>
+              <w:t xml:space="preserve"> </w:t>
+            </w:r>
+            <w:r>
+              <w:rPr>
+                <w:rFonts w:ascii="Calibri"/>
+                <w:sz w:val="18"/>
+              </w:rPr>
+              <w:t>phases</w:t>
+            </w:r>
+            <w:r>
+              <w:rPr>
+                <w:rFonts w:ascii="Calibri"/>
+                <w:spacing w:val="-2"/>
+                <w:sz w:val="18"/>
+              </w:rPr>
+              <w:t xml:space="preserve"> </w:t>
+            </w:r>
+            <w:r>
+              <w:rPr>
+                <w:rFonts w:ascii="Calibri"/>
+                <w:sz w:val="18"/>
+              </w:rPr>
+              <w:t>de</w:t>
+            </w:r>
+            <w:r>
+              <w:rPr>
+                <w:rFonts w:ascii="Calibri"/>
+                <w:spacing w:val="-5"/>
+                <w:sz w:val="18"/>
+              </w:rPr>
+              <w:t xml:space="preserve"> </w:t>
+            </w:r>
+            <w:r>
+              <w:rPr>
+                <w:rFonts w:ascii="Calibri"/>
+                <w:spacing w:val="-2"/>
+                <w:sz w:val="18"/>
+              </w:rPr>
+              <w:t>nettoyage</w:t>
+            </w:r>
+          </w:p>
+        </w:tc>
+        <w:tc>
+          <w:tcPr>
+            <w:tcW w:w="2669" w:type="dxa"/>
+          </w:tcPr>
+          <w:p>
+            <w:pPr>
+              <w:pStyle w:val="TableParagraph"/>
+              <w:spacing w:before="3"/>
+              <w:ind w:right="1222"/>
+              <w:jc w:val="right"/>
+              <w:rPr>
+                <w:rFonts w:ascii="Calibri" w:hAnsi="Calibri"/>
+                <w:b/>
+                <w:sz w:val="18"/>
+              </w:rPr>
+            </w:pPr>
+          </w:p>
+        </w:tc>
+        <w:tc>
+          <w:tcPr>
+            <w:tcW w:w="1653" w:type="dxa"/>
+          </w:tcPr>
+          <w:p>
+            <w:pPr>
+              <w:pStyle w:val="TableParagraph"/>
+              <w:rPr>
+                <w:rFonts w:ascii="Times New Roman"/>
+                <w:sz w:val="20"/>
+              </w:rPr>
+            </w:pPr>
+          </w:p>
+        </w:tc>
+      </w:tr>
+      <w:tr>
+        <w:trPr>
+          <w:trHeight w:val="338"/>
+        </w:trPr>
+        <w:tc>
+          <w:tcPr>
+            <w:tcW w:w="4971" w:type="dxa"/>
+          </w:tcPr>
+          <w:p>
+            <w:pPr>
+              <w:pStyle w:val="TableParagraph"/>
+              <w:spacing w:before="3"/>
+              <w:ind w:left="112"/>
+              <w:rPr>
+                <w:rFonts w:ascii="Calibri"/>
+                <w:sz w:val="18"/>
+              </w:rPr>
+            </w:pPr>
+            <w:r>
+              <w:rPr>
+                <w:rFonts w:ascii="Calibri"/>
                 <w:spacing w:val="-2"/>
                 <w:sz w:val="18"/>
               </w:rPr>
@@ -11457,15 +11112,6 @@
                 <w:sz w:val="18"/>
               </w:rPr>
             </w:pPr>
-            <w:r>
-              <w:rPr>
-                <w:rFonts w:ascii="Calibri" w:hAnsi="Calibri"/>
-                <w:b/>
-                <w:spacing w:val="-10"/>
-                <w:sz w:val="18"/>
-              </w:rPr>
-              <w:t>×</w:t>
-            </w:r>
           </w:p>
         </w:tc>
       </w:tr>
@@ -11771,15 +11417,6 @@
                 <w:sz w:val="18"/>
               </w:rPr>
             </w:pPr>
-            <w:r>
-              <w:rPr>
-                <w:rFonts w:ascii="Calibri" w:hAnsi="Calibri"/>
-                <w:b/>
-                <w:spacing w:val="-10"/>
-                <w:sz w:val="18"/>
-              </w:rPr>
-              <w:t>×</w:t>
-            </w:r>
           </w:p>
         </w:tc>
       </w:tr>
@@ -12954,13 +12591,10 @@
         <w:spacing w:before="1"/>
       </w:pPr>
       <w:r>
-        <w:t>Nom :</w:t>
-      </w:r>
-      <w:r>
-        <w:rPr>
-          <w:spacing w:val="42"/>
-        </w:rPr>
-        <w:t> ?</w:t>
+        <w:t xml:space="preserve">Nom : </w:t>
+      </w:r>
+      <w:r>
+        <w:t xml:space="preserve">{{ENTREPRISE}}</w:t>
       </w:r>
     </w:p>
     <w:p>
@@ -12976,27 +12610,11 @@
         <w:rPr>
           <w:b/>
         </w:rPr>
-        <w:t>Adresse</w:t>
-      </w:r>
-      <w:r>
-        <w:rPr>
-          <w:b/>
-          <w:spacing w:val="-5"/>
-        </w:rPr>
-        <w:t xml:space="preserve"> </w:t>
-      </w:r>
-      <w:r>
-        <w:rPr>
-          <w:b/>
-        </w:rPr>
-        <w:t>:</w:t>
-      </w:r>
-      <w:r>
-        <w:rPr>
-          <w:b/>
-          <w:spacing w:val="-3"/>
-        </w:rPr>
-        <w:t> ?</w:t>
+        <w:t xml:space="preserve">Adresse : </w:t>
+      </w:r>
+      <w:r>
+        <w:rPr/>
+        <w:t xml:space="preserve">{{ADRESSE}} {{CP_VILLE}}</w:t>
       </w:r>
     </w:p>
     <w:p>
@@ -13009,31 +12627,10 @@
         </w:rPr>
       </w:pPr>
       <w:r>
-        <w:t>Contact</w:t>
-      </w:r>
-      <w:r>
-        <w:rPr>
-          <w:spacing w:val="-8"/>
-        </w:rPr>
-        <w:t xml:space="preserve"> </w:t>
-      </w:r>
-      <w:r>
-        <w:t>:</w:t>
-      </w:r>
-      <w:r>
-        <w:rPr>
-          <w:spacing w:val="-8"/>
-        </w:rPr>
-        <w:t xml:space="preserve"> </w:t>
-      </w:r>
-      <w:r>
-        <w:t>Monsieur ? (fonction), et Monsieur ? (fonction</w:t>
-      </w:r>
-      <w:r>
-        <w:rPr>
-          <w:b/>
-        </w:rPr>
-        <w:t>)</w:t>
+        <w:t xml:space="preserve">Contact : </w:t>
+      </w:r>
+      <w:r>
+        <w:t xml:space="preserve">à compléter (nom, fonction)</w:t>
       </w:r>
     </w:p>
     <w:p>
@@ -13050,63 +12647,11 @@
         <w:rPr>
           <w:b/>
         </w:rPr>
-        <w:t>Nature</w:t>
-      </w:r>
-      <w:r>
-        <w:rPr>
-          <w:b/>
-          <w:spacing w:val="5"/>
-        </w:rPr>
-        <w:t xml:space="preserve"> </w:t>
-      </w:r>
-      <w:r>
-        <w:rPr>
-          <w:b/>
-        </w:rPr>
-        <w:t>des</w:t>
-      </w:r>
-      <w:r>
-        <w:rPr>
-          <w:b/>
-          <w:spacing w:val="6"/>
-        </w:rPr>
-        <w:t xml:space="preserve"> </w:t>
-      </w:r>
-      <w:r>
-        <w:rPr>
-          <w:b/>
-        </w:rPr>
-        <w:t>productions</w:t>
-      </w:r>
-      <w:r>
-        <w:rPr>
-          <w:b/>
-          <w:spacing w:val="1"/>
-        </w:rPr>
-        <w:t xml:space="preserve"> </w:t>
-      </w:r>
-      <w:r>
-        <w:rPr>
-          <w:b/>
-          <w:spacing w:val="-10"/>
-        </w:rPr>
-        <w:t xml:space="preserve">: </w:t>
-      </w:r>
-      <w:r>
-        <w:rPr>
-          <w:bCs/>
-          <w:spacing w:val="-10"/>
-        </w:rPr>
-        <w:t>T</w:t>
-      </w:r>
-      <w:r>
-        <w:t>ransformation, le conditionnement et la commercialisation de ??. L'engobe contient beaucoup plus d'argile dans sa composition qu'un émail. Cet engobe est concassé, délayé, tamisé, mélangé à l’eau avec d’autres composants à l’atelier liquide. Il est, soit conditionné dans des cuves préalablement nettoyées (poste de lavage), soit conditionné à sec dans des sacs de 25kgs (atelier poudre).</w:t>
-      </w:r>
-      <w:r>
-        <w:rPr>
-          <w:bCs/>
-        </w:rPr>
-        <w:t xml:space="preserve"> </w:t>
+        <w:t xml:space="preserve">Nature des productions : </w:t>
+      </w:r>
+      <w:r>
+        <w:rPr/>
+        <w:t xml:space="preserve">à compléter</w:t>
       </w:r>
     </w:p>
     <w:p>
@@ -14817,15 +14362,6 @@
                 <w:szCs w:val="20"/>
               </w:rPr>
             </w:pPr>
-            <w:r>
-              <w:rPr>
-                <w:rFonts w:ascii="Calibri"/>
-                <w:spacing w:val="-2"/>
-                <w:sz w:val="20"/>
-                <w:szCs w:val="20"/>
-              </w:rPr>
-              <w:t>Laboratoire</w:t>
-            </w:r>
           </w:p>
         </w:tc>
         <w:tc>
@@ -14844,16 +14380,6 @@
                 <w:szCs w:val="20"/>
               </w:rPr>
             </w:pPr>
-            <w:r>
-              <w:rPr>
-                <w:rFonts w:ascii="Times New Roman"/>
-                <w:b/>
-                <w:spacing w:val="-5"/>
-                <w:sz w:val="20"/>
-                <w:szCs w:val="20"/>
-              </w:rPr>
-              <w:t>8h</w:t>
-            </w:r>
           </w:p>
         </w:tc>
         <w:tc>
@@ -14878,62 +14404,6 @@
                 <w:szCs w:val="20"/>
               </w:rPr>
             </w:pPr>
-            <w:r>
-              <w:rPr>
-                <w:rFonts w:ascii="Calibri" w:hAnsi="Calibri"/>
-                <w:sz w:val="20"/>
-                <w:szCs w:val="20"/>
-              </w:rPr>
-              <w:t>Syst</w:t>
-            </w:r>
-            <w:r>
-              <w:rPr>
-                <w:sz w:val="20"/>
-                <w:szCs w:val="20"/>
-              </w:rPr>
-              <w:t>è</w:t>
-            </w:r>
-            <w:r>
-              <w:rPr>
-                <w:rFonts w:ascii="Calibri" w:hAnsi="Calibri"/>
-                <w:sz w:val="20"/>
-                <w:szCs w:val="20"/>
-              </w:rPr>
-              <w:t>me</w:t>
-            </w:r>
-            <w:r>
-              <w:rPr>
-                <w:rFonts w:ascii="Calibri" w:hAnsi="Calibri"/>
-                <w:spacing w:val="-4"/>
-                <w:sz w:val="20"/>
-                <w:szCs w:val="20"/>
-              </w:rPr>
-              <w:t xml:space="preserve"> </w:t>
-            </w:r>
-            <w:r>
-              <w:rPr>
-                <w:sz w:val="20"/>
-                <w:szCs w:val="20"/>
-              </w:rPr>
-              <w:t>à</w:t>
-            </w:r>
-            <w:r>
-              <w:rPr>
-                <w:spacing w:val="-10"/>
-                <w:sz w:val="20"/>
-                <w:szCs w:val="20"/>
-              </w:rPr>
-              <w:t xml:space="preserve"> </w:t>
-            </w:r>
-            <w:r>
-              <w:rPr>
-                <w:rFonts w:ascii="Calibri" w:hAnsi="Calibri"/>
-                <w:spacing w:val="-4"/>
-                <w:sz w:val="20"/>
-                <w:szCs w:val="20"/>
-              </w:rPr>
-              <w:t>vide (cabine d’application)</w:t>
-            </w:r>
           </w:p>
           <w:p>
             <w:pPr>
@@ -14953,15 +14423,6 @@
                 <w:szCs w:val="20"/>
               </w:rPr>
             </w:pPr>
-            <w:r>
-              <w:rPr>
-                <w:rFonts w:ascii="Calibri" w:hAnsi="Calibri"/>
-                <w:spacing w:val="-2"/>
-                <w:sz w:val="20"/>
-                <w:szCs w:val="20"/>
-              </w:rPr>
-              <w:t>Soufflette (pistolet)</w:t>
-            </w:r>
           </w:p>
           <w:p>
             <w:pPr>
@@ -14981,14 +14442,6 @@
                 <w:szCs w:val="20"/>
               </w:rPr>
             </w:pPr>
-            <w:r>
-              <w:rPr>
-                <w:rFonts w:ascii="Calibri" w:hAnsi="Calibri"/>
-                <w:sz w:val="20"/>
-                <w:szCs w:val="20"/>
-              </w:rPr>
-              <w:t>Turbines</w:t>
-            </w:r>
           </w:p>
           <w:p>
             <w:pPr>
@@ -15008,14 +14461,6 @@
                 <w:szCs w:val="20"/>
               </w:rPr>
             </w:pPr>
-            <w:r>
-              <w:rPr>
-                <w:rFonts w:ascii="Calibri" w:hAnsi="Calibri"/>
-                <w:sz w:val="20"/>
-                <w:szCs w:val="20"/>
-              </w:rPr>
-              <w:t>Machines de labo (robot coupe)</w:t>
-            </w:r>
           </w:p>
         </w:tc>
         <w:tc>
@@ -15034,16 +14479,6 @@
                 <w:szCs w:val="20"/>
               </w:rPr>
             </w:pPr>
-            <w:r>
-              <w:rPr>
-                <w:rFonts w:ascii="Times New Roman"/>
-                <w:b/>
-                <w:spacing w:val="-10"/>
-                <w:sz w:val="20"/>
-                <w:szCs w:val="20"/>
-              </w:rPr>
-              <w:t>5</w:t>
-            </w:r>
           </w:p>
         </w:tc>
         <w:tc>
@@ -15114,1780 +14549,6 @@
                 <w:sz w:val="20"/>
                 <w:szCs w:val="20"/>
               </w:rPr>
-              <mc:AlternateContent>
-                <mc:Choice Requires="wpg">
-                  <w:drawing>
-                    <wp:inline distT="0" distB="0" distL="0" distR="0" wp14:anchorId="29122F28" wp14:editId="39A7E47A">
-                      <wp:extent cx="1279525" cy="963294"/>
-                      <wp:effectExtent l="9525" t="0" r="0" b="8255"/>
-                      <wp:docPr id="30" name="Group 30"/>
-                      <wp:cNvGraphicFramePr>
-                        <a:graphicFrameLocks xmlns:a="http://schemas.openxmlformats.org/drawingml/2006/main"/>
-                      </wp:cNvGraphicFramePr>
-                      <a:graphic xmlns:a="http://schemas.openxmlformats.org/drawingml/2006/main">
-                        <a:graphicData uri="http://schemas.microsoft.com/office/word/2010/wordprocessingGroup">
-                          <wpg:wgp>
-                            <wpg:cNvGrpSpPr>
-                              <a:grpSpLocks/>
-                            </wpg:cNvGrpSpPr>
-                            <wpg:grpSpPr>
-                              <a:xfrm>
-                                <a:off x="0" y="0"/>
-                                <a:ext cx="1279525" cy="963294"/>
-                                <a:chOff x="0" y="0"/>
-                                <a:chExt cx="1279525" cy="963294"/>
-                              </a:xfrm>
-                            </wpg:grpSpPr>
-                            <wps:wsp>
-                              <wps:cNvPr id="31" name="Graphic 31"/>
-                              <wps:cNvSpPr/>
-                              <wps:spPr>
-                                <a:xfrm>
-                                  <a:off x="4762" y="4762"/>
-                                  <a:ext cx="1270000" cy="953769"/>
-                                </a:xfrm>
-                                <a:custGeom>
-                                  <a:avLst/>
-                                  <a:gdLst/>
-                                  <a:ahLst/>
-                                  <a:cxnLst/>
-                                  <a:rect l="l" t="t" r="r" b="b"/>
-                                  <a:pathLst>
-                                    <a:path w="1270000" h="953769">
-                                      <a:moveTo>
-                                        <a:pt x="0" y="593725"/>
-                                      </a:moveTo>
-                                      <a:lnTo>
-                                        <a:pt x="1069975" y="0"/>
-                                      </a:lnTo>
-                                      <a:lnTo>
-                                        <a:pt x="1269619" y="359791"/>
-                                      </a:lnTo>
-                                      <a:lnTo>
-                                        <a:pt x="199644" y="953516"/>
-                                      </a:lnTo>
-                                      <a:lnTo>
-                                        <a:pt x="0" y="593725"/>
-                                      </a:lnTo>
-                                      <a:close/>
-                                    </a:path>
-                                  </a:pathLst>
-                                </a:custGeom>
-                                <a:ln w="9525">
-                                  <a:solidFill>
-                                    <a:srgbClr val="000000"/>
-                                  </a:solidFill>
-                                  <a:prstDash val="solid"/>
-                                </a:ln>
-                              </wps:spPr>
-                              <wps:bodyPr wrap="square" lIns="0" tIns="0" rIns="0" bIns="0" rtlCol="0">
-                                <a:prstTxWarp prst="textNoShape">
-                                  <a:avLst/>
-                                </a:prstTxWarp>
-                                <a:noAutofit/>
-                              </wps:bodyPr>
-                            </wps:wsp>
-                            <wps:wsp>
-                              <wps:cNvPr id="32" name="Graphic 32"/>
-                              <wps:cNvSpPr/>
-                              <wps:spPr>
-                                <a:xfrm>
-                                  <a:off x="317944" y="227266"/>
-                                  <a:ext cx="605790" cy="408940"/>
-                                </a:xfrm>
-                                <a:custGeom>
-                                  <a:avLst/>
-                                  <a:gdLst/>
-                                  <a:ahLst/>
-                                  <a:cxnLst/>
-                                  <a:rect l="l" t="t" r="r" b="b"/>
-                                  <a:pathLst>
-                                    <a:path w="605790" h="408940">
-                                      <a:moveTo>
-                                        <a:pt x="22225" y="407669"/>
-                                      </a:moveTo>
-                                      <a:lnTo>
-                                        <a:pt x="15620" y="407669"/>
-                                      </a:lnTo>
-                                      <a:lnTo>
-                                        <a:pt x="15875" y="408939"/>
-                                      </a:lnTo>
-                                      <a:lnTo>
-                                        <a:pt x="21081" y="408939"/>
-                                      </a:lnTo>
-                                      <a:lnTo>
-                                        <a:pt x="22225" y="407669"/>
-                                      </a:lnTo>
-                                      <a:close/>
-                                    </a:path>
-                                    <a:path w="605790" h="408940">
-                                      <a:moveTo>
-                                        <a:pt x="14859" y="303529"/>
-                                      </a:moveTo>
-                                      <a:lnTo>
-                                        <a:pt x="9398" y="303529"/>
-                                      </a:lnTo>
-                                      <a:lnTo>
-                                        <a:pt x="8509" y="304800"/>
-                                      </a:lnTo>
-                                      <a:lnTo>
-                                        <a:pt x="7238" y="304800"/>
-                                      </a:lnTo>
-                                      <a:lnTo>
-                                        <a:pt x="5841" y="306069"/>
-                                      </a:lnTo>
-                                      <a:lnTo>
-                                        <a:pt x="3555" y="307339"/>
-                                      </a:lnTo>
-                                      <a:lnTo>
-                                        <a:pt x="2793" y="307339"/>
-                                      </a:lnTo>
-                                      <a:lnTo>
-                                        <a:pt x="1904" y="308610"/>
-                                      </a:lnTo>
-                                      <a:lnTo>
-                                        <a:pt x="1269" y="308610"/>
-                                      </a:lnTo>
-                                      <a:lnTo>
-                                        <a:pt x="380" y="309879"/>
-                                      </a:lnTo>
-                                      <a:lnTo>
-                                        <a:pt x="126" y="309879"/>
-                                      </a:lnTo>
-                                      <a:lnTo>
-                                        <a:pt x="0" y="312419"/>
-                                      </a:lnTo>
-                                      <a:lnTo>
-                                        <a:pt x="15112" y="406400"/>
-                                      </a:lnTo>
-                                      <a:lnTo>
-                                        <a:pt x="15366" y="407669"/>
-                                      </a:lnTo>
-                                      <a:lnTo>
-                                        <a:pt x="23494" y="407669"/>
-                                      </a:lnTo>
-                                      <a:lnTo>
-                                        <a:pt x="24511" y="406400"/>
-                                      </a:lnTo>
-                                      <a:lnTo>
-                                        <a:pt x="25145" y="406400"/>
-                                      </a:lnTo>
-                                      <a:lnTo>
-                                        <a:pt x="25907" y="405129"/>
-                                      </a:lnTo>
-                                      <a:lnTo>
-                                        <a:pt x="26415" y="405129"/>
-                                      </a:lnTo>
-                                      <a:lnTo>
-                                        <a:pt x="26669" y="403860"/>
-                                      </a:lnTo>
-                                      <a:lnTo>
-                                        <a:pt x="27050" y="403860"/>
-                                      </a:lnTo>
-                                      <a:lnTo>
-                                        <a:pt x="27177" y="401319"/>
-                                      </a:lnTo>
-                                      <a:lnTo>
-                                        <a:pt x="22860" y="378460"/>
-                                      </a:lnTo>
-                                      <a:lnTo>
-                                        <a:pt x="42576" y="367029"/>
-                                      </a:lnTo>
-                                      <a:lnTo>
-                                        <a:pt x="20700" y="367029"/>
-                                      </a:lnTo>
-                                      <a:lnTo>
-                                        <a:pt x="11937" y="317500"/>
-                                      </a:lnTo>
-                                      <a:lnTo>
-                                        <a:pt x="30967" y="317500"/>
-                                      </a:lnTo>
-                                      <a:lnTo>
-                                        <a:pt x="14859" y="303529"/>
-                                      </a:lnTo>
-                                      <a:close/>
-                                    </a:path>
-                                    <a:path w="605790" h="408940">
-                                      <a:moveTo>
-                                        <a:pt x="77827" y="358139"/>
-                                      </a:moveTo>
-                                      <a:lnTo>
-                                        <a:pt x="57912" y="358139"/>
-                                      </a:lnTo>
-                                      <a:lnTo>
-                                        <a:pt x="76453" y="374650"/>
-                                      </a:lnTo>
-                                      <a:lnTo>
-                                        <a:pt x="76835" y="375919"/>
-                                      </a:lnTo>
-                                      <a:lnTo>
-                                        <a:pt x="80010" y="375919"/>
-                                      </a:lnTo>
-                                      <a:lnTo>
-                                        <a:pt x="80772" y="374650"/>
-                                      </a:lnTo>
-                                      <a:lnTo>
-                                        <a:pt x="82803" y="374650"/>
-                                      </a:lnTo>
-                                      <a:lnTo>
-                                        <a:pt x="84074" y="373379"/>
-                                      </a:lnTo>
-                                      <a:lnTo>
-                                        <a:pt x="85470" y="372110"/>
-                                      </a:lnTo>
-                                      <a:lnTo>
-                                        <a:pt x="86487" y="372110"/>
-                                      </a:lnTo>
-                                      <a:lnTo>
-                                        <a:pt x="88011" y="370839"/>
-                                      </a:lnTo>
-                                      <a:lnTo>
-                                        <a:pt x="88518" y="370839"/>
-                                      </a:lnTo>
-                                      <a:lnTo>
-                                        <a:pt x="88645" y="369569"/>
-                                      </a:lnTo>
-                                      <a:lnTo>
-                                        <a:pt x="88773" y="369569"/>
-                                      </a:lnTo>
-                                      <a:lnTo>
-                                        <a:pt x="88391" y="368300"/>
-                                      </a:lnTo>
-                                      <a:lnTo>
-                                        <a:pt x="88011" y="368300"/>
-                                      </a:lnTo>
-                                      <a:lnTo>
-                                        <a:pt x="87375" y="367029"/>
-                                      </a:lnTo>
-                                      <a:lnTo>
-                                        <a:pt x="86613" y="365760"/>
-                                      </a:lnTo>
-                                      <a:lnTo>
-                                        <a:pt x="77827" y="358139"/>
-                                      </a:lnTo>
-                                      <a:close/>
-                                    </a:path>
-                                    <a:path w="605790" h="408940">
-                                      <a:moveTo>
-                                        <a:pt x="30967" y="317500"/>
-                                      </a:moveTo>
-                                      <a:lnTo>
-                                        <a:pt x="11937" y="317500"/>
-                                      </a:lnTo>
-                                      <a:lnTo>
-                                        <a:pt x="50037" y="350519"/>
-                                      </a:lnTo>
-                                      <a:lnTo>
-                                        <a:pt x="20700" y="367029"/>
-                                      </a:lnTo>
-                                      <a:lnTo>
-                                        <a:pt x="42576" y="367029"/>
-                                      </a:lnTo>
-                                      <a:lnTo>
-                                        <a:pt x="57912" y="358139"/>
-                                      </a:lnTo>
-                                      <a:lnTo>
-                                        <a:pt x="77827" y="358139"/>
-                                      </a:lnTo>
-                                      <a:lnTo>
-                                        <a:pt x="30967" y="317500"/>
-                                      </a:lnTo>
-                                      <a:close/>
-                                    </a:path>
-                                    <a:path w="605790" h="408940">
-                                      <a:moveTo>
-                                        <a:pt x="68199" y="273050"/>
-                                      </a:moveTo>
-                                      <a:lnTo>
-                                        <a:pt x="64388" y="273050"/>
-                                      </a:lnTo>
-                                      <a:lnTo>
-                                        <a:pt x="63626" y="274319"/>
-                                      </a:lnTo>
-                                      <a:lnTo>
-                                        <a:pt x="61594" y="274319"/>
-                                      </a:lnTo>
-                                      <a:lnTo>
-                                        <a:pt x="60578" y="275589"/>
-                                      </a:lnTo>
-                                      <a:lnTo>
-                                        <a:pt x="59689" y="275589"/>
-                                      </a:lnTo>
-                                      <a:lnTo>
-                                        <a:pt x="57912" y="276860"/>
-                                      </a:lnTo>
-                                      <a:lnTo>
-                                        <a:pt x="57530" y="278129"/>
-                                      </a:lnTo>
-                                      <a:lnTo>
-                                        <a:pt x="57150" y="278129"/>
-                                      </a:lnTo>
-                                      <a:lnTo>
-                                        <a:pt x="56895" y="279400"/>
-                                      </a:lnTo>
-                                      <a:lnTo>
-                                        <a:pt x="57150" y="279400"/>
-                                      </a:lnTo>
-                                      <a:lnTo>
-                                        <a:pt x="100456" y="358139"/>
-                                      </a:lnTo>
-                                      <a:lnTo>
-                                        <a:pt x="101345" y="359410"/>
-                                      </a:lnTo>
-                                      <a:lnTo>
-                                        <a:pt x="102488" y="360679"/>
-                                      </a:lnTo>
-                                      <a:lnTo>
-                                        <a:pt x="106172" y="360679"/>
-                                      </a:lnTo>
-                                      <a:lnTo>
-                                        <a:pt x="107187" y="359410"/>
-                                      </a:lnTo>
-                                      <a:lnTo>
-                                        <a:pt x="130444" y="346710"/>
-                                      </a:lnTo>
-                                      <a:lnTo>
-                                        <a:pt x="108838" y="346710"/>
-                                      </a:lnTo>
-                                      <a:lnTo>
-                                        <a:pt x="68452" y="274319"/>
-                                      </a:lnTo>
-                                      <a:lnTo>
-                                        <a:pt x="68199" y="273050"/>
-                                      </a:lnTo>
-                                      <a:close/>
-                                    </a:path>
-                                    <a:path w="605790" h="408940">
-                                      <a:moveTo>
-                                        <a:pt x="140588" y="328929"/>
-                                      </a:moveTo>
-                                      <a:lnTo>
-                                        <a:pt x="139445" y="328929"/>
-                                      </a:lnTo>
-                                      <a:lnTo>
-                                        <a:pt x="138937" y="330200"/>
-                                      </a:lnTo>
-                                      <a:lnTo>
-                                        <a:pt x="108838" y="346710"/>
-                                      </a:lnTo>
-                                      <a:lnTo>
-                                        <a:pt x="130444" y="346710"/>
-                                      </a:lnTo>
-                                      <a:lnTo>
-                                        <a:pt x="144399" y="339089"/>
-                                      </a:lnTo>
-                                      <a:lnTo>
-                                        <a:pt x="145287" y="339089"/>
-                                      </a:lnTo>
-                                      <a:lnTo>
-                                        <a:pt x="145287" y="336550"/>
-                                      </a:lnTo>
-                                      <a:lnTo>
-                                        <a:pt x="144779" y="335279"/>
-                                      </a:lnTo>
-                                      <a:lnTo>
-                                        <a:pt x="144399" y="334010"/>
-                                      </a:lnTo>
-                                      <a:lnTo>
-                                        <a:pt x="143890" y="332739"/>
-                                      </a:lnTo>
-                                      <a:lnTo>
-                                        <a:pt x="143510" y="332739"/>
-                                      </a:lnTo>
-                                      <a:lnTo>
-                                        <a:pt x="143001" y="331469"/>
-                                      </a:lnTo>
-                                      <a:lnTo>
-                                        <a:pt x="142620" y="331469"/>
-                                      </a:lnTo>
-                                      <a:lnTo>
-                                        <a:pt x="141731" y="330200"/>
-                                      </a:lnTo>
-                                      <a:lnTo>
-                                        <a:pt x="140588" y="328929"/>
-                                      </a:lnTo>
-                                      <a:close/>
-                                    </a:path>
-                                    <a:path w="605790" h="408940">
-                                      <a:moveTo>
-                                        <a:pt x="158241" y="222250"/>
-                                      </a:moveTo>
-                                      <a:lnTo>
-                                        <a:pt x="156337" y="222250"/>
-                                      </a:lnTo>
-                                      <a:lnTo>
-                                        <a:pt x="116459" y="245110"/>
-                                      </a:lnTo>
-                                      <a:lnTo>
-                                        <a:pt x="115442" y="245110"/>
-                                      </a:lnTo>
-                                      <a:lnTo>
-                                        <a:pt x="114680" y="246379"/>
-                                      </a:lnTo>
-                                      <a:lnTo>
-                                        <a:pt x="113664" y="248919"/>
-                                      </a:lnTo>
-                                      <a:lnTo>
-                                        <a:pt x="113791" y="250189"/>
-                                      </a:lnTo>
-                                      <a:lnTo>
-                                        <a:pt x="114807" y="251460"/>
-                                      </a:lnTo>
-                                      <a:lnTo>
-                                        <a:pt x="156463" y="326389"/>
-                                      </a:lnTo>
-                                      <a:lnTo>
-                                        <a:pt x="157352" y="328929"/>
-                                      </a:lnTo>
-                                      <a:lnTo>
-                                        <a:pt x="162178" y="328929"/>
-                                      </a:lnTo>
-                                      <a:lnTo>
-                                        <a:pt x="185180" y="316229"/>
-                                      </a:lnTo>
-                                      <a:lnTo>
-                                        <a:pt x="164973" y="316229"/>
-                                      </a:lnTo>
-                                      <a:lnTo>
-                                        <a:pt x="148209" y="285750"/>
-                                      </a:lnTo>
-                                      <a:lnTo>
-                                        <a:pt x="164729" y="276860"/>
-                                      </a:lnTo>
-                                      <a:lnTo>
-                                        <a:pt x="143255" y="276860"/>
-                                      </a:lnTo>
-                                      <a:lnTo>
-                                        <a:pt x="128650" y="250189"/>
-                                      </a:lnTo>
-                                      <a:lnTo>
-                                        <a:pt x="161798" y="231139"/>
-                                      </a:lnTo>
-                                      <a:lnTo>
-                                        <a:pt x="162560" y="231139"/>
-                                      </a:lnTo>
-                                      <a:lnTo>
-                                        <a:pt x="162560" y="229869"/>
-                                      </a:lnTo>
-                                      <a:lnTo>
-                                        <a:pt x="162432" y="228600"/>
-                                      </a:lnTo>
-                                      <a:lnTo>
-                                        <a:pt x="161925" y="227329"/>
-                                      </a:lnTo>
-                                      <a:lnTo>
-                                        <a:pt x="161670" y="227329"/>
-                                      </a:lnTo>
-                                      <a:lnTo>
-                                        <a:pt x="160654" y="224789"/>
-                                      </a:lnTo>
-                                      <a:lnTo>
-                                        <a:pt x="160274" y="224789"/>
-                                      </a:lnTo>
-                                      <a:lnTo>
-                                        <a:pt x="159765" y="223519"/>
-                                      </a:lnTo>
-                                      <a:lnTo>
-                                        <a:pt x="158623" y="223519"/>
-                                      </a:lnTo>
-                                      <a:lnTo>
-                                        <a:pt x="158241" y="222250"/>
-                                      </a:lnTo>
-                                      <a:close/>
-                                    </a:path>
-                                    <a:path w="605790" h="408940">
-                                      <a:moveTo>
-                                        <a:pt x="201040" y="297179"/>
-                                      </a:moveTo>
-                                      <a:lnTo>
-                                        <a:pt x="198374" y="297179"/>
-                                      </a:lnTo>
-                                      <a:lnTo>
-                                        <a:pt x="164973" y="316229"/>
-                                      </a:lnTo>
-                                      <a:lnTo>
-                                        <a:pt x="185180" y="316229"/>
-                                      </a:lnTo>
-                                      <a:lnTo>
-                                        <a:pt x="203580" y="306069"/>
-                                      </a:lnTo>
-                                      <a:lnTo>
-                                        <a:pt x="204342" y="306069"/>
-                                      </a:lnTo>
-                                      <a:lnTo>
-                                        <a:pt x="204597" y="304800"/>
-                                      </a:lnTo>
-                                      <a:lnTo>
-                                        <a:pt x="204597" y="303529"/>
-                                      </a:lnTo>
-                                      <a:lnTo>
-                                        <a:pt x="204469" y="303529"/>
-                                      </a:lnTo>
-                                      <a:lnTo>
-                                        <a:pt x="203707" y="300989"/>
-                                      </a:lnTo>
-                                      <a:lnTo>
-                                        <a:pt x="203200" y="300989"/>
-                                      </a:lnTo>
-                                      <a:lnTo>
-                                        <a:pt x="202818" y="299719"/>
-                                      </a:lnTo>
-                                      <a:lnTo>
-                                        <a:pt x="202311" y="299719"/>
-                                      </a:lnTo>
-                                      <a:lnTo>
-                                        <a:pt x="201549" y="298450"/>
-                                      </a:lnTo>
-                                      <a:lnTo>
-                                        <a:pt x="201040" y="297179"/>
-                                      </a:lnTo>
-                                      <a:close/>
-                                    </a:path>
-                                    <a:path w="605790" h="408940">
-                                      <a:moveTo>
-                                        <a:pt x="13080" y="302260"/>
-                                      </a:moveTo>
-                                      <a:lnTo>
-                                        <a:pt x="11811" y="302260"/>
-                                      </a:lnTo>
-                                      <a:lnTo>
-                                        <a:pt x="11175" y="303529"/>
-                                      </a:lnTo>
-                                      <a:lnTo>
-                                        <a:pt x="13588" y="303529"/>
-                                      </a:lnTo>
-                                      <a:lnTo>
-                                        <a:pt x="13080" y="302260"/>
-                                      </a:lnTo>
-                                      <a:close/>
-                                    </a:path>
-                                    <a:path w="605790" h="408940">
-                                      <a:moveTo>
-                                        <a:pt x="218566" y="298450"/>
-                                      </a:moveTo>
-                                      <a:lnTo>
-                                        <a:pt x="214756" y="298450"/>
-                                      </a:lnTo>
-                                      <a:lnTo>
-                                        <a:pt x="215137" y="299719"/>
-                                      </a:lnTo>
-                                      <a:lnTo>
-                                        <a:pt x="217677" y="299719"/>
-                                      </a:lnTo>
-                                      <a:lnTo>
-                                        <a:pt x="218566" y="298450"/>
-                                      </a:lnTo>
-                                      <a:close/>
-                                    </a:path>
-                                    <a:path w="605790" h="408940">
-                                      <a:moveTo>
-                                        <a:pt x="220852" y="297179"/>
-                                      </a:moveTo>
-                                      <a:lnTo>
-                                        <a:pt x="214122" y="297179"/>
-                                      </a:lnTo>
-                                      <a:lnTo>
-                                        <a:pt x="214375" y="298450"/>
-                                      </a:lnTo>
-                                      <a:lnTo>
-                                        <a:pt x="219582" y="298450"/>
-                                      </a:lnTo>
-                                      <a:lnTo>
-                                        <a:pt x="220852" y="297179"/>
-                                      </a:lnTo>
-                                      <a:close/>
-                                    </a:path>
-                                    <a:path w="605790" h="408940">
-                                      <a:moveTo>
-                                        <a:pt x="213487" y="193039"/>
-                                      </a:moveTo>
-                                      <a:lnTo>
-                                        <a:pt x="207899" y="193039"/>
-                                      </a:lnTo>
-                                      <a:lnTo>
-                                        <a:pt x="207010" y="194310"/>
-                                      </a:lnTo>
-                                      <a:lnTo>
-                                        <a:pt x="204469" y="195579"/>
-                                      </a:lnTo>
-                                      <a:lnTo>
-                                        <a:pt x="203200" y="195579"/>
-                                      </a:lnTo>
-                                      <a:lnTo>
-                                        <a:pt x="202056" y="196850"/>
-                                      </a:lnTo>
-                                      <a:lnTo>
-                                        <a:pt x="201294" y="196850"/>
-                                      </a:lnTo>
-                                      <a:lnTo>
-                                        <a:pt x="200405" y="198119"/>
-                                      </a:lnTo>
-                                      <a:lnTo>
-                                        <a:pt x="199009" y="199389"/>
-                                      </a:lnTo>
-                                      <a:lnTo>
-                                        <a:pt x="198627" y="199389"/>
-                                      </a:lnTo>
-                                      <a:lnTo>
-                                        <a:pt x="198500" y="201929"/>
-                                      </a:lnTo>
-                                      <a:lnTo>
-                                        <a:pt x="213740" y="295910"/>
-                                      </a:lnTo>
-                                      <a:lnTo>
-                                        <a:pt x="213867" y="297179"/>
-                                      </a:lnTo>
-                                      <a:lnTo>
-                                        <a:pt x="221995" y="297179"/>
-                                      </a:lnTo>
-                                      <a:lnTo>
-                                        <a:pt x="223012" y="295910"/>
-                                      </a:lnTo>
-                                      <a:lnTo>
-                                        <a:pt x="223774" y="295910"/>
-                                      </a:lnTo>
-                                      <a:lnTo>
-                                        <a:pt x="224916" y="294639"/>
-                                      </a:lnTo>
-                                      <a:lnTo>
-                                        <a:pt x="225298" y="294639"/>
-                                      </a:lnTo>
-                                      <a:lnTo>
-                                        <a:pt x="225805" y="292100"/>
-                                      </a:lnTo>
-                                      <a:lnTo>
-                                        <a:pt x="221361" y="267969"/>
-                                      </a:lnTo>
-                                      <a:lnTo>
-                                        <a:pt x="240055" y="257810"/>
-                                      </a:lnTo>
-                                      <a:lnTo>
-                                        <a:pt x="219201" y="257810"/>
-                                      </a:lnTo>
-                                      <a:lnTo>
-                                        <a:pt x="210565" y="207010"/>
-                                      </a:lnTo>
-                                      <a:lnTo>
-                                        <a:pt x="229245" y="207010"/>
-                                      </a:lnTo>
-                                      <a:lnTo>
-                                        <a:pt x="213487" y="193039"/>
-                                      </a:lnTo>
-                                      <a:close/>
-                                    </a:path>
-                                    <a:path w="605790" h="408940">
-                                      <a:moveTo>
-                                        <a:pt x="173354" y="260350"/>
-                                      </a:moveTo>
-                                      <a:lnTo>
-                                        <a:pt x="171830" y="260350"/>
-                                      </a:lnTo>
-                                      <a:lnTo>
-                                        <a:pt x="171450" y="261619"/>
-                                      </a:lnTo>
-                                      <a:lnTo>
-                                        <a:pt x="143255" y="276860"/>
-                                      </a:lnTo>
-                                      <a:lnTo>
-                                        <a:pt x="164729" y="276860"/>
-                                      </a:lnTo>
-                                      <a:lnTo>
-                                        <a:pt x="176529" y="270510"/>
-                                      </a:lnTo>
-                                      <a:lnTo>
-                                        <a:pt x="176911" y="269239"/>
-                                      </a:lnTo>
-                                      <a:lnTo>
-                                        <a:pt x="177545" y="269239"/>
-                                      </a:lnTo>
-                                      <a:lnTo>
-                                        <a:pt x="177673" y="267969"/>
-                                      </a:lnTo>
-                                      <a:lnTo>
-                                        <a:pt x="177545" y="266700"/>
-                                      </a:lnTo>
-                                      <a:lnTo>
-                                        <a:pt x="177291" y="266700"/>
-                                      </a:lnTo>
-                                      <a:lnTo>
-                                        <a:pt x="177037" y="265429"/>
-                                      </a:lnTo>
-                                      <a:lnTo>
-                                        <a:pt x="176784" y="265429"/>
-                                      </a:lnTo>
-                                      <a:lnTo>
-                                        <a:pt x="176275" y="264160"/>
-                                      </a:lnTo>
-                                      <a:lnTo>
-                                        <a:pt x="175894" y="262889"/>
-                                      </a:lnTo>
-                                      <a:lnTo>
-                                        <a:pt x="174498" y="261619"/>
-                                      </a:lnTo>
-                                      <a:lnTo>
-                                        <a:pt x="174116" y="261619"/>
-                                      </a:lnTo>
-                                      <a:lnTo>
-                                        <a:pt x="173354" y="260350"/>
-                                      </a:lnTo>
-                                      <a:close/>
-                                    </a:path>
-                                    <a:path w="605790" h="408940">
-                                      <a:moveTo>
-                                        <a:pt x="276519" y="248919"/>
-                                      </a:moveTo>
-                                      <a:lnTo>
-                                        <a:pt x="256412" y="248919"/>
-                                      </a:lnTo>
-                                      <a:lnTo>
-                                        <a:pt x="274954" y="264160"/>
-                                      </a:lnTo>
-                                      <a:lnTo>
-                                        <a:pt x="275463" y="265429"/>
-                                      </a:lnTo>
-                                      <a:lnTo>
-                                        <a:pt x="279400" y="265429"/>
-                                      </a:lnTo>
-                                      <a:lnTo>
-                                        <a:pt x="280162" y="264160"/>
-                                      </a:lnTo>
-                                      <a:lnTo>
-                                        <a:pt x="282701" y="262889"/>
-                                      </a:lnTo>
-                                      <a:lnTo>
-                                        <a:pt x="284988" y="261619"/>
-                                      </a:lnTo>
-                                      <a:lnTo>
-                                        <a:pt x="286512" y="260350"/>
-                                      </a:lnTo>
-                                      <a:lnTo>
-                                        <a:pt x="287019" y="260350"/>
-                                      </a:lnTo>
-                                      <a:lnTo>
-                                        <a:pt x="287147" y="259079"/>
-                                      </a:lnTo>
-                                      <a:lnTo>
-                                        <a:pt x="287400" y="259079"/>
-                                      </a:lnTo>
-                                      <a:lnTo>
-                                        <a:pt x="286892" y="257810"/>
-                                      </a:lnTo>
-                                      <a:lnTo>
-                                        <a:pt x="286638" y="257810"/>
-                                      </a:lnTo>
-                                      <a:lnTo>
-                                        <a:pt x="286003" y="256539"/>
-                                      </a:lnTo>
-                                      <a:lnTo>
-                                        <a:pt x="285114" y="256539"/>
-                                      </a:lnTo>
-                                      <a:lnTo>
-                                        <a:pt x="276519" y="248919"/>
-                                      </a:lnTo>
-                                      <a:close/>
-                                    </a:path>
-                                    <a:path w="605790" h="408940">
-                                      <a:moveTo>
-                                        <a:pt x="229245" y="207010"/>
-                                      </a:moveTo>
-                                      <a:lnTo>
-                                        <a:pt x="210565" y="207010"/>
-                                      </a:lnTo>
-                                      <a:lnTo>
-                                        <a:pt x="248538" y="241300"/>
-                                      </a:lnTo>
-                                      <a:lnTo>
-                                        <a:pt x="219201" y="257810"/>
-                                      </a:lnTo>
-                                      <a:lnTo>
-                                        <a:pt x="240055" y="257810"/>
-                                      </a:lnTo>
-                                      <a:lnTo>
-                                        <a:pt x="256412" y="248919"/>
-                                      </a:lnTo>
-                                      <a:lnTo>
-                                        <a:pt x="276519" y="248919"/>
-                                      </a:lnTo>
-                                      <a:lnTo>
-                                        <a:pt x="229245" y="207010"/>
-                                      </a:lnTo>
-                                      <a:close/>
-                                    </a:path>
-                                    <a:path w="605790" h="408940">
-                                      <a:moveTo>
-                                        <a:pt x="290512" y="168910"/>
-                                      </a:moveTo>
-                                      <a:lnTo>
-                                        <a:pt x="275716" y="168910"/>
-                                      </a:lnTo>
-                                      <a:lnTo>
-                                        <a:pt x="316229" y="241300"/>
-                                      </a:lnTo>
-                                      <a:lnTo>
-                                        <a:pt x="316484" y="242569"/>
-                                      </a:lnTo>
-                                      <a:lnTo>
-                                        <a:pt x="318769" y="242569"/>
-                                      </a:lnTo>
-                                      <a:lnTo>
-                                        <a:pt x="321055" y="241300"/>
-                                      </a:lnTo>
-                                      <a:lnTo>
-                                        <a:pt x="323088" y="241300"/>
-                                      </a:lnTo>
-                                      <a:lnTo>
-                                        <a:pt x="324103" y="240029"/>
-                                      </a:lnTo>
-                                      <a:lnTo>
-                                        <a:pt x="324992" y="240029"/>
-                                      </a:lnTo>
-                                      <a:lnTo>
-                                        <a:pt x="327532" y="237489"/>
-                                      </a:lnTo>
-                                      <a:lnTo>
-                                        <a:pt x="327660" y="237489"/>
-                                      </a:lnTo>
-                                      <a:lnTo>
-                                        <a:pt x="327660" y="236219"/>
-                                      </a:lnTo>
-                                      <a:lnTo>
-                                        <a:pt x="327532" y="236219"/>
-                                      </a:lnTo>
-                                      <a:lnTo>
-                                        <a:pt x="290512" y="168910"/>
-                                      </a:lnTo>
-                                      <a:close/>
-                                    </a:path>
-                                    <a:path w="605790" h="408940">
-                                      <a:moveTo>
-                                        <a:pt x="307593" y="139700"/>
-                                      </a:moveTo>
-                                      <a:lnTo>
-                                        <a:pt x="305307" y="139700"/>
-                                      </a:lnTo>
-                                      <a:lnTo>
-                                        <a:pt x="246506" y="172719"/>
-                                      </a:lnTo>
-                                      <a:lnTo>
-                                        <a:pt x="245999" y="172719"/>
-                                      </a:lnTo>
-                                      <a:lnTo>
-                                        <a:pt x="245872" y="173989"/>
-                                      </a:lnTo>
-                                      <a:lnTo>
-                                        <a:pt x="245744" y="173989"/>
-                                      </a:lnTo>
-                                      <a:lnTo>
-                                        <a:pt x="245872" y="175260"/>
-                                      </a:lnTo>
-                                      <a:lnTo>
-                                        <a:pt x="246252" y="176529"/>
-                                      </a:lnTo>
-                                      <a:lnTo>
-                                        <a:pt x="247268" y="179069"/>
-                                      </a:lnTo>
-                                      <a:lnTo>
-                                        <a:pt x="248157" y="180339"/>
-                                      </a:lnTo>
-                                      <a:lnTo>
-                                        <a:pt x="248665" y="180339"/>
-                                      </a:lnTo>
-                                      <a:lnTo>
-                                        <a:pt x="249047" y="181610"/>
-                                      </a:lnTo>
-                                      <a:lnTo>
-                                        <a:pt x="252094" y="181610"/>
-                                      </a:lnTo>
-                                      <a:lnTo>
-                                        <a:pt x="275716" y="168910"/>
-                                      </a:lnTo>
-                                      <a:lnTo>
-                                        <a:pt x="290512" y="168910"/>
-                                      </a:lnTo>
-                                      <a:lnTo>
-                                        <a:pt x="287019" y="162560"/>
-                                      </a:lnTo>
-                                      <a:lnTo>
-                                        <a:pt x="310641" y="149860"/>
-                                      </a:lnTo>
-                                      <a:lnTo>
-                                        <a:pt x="311023" y="148589"/>
-                                      </a:lnTo>
-                                      <a:lnTo>
-                                        <a:pt x="311657" y="148589"/>
-                                      </a:lnTo>
-                                      <a:lnTo>
-                                        <a:pt x="311530" y="146050"/>
-                                      </a:lnTo>
-                                      <a:lnTo>
-                                        <a:pt x="311276" y="146050"/>
-                                      </a:lnTo>
-                                      <a:lnTo>
-                                        <a:pt x="311023" y="144779"/>
-                                      </a:lnTo>
-                                      <a:lnTo>
-                                        <a:pt x="310768" y="144779"/>
-                                      </a:lnTo>
-                                      <a:lnTo>
-                                        <a:pt x="309752" y="142239"/>
-                                      </a:lnTo>
-                                      <a:lnTo>
-                                        <a:pt x="309372" y="142239"/>
-                                      </a:lnTo>
-                                      <a:lnTo>
-                                        <a:pt x="308863" y="140969"/>
-                                      </a:lnTo>
-                                      <a:lnTo>
-                                        <a:pt x="308101" y="140969"/>
-                                      </a:lnTo>
-                                      <a:lnTo>
-                                        <a:pt x="307593" y="139700"/>
-                                      </a:lnTo>
-                                      <a:close/>
-                                    </a:path>
-                                    <a:path w="605790" h="408940">
-                                      <a:moveTo>
-                                        <a:pt x="381888" y="105410"/>
-                                      </a:moveTo>
-                                      <a:lnTo>
-                                        <a:pt x="370966" y="105410"/>
-                                      </a:lnTo>
-                                      <a:lnTo>
-                                        <a:pt x="359410" y="107950"/>
-                                      </a:lnTo>
-                                      <a:lnTo>
-                                        <a:pt x="331977" y="134619"/>
-                                      </a:lnTo>
-                                      <a:lnTo>
-                                        <a:pt x="329945" y="151129"/>
-                                      </a:lnTo>
-                                      <a:lnTo>
-                                        <a:pt x="332739" y="163829"/>
-                                      </a:lnTo>
-                                      <a:lnTo>
-                                        <a:pt x="335279" y="170179"/>
-                                      </a:lnTo>
-                                      <a:lnTo>
-                                        <a:pt x="338963" y="176529"/>
-                                      </a:lnTo>
-                                      <a:lnTo>
-                                        <a:pt x="342773" y="184150"/>
-                                      </a:lnTo>
-                                      <a:lnTo>
-                                        <a:pt x="370586" y="205739"/>
-                                      </a:lnTo>
-                                      <a:lnTo>
-                                        <a:pt x="381635" y="205739"/>
-                                      </a:lnTo>
-                                      <a:lnTo>
-                                        <a:pt x="387223" y="204469"/>
-                                      </a:lnTo>
-                                      <a:lnTo>
-                                        <a:pt x="393318" y="203200"/>
-                                      </a:lnTo>
-                                      <a:lnTo>
-                                        <a:pt x="399541" y="199389"/>
-                                      </a:lnTo>
-                                      <a:lnTo>
-                                        <a:pt x="406018" y="195579"/>
-                                      </a:lnTo>
-                                      <a:lnTo>
-                                        <a:pt x="407712" y="194310"/>
-                                      </a:lnTo>
-                                      <a:lnTo>
-                                        <a:pt x="376809" y="194310"/>
-                                      </a:lnTo>
-                                      <a:lnTo>
-                                        <a:pt x="372999" y="193039"/>
-                                      </a:lnTo>
-                                      <a:lnTo>
-                                        <a:pt x="369315" y="190500"/>
-                                      </a:lnTo>
-                                      <a:lnTo>
-                                        <a:pt x="365760" y="189229"/>
-                                      </a:lnTo>
-                                      <a:lnTo>
-                                        <a:pt x="362330" y="186689"/>
-                                      </a:lnTo>
-                                      <a:lnTo>
-                                        <a:pt x="356107" y="179069"/>
-                                      </a:lnTo>
-                                      <a:lnTo>
-                                        <a:pt x="353187" y="173989"/>
-                                      </a:lnTo>
-                                      <a:lnTo>
-                                        <a:pt x="350392" y="168910"/>
-                                      </a:lnTo>
-                                      <a:lnTo>
-                                        <a:pt x="347852" y="165100"/>
-                                      </a:lnTo>
-                                      <a:lnTo>
-                                        <a:pt x="345948" y="160019"/>
-                                      </a:lnTo>
-                                      <a:lnTo>
-                                        <a:pt x="344677" y="156210"/>
-                                      </a:lnTo>
-                                      <a:lnTo>
-                                        <a:pt x="343280" y="151129"/>
-                                      </a:lnTo>
-                                      <a:lnTo>
-                                        <a:pt x="342773" y="147319"/>
-                                      </a:lnTo>
-                                      <a:lnTo>
-                                        <a:pt x="342881" y="146050"/>
-                                      </a:lnTo>
-                                      <a:lnTo>
-                                        <a:pt x="342990" y="144779"/>
-                                      </a:lnTo>
-                                      <a:lnTo>
-                                        <a:pt x="343099" y="143510"/>
-                                      </a:lnTo>
-                                      <a:lnTo>
-                                        <a:pt x="343208" y="142239"/>
-                                      </a:lnTo>
-                                      <a:lnTo>
-                                        <a:pt x="343317" y="140969"/>
-                                      </a:lnTo>
-                                      <a:lnTo>
-                                        <a:pt x="343426" y="139700"/>
-                                      </a:lnTo>
-                                      <a:lnTo>
-                                        <a:pt x="343535" y="138429"/>
-                                      </a:lnTo>
-                                      <a:lnTo>
-                                        <a:pt x="344804" y="134619"/>
-                                      </a:lnTo>
-                                      <a:lnTo>
-                                        <a:pt x="371475" y="116839"/>
-                                      </a:lnTo>
-                                      <a:lnTo>
-                                        <a:pt x="401192" y="116839"/>
-                                      </a:lnTo>
-                                      <a:lnTo>
-                                        <a:pt x="396748" y="111760"/>
-                                      </a:lnTo>
-                                      <a:lnTo>
-                                        <a:pt x="392049" y="109219"/>
-                                      </a:lnTo>
-                                      <a:lnTo>
-                                        <a:pt x="386968" y="106679"/>
-                                      </a:lnTo>
-                                      <a:lnTo>
-                                        <a:pt x="381888" y="105410"/>
-                                      </a:lnTo>
-                                      <a:close/>
-                                    </a:path>
-                                    <a:path w="605790" h="408940">
-                                      <a:moveTo>
-                                        <a:pt x="401192" y="116839"/>
-                                      </a:moveTo>
-                                      <a:lnTo>
-                                        <a:pt x="375665" y="116839"/>
-                                      </a:lnTo>
-                                      <a:lnTo>
-                                        <a:pt x="379602" y="118110"/>
-                                      </a:lnTo>
-                                      <a:lnTo>
-                                        <a:pt x="383286" y="120650"/>
-                                      </a:lnTo>
-                                      <a:lnTo>
-                                        <a:pt x="407924" y="154939"/>
-                                      </a:lnTo>
-                                      <a:lnTo>
-                                        <a:pt x="409320" y="158750"/>
-                                      </a:lnTo>
-                                      <a:lnTo>
-                                        <a:pt x="409701" y="162560"/>
-                                      </a:lnTo>
-                                      <a:lnTo>
-                                        <a:pt x="409575" y="167639"/>
-                                      </a:lnTo>
-                                      <a:lnTo>
-                                        <a:pt x="409479" y="168910"/>
-                                      </a:lnTo>
-                                      <a:lnTo>
-                                        <a:pt x="409384" y="170179"/>
-                                      </a:lnTo>
-                                      <a:lnTo>
-                                        <a:pt x="409289" y="171450"/>
-                                      </a:lnTo>
-                                      <a:lnTo>
-                                        <a:pt x="409193" y="172719"/>
-                                      </a:lnTo>
-                                      <a:lnTo>
-                                        <a:pt x="407924" y="176529"/>
-                                      </a:lnTo>
-                                      <a:lnTo>
-                                        <a:pt x="405638" y="180339"/>
-                                      </a:lnTo>
-                                      <a:lnTo>
-                                        <a:pt x="403225" y="182879"/>
-                                      </a:lnTo>
-                                      <a:lnTo>
-                                        <a:pt x="399668" y="186689"/>
-                                      </a:lnTo>
-                                      <a:lnTo>
-                                        <a:pt x="394715" y="189229"/>
-                                      </a:lnTo>
-                                      <a:lnTo>
-                                        <a:pt x="389889" y="191769"/>
-                                      </a:lnTo>
-                                      <a:lnTo>
-                                        <a:pt x="385317" y="193039"/>
-                                      </a:lnTo>
-                                      <a:lnTo>
-                                        <a:pt x="381126" y="193039"/>
-                                      </a:lnTo>
-                                      <a:lnTo>
-                                        <a:pt x="376809" y="194310"/>
-                                      </a:lnTo>
-                                      <a:lnTo>
-                                        <a:pt x="407712" y="194310"/>
-                                      </a:lnTo>
-                                      <a:lnTo>
-                                        <a:pt x="411099" y="191769"/>
-                                      </a:lnTo>
-                                      <a:lnTo>
-                                        <a:pt x="418464" y="181610"/>
-                                      </a:lnTo>
-                                      <a:lnTo>
-                                        <a:pt x="420750" y="176529"/>
-                                      </a:lnTo>
-                                      <a:lnTo>
-                                        <a:pt x="421766" y="171450"/>
-                                      </a:lnTo>
-                                      <a:lnTo>
-                                        <a:pt x="422910" y="166369"/>
-                                      </a:lnTo>
-                                      <a:lnTo>
-                                        <a:pt x="422808" y="163829"/>
-                                      </a:lnTo>
-                                      <a:lnTo>
-                                        <a:pt x="422706" y="161289"/>
-                                      </a:lnTo>
-                                      <a:lnTo>
-                                        <a:pt x="422655" y="160019"/>
-                                      </a:lnTo>
-                                      <a:lnTo>
-                                        <a:pt x="405638" y="121919"/>
-                                      </a:lnTo>
-                                      <a:lnTo>
-                                        <a:pt x="401192" y="116839"/>
-                                      </a:lnTo>
-                                      <a:close/>
-                                    </a:path>
-                                    <a:path w="605790" h="408940">
-                                      <a:moveTo>
-                                        <a:pt x="419480" y="77469"/>
-                                      </a:moveTo>
-                                      <a:lnTo>
-                                        <a:pt x="417702" y="77469"/>
-                                      </a:lnTo>
-                                      <a:lnTo>
-                                        <a:pt x="415416" y="78739"/>
-                                      </a:lnTo>
-                                      <a:lnTo>
-                                        <a:pt x="413385" y="78739"/>
-                                      </a:lnTo>
-                                      <a:lnTo>
-                                        <a:pt x="412495" y="80010"/>
-                                      </a:lnTo>
-                                      <a:lnTo>
-                                        <a:pt x="411606" y="80010"/>
-                                      </a:lnTo>
-                                      <a:lnTo>
-                                        <a:pt x="409066" y="82550"/>
-                                      </a:lnTo>
-                                      <a:lnTo>
-                                        <a:pt x="408939" y="85089"/>
-                                      </a:lnTo>
-                                      <a:lnTo>
-                                        <a:pt x="454025" y="166369"/>
-                                      </a:lnTo>
-                                      <a:lnTo>
-                                        <a:pt x="457073" y="166369"/>
-                                      </a:lnTo>
-                                      <a:lnTo>
-                                        <a:pt x="458597" y="165100"/>
-                                      </a:lnTo>
-                                      <a:lnTo>
-                                        <a:pt x="460628" y="163829"/>
-                                      </a:lnTo>
-                                      <a:lnTo>
-                                        <a:pt x="461644" y="163829"/>
-                                      </a:lnTo>
-                                      <a:lnTo>
-                                        <a:pt x="462534" y="162560"/>
-                                      </a:lnTo>
-                                      <a:lnTo>
-                                        <a:pt x="463803" y="162560"/>
-                                      </a:lnTo>
-                                      <a:lnTo>
-                                        <a:pt x="465074" y="161289"/>
-                                      </a:lnTo>
-                                      <a:lnTo>
-                                        <a:pt x="465074" y="158750"/>
-                                      </a:lnTo>
-                                      <a:lnTo>
-                                        <a:pt x="420242" y="78739"/>
-                                      </a:lnTo>
-                                      <a:lnTo>
-                                        <a:pt x="419480" y="77469"/>
-                                      </a:lnTo>
-                                      <a:close/>
-                                    </a:path>
-                                    <a:path w="605790" h="408940">
-                                      <a:moveTo>
-                                        <a:pt x="494538" y="46989"/>
-                                      </a:moveTo>
-                                      <a:lnTo>
-                                        <a:pt x="472820" y="46989"/>
-                                      </a:lnTo>
-                                      <a:lnTo>
-                                        <a:pt x="470280" y="48260"/>
-                                      </a:lnTo>
-                                      <a:lnTo>
-                                        <a:pt x="468756" y="49529"/>
-                                      </a:lnTo>
-                                      <a:lnTo>
-                                        <a:pt x="467360" y="49529"/>
-                                      </a:lnTo>
-                                      <a:lnTo>
-                                        <a:pt x="465581" y="50800"/>
-                                      </a:lnTo>
-                                      <a:lnTo>
-                                        <a:pt x="463423" y="52069"/>
-                                      </a:lnTo>
-                                      <a:lnTo>
-                                        <a:pt x="445515" y="62229"/>
-                                      </a:lnTo>
-                                      <a:lnTo>
-                                        <a:pt x="444500" y="62229"/>
-                                      </a:lnTo>
-                                      <a:lnTo>
-                                        <a:pt x="443738" y="63500"/>
-                                      </a:lnTo>
-                                      <a:lnTo>
-                                        <a:pt x="442722" y="66039"/>
-                                      </a:lnTo>
-                                      <a:lnTo>
-                                        <a:pt x="442975" y="67310"/>
-                                      </a:lnTo>
-                                      <a:lnTo>
-                                        <a:pt x="443864" y="68579"/>
-                                      </a:lnTo>
-                                      <a:lnTo>
-                                        <a:pt x="487172" y="147319"/>
-                                      </a:lnTo>
-                                      <a:lnTo>
-                                        <a:pt x="491870" y="147319"/>
-                                      </a:lnTo>
-                                      <a:lnTo>
-                                        <a:pt x="492887" y="146050"/>
-                                      </a:lnTo>
-                                      <a:lnTo>
-                                        <a:pt x="493902" y="146050"/>
-                                      </a:lnTo>
-                                      <a:lnTo>
-                                        <a:pt x="495045" y="144779"/>
-                                      </a:lnTo>
-                                      <a:lnTo>
-                                        <a:pt x="496569" y="144779"/>
-                                      </a:lnTo>
-                                      <a:lnTo>
-                                        <a:pt x="497204" y="143510"/>
-                                      </a:lnTo>
-                                      <a:lnTo>
-                                        <a:pt x="497713" y="143510"/>
-                                      </a:lnTo>
-                                      <a:lnTo>
-                                        <a:pt x="497966" y="142239"/>
-                                      </a:lnTo>
-                                      <a:lnTo>
-                                        <a:pt x="498348" y="142239"/>
-                                      </a:lnTo>
-                                      <a:lnTo>
-                                        <a:pt x="498348" y="140969"/>
-                                      </a:lnTo>
-                                      <a:lnTo>
-                                        <a:pt x="478409" y="105410"/>
-                                      </a:lnTo>
-                                      <a:lnTo>
-                                        <a:pt x="485901" y="100329"/>
-                                      </a:lnTo>
-                                      <a:lnTo>
-                                        <a:pt x="488441" y="99060"/>
-                                      </a:lnTo>
-                                      <a:lnTo>
-                                        <a:pt x="490854" y="97789"/>
-                                      </a:lnTo>
-                                      <a:lnTo>
-                                        <a:pt x="521462" y="97789"/>
-                                      </a:lnTo>
-                                      <a:lnTo>
-                                        <a:pt x="519302" y="96519"/>
-                                      </a:lnTo>
-                                      <a:lnTo>
-                                        <a:pt x="473455" y="96519"/>
-                                      </a:lnTo>
-                                      <a:lnTo>
-                                        <a:pt x="457707" y="67310"/>
-                                      </a:lnTo>
-                                      <a:lnTo>
-                                        <a:pt x="469391" y="60960"/>
-                                      </a:lnTo>
-                                      <a:lnTo>
-                                        <a:pt x="471169" y="59689"/>
-                                      </a:lnTo>
-                                      <a:lnTo>
-                                        <a:pt x="472566" y="59689"/>
-                                      </a:lnTo>
-                                      <a:lnTo>
-                                        <a:pt x="474090" y="58419"/>
-                                      </a:lnTo>
-                                      <a:lnTo>
-                                        <a:pt x="476630" y="58419"/>
-                                      </a:lnTo>
-                                      <a:lnTo>
-                                        <a:pt x="480694" y="57150"/>
-                                      </a:lnTo>
-                                      <a:lnTo>
-                                        <a:pt x="503999" y="57150"/>
-                                      </a:lnTo>
-                                      <a:lnTo>
-                                        <a:pt x="503174" y="55879"/>
-                                      </a:lnTo>
-                                      <a:lnTo>
-                                        <a:pt x="501268" y="53339"/>
-                                      </a:lnTo>
-                                      <a:lnTo>
-                                        <a:pt x="499110" y="50800"/>
-                                      </a:lnTo>
-                                      <a:lnTo>
-                                        <a:pt x="496950" y="49529"/>
-                                      </a:lnTo>
-                                      <a:lnTo>
-                                        <a:pt x="494538" y="46989"/>
-                                      </a:lnTo>
-                                      <a:close/>
-                                    </a:path>
-                                    <a:path w="605790" h="408940">
-                                      <a:moveTo>
-                                        <a:pt x="535686" y="121919"/>
-                                      </a:moveTo>
-                                      <a:lnTo>
-                                        <a:pt x="531367" y="121919"/>
-                                      </a:lnTo>
-                                      <a:lnTo>
-                                        <a:pt x="531749" y="123189"/>
-                                      </a:lnTo>
-                                      <a:lnTo>
-                                        <a:pt x="534924" y="123189"/>
-                                      </a:lnTo>
-                                      <a:lnTo>
-                                        <a:pt x="535686" y="121919"/>
-                                      </a:lnTo>
-                                      <a:close/>
-                                    </a:path>
-                                    <a:path w="605790" h="408940">
-                                      <a:moveTo>
-                                        <a:pt x="521462" y="97789"/>
-                                      </a:moveTo>
-                                      <a:lnTo>
-                                        <a:pt x="497586" y="97789"/>
-                                      </a:lnTo>
-                                      <a:lnTo>
-                                        <a:pt x="499617" y="99060"/>
-                                      </a:lnTo>
-                                      <a:lnTo>
-                                        <a:pt x="501776" y="99060"/>
-                                      </a:lnTo>
-                                      <a:lnTo>
-                                        <a:pt x="509904" y="104139"/>
-                                      </a:lnTo>
-                                      <a:lnTo>
-                                        <a:pt x="530860" y="121919"/>
-                                      </a:lnTo>
-                                      <a:lnTo>
-                                        <a:pt x="536448" y="121919"/>
-                                      </a:lnTo>
-                                      <a:lnTo>
-                                        <a:pt x="538479" y="120650"/>
-                                      </a:lnTo>
-                                      <a:lnTo>
-                                        <a:pt x="539750" y="120650"/>
-                                      </a:lnTo>
-                                      <a:lnTo>
-                                        <a:pt x="540765" y="119379"/>
-                                      </a:lnTo>
-                                      <a:lnTo>
-                                        <a:pt x="541527" y="119379"/>
-                                      </a:lnTo>
-                                      <a:lnTo>
-                                        <a:pt x="542289" y="118110"/>
-                                      </a:lnTo>
-                                      <a:lnTo>
-                                        <a:pt x="543178" y="118110"/>
-                                      </a:lnTo>
-                                      <a:lnTo>
-                                        <a:pt x="543432" y="116839"/>
-                                      </a:lnTo>
-                                      <a:lnTo>
-                                        <a:pt x="543687" y="116839"/>
-                                      </a:lnTo>
-                                      <a:lnTo>
-                                        <a:pt x="543560" y="115569"/>
-                                      </a:lnTo>
-                                      <a:lnTo>
-                                        <a:pt x="542798" y="115569"/>
-                                      </a:lnTo>
-                                      <a:lnTo>
-                                        <a:pt x="542289" y="114300"/>
-                                      </a:lnTo>
-                                      <a:lnTo>
-                                        <a:pt x="541654" y="114300"/>
-                                      </a:lnTo>
-                                      <a:lnTo>
-                                        <a:pt x="540765" y="113029"/>
-                                      </a:lnTo>
-                                      <a:lnTo>
-                                        <a:pt x="539241" y="111760"/>
-                                      </a:lnTo>
-                                      <a:lnTo>
-                                        <a:pt x="521462" y="97789"/>
-                                      </a:lnTo>
-                                      <a:close/>
-                                    </a:path>
-                                    <a:path w="605790" h="408940">
-                                      <a:moveTo>
-                                        <a:pt x="560069" y="0"/>
-                                      </a:moveTo>
-                                      <a:lnTo>
-                                        <a:pt x="557402" y="0"/>
-                                      </a:lnTo>
-                                      <a:lnTo>
-                                        <a:pt x="517525" y="21589"/>
-                                      </a:lnTo>
-                                      <a:lnTo>
-                                        <a:pt x="516509" y="22860"/>
-                                      </a:lnTo>
-                                      <a:lnTo>
-                                        <a:pt x="515747" y="24129"/>
-                                      </a:lnTo>
-                                      <a:lnTo>
-                                        <a:pt x="514730" y="25400"/>
-                                      </a:lnTo>
-                                      <a:lnTo>
-                                        <a:pt x="514857" y="27939"/>
-                                      </a:lnTo>
-                                      <a:lnTo>
-                                        <a:pt x="515874" y="29210"/>
-                                      </a:lnTo>
-                                      <a:lnTo>
-                                        <a:pt x="557529" y="104139"/>
-                                      </a:lnTo>
-                                      <a:lnTo>
-                                        <a:pt x="558418" y="105410"/>
-                                      </a:lnTo>
-                                      <a:lnTo>
-                                        <a:pt x="559562" y="106679"/>
-                                      </a:lnTo>
-                                      <a:lnTo>
-                                        <a:pt x="564261" y="106679"/>
-                                      </a:lnTo>
-                                      <a:lnTo>
-                                        <a:pt x="588941" y="92710"/>
-                                      </a:lnTo>
-                                      <a:lnTo>
-                                        <a:pt x="566038" y="92710"/>
-                                      </a:lnTo>
-                                      <a:lnTo>
-                                        <a:pt x="549401" y="63500"/>
-                                      </a:lnTo>
-                                      <a:lnTo>
-                                        <a:pt x="566752" y="53339"/>
-                                      </a:lnTo>
-                                      <a:lnTo>
-                                        <a:pt x="544322" y="53339"/>
-                                      </a:lnTo>
-                                      <a:lnTo>
-                                        <a:pt x="529716" y="27939"/>
-                                      </a:lnTo>
-                                      <a:lnTo>
-                                        <a:pt x="562610" y="8889"/>
-                                      </a:lnTo>
-                                      <a:lnTo>
-                                        <a:pt x="563372" y="8889"/>
-                                      </a:lnTo>
-                                      <a:lnTo>
-                                        <a:pt x="563499" y="6350"/>
-                                      </a:lnTo>
-                                      <a:lnTo>
-                                        <a:pt x="562990" y="5079"/>
-                                      </a:lnTo>
-                                      <a:lnTo>
-                                        <a:pt x="562737" y="3810"/>
-                                      </a:lnTo>
-                                      <a:lnTo>
-                                        <a:pt x="562228" y="3810"/>
-                                      </a:lnTo>
-                                      <a:lnTo>
-                                        <a:pt x="561848" y="2539"/>
-                                      </a:lnTo>
-                                      <a:lnTo>
-                                        <a:pt x="561339" y="2539"/>
-                                      </a:lnTo>
-                                      <a:lnTo>
-                                        <a:pt x="560959" y="1269"/>
-                                      </a:lnTo>
-                                      <a:lnTo>
-                                        <a:pt x="560069" y="0"/>
-                                      </a:lnTo>
-                                      <a:close/>
-                                    </a:path>
-                                    <a:path w="605790" h="408940">
-                                      <a:moveTo>
-                                        <a:pt x="503999" y="57150"/>
-                                      </a:moveTo>
-                                      <a:lnTo>
-                                        <a:pt x="483997" y="57150"/>
-                                      </a:lnTo>
-                                      <a:lnTo>
-                                        <a:pt x="486790" y="58419"/>
-                                      </a:lnTo>
-                                      <a:lnTo>
-                                        <a:pt x="489457" y="59689"/>
-                                      </a:lnTo>
-                                      <a:lnTo>
-                                        <a:pt x="491743" y="62229"/>
-                                      </a:lnTo>
-                                      <a:lnTo>
-                                        <a:pt x="493649" y="66039"/>
-                                      </a:lnTo>
-                                      <a:lnTo>
-                                        <a:pt x="494791" y="68579"/>
-                                      </a:lnTo>
-                                      <a:lnTo>
-                                        <a:pt x="495426" y="69850"/>
-                                      </a:lnTo>
-                                      <a:lnTo>
-                                        <a:pt x="495807" y="72389"/>
-                                      </a:lnTo>
-                                      <a:lnTo>
-                                        <a:pt x="496062" y="73660"/>
-                                      </a:lnTo>
-                                      <a:lnTo>
-                                        <a:pt x="495807" y="76200"/>
-                                      </a:lnTo>
-                                      <a:lnTo>
-                                        <a:pt x="495173" y="78739"/>
-                                      </a:lnTo>
-                                      <a:lnTo>
-                                        <a:pt x="494411" y="80010"/>
-                                      </a:lnTo>
-                                      <a:lnTo>
-                                        <a:pt x="493140" y="82550"/>
-                                      </a:lnTo>
-                                      <a:lnTo>
-                                        <a:pt x="491363" y="83819"/>
-                                      </a:lnTo>
-                                      <a:lnTo>
-                                        <a:pt x="489712" y="86360"/>
-                                      </a:lnTo>
-                                      <a:lnTo>
-                                        <a:pt x="487299" y="87629"/>
-                                      </a:lnTo>
-                                      <a:lnTo>
-                                        <a:pt x="484377" y="90169"/>
-                                      </a:lnTo>
-                                      <a:lnTo>
-                                        <a:pt x="473455" y="96519"/>
-                                      </a:lnTo>
-                                      <a:lnTo>
-                                        <a:pt x="519302" y="96519"/>
-                                      </a:lnTo>
-                                      <a:lnTo>
-                                        <a:pt x="517398" y="93979"/>
-                                      </a:lnTo>
-                                      <a:lnTo>
-                                        <a:pt x="513841" y="91439"/>
-                                      </a:lnTo>
-                                      <a:lnTo>
-                                        <a:pt x="512063" y="91439"/>
-                                      </a:lnTo>
-                                      <a:lnTo>
-                                        <a:pt x="510413" y="90169"/>
-                                      </a:lnTo>
-                                      <a:lnTo>
-                                        <a:pt x="508635" y="90169"/>
-                                      </a:lnTo>
-                                      <a:lnTo>
-                                        <a:pt x="506984" y="88900"/>
-                                      </a:lnTo>
-                                      <a:lnTo>
-                                        <a:pt x="500252" y="88900"/>
-                                      </a:lnTo>
-                                      <a:lnTo>
-                                        <a:pt x="508380" y="71119"/>
-                                      </a:lnTo>
-                                      <a:lnTo>
-                                        <a:pt x="508380" y="68579"/>
-                                      </a:lnTo>
-                                      <a:lnTo>
-                                        <a:pt x="507364" y="63500"/>
-                                      </a:lnTo>
-                                      <a:lnTo>
-                                        <a:pt x="506349" y="60960"/>
-                                      </a:lnTo>
-                                      <a:lnTo>
-                                        <a:pt x="504825" y="58419"/>
-                                      </a:lnTo>
-                                      <a:lnTo>
-                                        <a:pt x="503999" y="57150"/>
-                                      </a:lnTo>
-                                      <a:close/>
-                                    </a:path>
-                                    <a:path w="605790" h="408940">
-                                      <a:moveTo>
-                                        <a:pt x="602614" y="74929"/>
-                                      </a:moveTo>
-                                      <a:lnTo>
-                                        <a:pt x="599439" y="74929"/>
-                                      </a:lnTo>
-                                      <a:lnTo>
-                                        <a:pt x="566038" y="92710"/>
-                                      </a:lnTo>
-                                      <a:lnTo>
-                                        <a:pt x="588941" y="92710"/>
-                                      </a:lnTo>
-                                      <a:lnTo>
-                                        <a:pt x="604647" y="83819"/>
-                                      </a:lnTo>
-                                      <a:lnTo>
-                                        <a:pt x="605409" y="83819"/>
-                                      </a:lnTo>
-                                      <a:lnTo>
-                                        <a:pt x="605536" y="81279"/>
-                                      </a:lnTo>
-                                      <a:lnTo>
-                                        <a:pt x="605281" y="80010"/>
-                                      </a:lnTo>
-                                      <a:lnTo>
-                                        <a:pt x="604392" y="77469"/>
-                                      </a:lnTo>
-                                      <a:lnTo>
-                                        <a:pt x="603885" y="77469"/>
-                                      </a:lnTo>
-                                      <a:lnTo>
-                                        <a:pt x="603376" y="76200"/>
-                                      </a:lnTo>
-                                      <a:lnTo>
-                                        <a:pt x="602614" y="74929"/>
-                                      </a:lnTo>
-                                      <a:close/>
-                                    </a:path>
-                                    <a:path w="605790" h="408940">
-                                      <a:moveTo>
-                                        <a:pt x="574420" y="38100"/>
-                                      </a:moveTo>
-                                      <a:lnTo>
-                                        <a:pt x="572515" y="38100"/>
-                                      </a:lnTo>
-                                      <a:lnTo>
-                                        <a:pt x="544322" y="53339"/>
-                                      </a:lnTo>
-                                      <a:lnTo>
-                                        <a:pt x="566752" y="53339"/>
-                                      </a:lnTo>
-                                      <a:lnTo>
-                                        <a:pt x="577595" y="46989"/>
-                                      </a:lnTo>
-                                      <a:lnTo>
-                                        <a:pt x="578230" y="46989"/>
-                                      </a:lnTo>
-                                      <a:lnTo>
-                                        <a:pt x="578612" y="45719"/>
-                                      </a:lnTo>
-                                      <a:lnTo>
-                                        <a:pt x="578612" y="44450"/>
-                                      </a:lnTo>
-                                      <a:lnTo>
-                                        <a:pt x="578357" y="44450"/>
-                                      </a:lnTo>
-                                      <a:lnTo>
-                                        <a:pt x="577850" y="41910"/>
-                                      </a:lnTo>
-                                      <a:lnTo>
-                                        <a:pt x="577341" y="41910"/>
-                                      </a:lnTo>
-                                      <a:lnTo>
-                                        <a:pt x="576961" y="40639"/>
-                                      </a:lnTo>
-                                      <a:lnTo>
-                                        <a:pt x="576452" y="40639"/>
-                                      </a:lnTo>
-                                      <a:lnTo>
-                                        <a:pt x="576072" y="39369"/>
-                                      </a:lnTo>
-                                      <a:lnTo>
-                                        <a:pt x="575182" y="39369"/>
-                                      </a:lnTo>
-                                      <a:lnTo>
-                                        <a:pt x="574420" y="38100"/>
-                                      </a:lnTo>
-                                      <a:close/>
-                                    </a:path>
-                                    <a:path w="605790" h="408940">
-                                      <a:moveTo>
-                                        <a:pt x="489076" y="45719"/>
-                                      </a:moveTo>
-                                      <a:lnTo>
-                                        <a:pt x="479805" y="45719"/>
-                                      </a:lnTo>
-                                      <a:lnTo>
-                                        <a:pt x="476376" y="46989"/>
-                                      </a:lnTo>
-                                      <a:lnTo>
-                                        <a:pt x="491743" y="46989"/>
-                                      </a:lnTo>
-                                      <a:lnTo>
-                                        <a:pt x="489076" y="45719"/>
-                                      </a:lnTo>
-                                      <a:close/>
-                                    </a:path>
-                                  </a:pathLst>
-                                </a:custGeom>
-                                <a:solidFill>
-                                  <a:srgbClr val="000000"/>
-                                </a:solidFill>
-                              </wps:spPr>
-                              <wps:bodyPr wrap="square" lIns="0" tIns="0" rIns="0" bIns="0" rtlCol="0">
-                                <a:prstTxWarp prst="textNoShape">
-                                  <a:avLst/>
-                                </a:prstTxWarp>
-                                <a:noAutofit/>
-                              </wps:bodyPr>
-                            </wps:wsp>
-                          </wpg:wgp>
-                        </a:graphicData>
-                      </a:graphic>
-                    </wp:inline>
-                  </w:drawing>
-                </mc:Choice>
-                <mc:Fallback xmlns:w16sdtfl="http://schemas.microsoft.com/office/word/2024/wordml/sdtformatlock" xmlns:w16du="http://schemas.microsoft.com/office/word/2023/wordml/word16du">
-                  <w:pict>
-                    <v:group w14:anchorId="6EE5D0E5" id="Group 30" o:spid="_x0000_s1026" style="width:100.75pt;height:75.85pt;mso-position-horizontal-relative:char;mso-position-vertical-relative:line" coordsize="12795,9632" o:gfxdata="UEsDBBQABgAIAAAAIQC2gziS/gAAAOEBAAATAAAAW0NvbnRlbnRfVHlwZXNdLnhtbJSRQU7DMBBF 90jcwfIWJU67QAgl6YK0S0CoHGBkTxKLZGx5TGhvj5O2G0SRWNoz/78nu9wcxkFMGNg6quQqL6RA 0s5Y6ir5vt9lD1JwBDIwOMJKHpHlpr69KfdHjyxSmriSfYz+USnWPY7AufNIadK6MEJMx9ApD/oD OlTrorhX2lFEilmcO2RdNtjC5xDF9pCuTyYBB5bi6bQ4syoJ3g9WQ0ymaiLzg5KdCXlKLjvcW893 SUOqXwnz5DrgnHtJTxOsQfEKIT7DmDSUCaxw7Rqn8787ZsmRM9e2VmPeBN4uqYvTtW7jvijg9N/y JsXecLq0q+WD6m8AAAD//wMAUEsDBBQABgAIAAAAIQA4/SH/1gAAAJQBAAALAAAAX3JlbHMvLnJl bHOkkMFqwzAMhu+DvYPRfXGawxijTi+j0GvpHsDYimMaW0Yy2fr2M4PBMnrbUb/Q94l/f/hMi1qR JVI2sOt6UJgd+ZiDgffL8ekFlFSbvV0oo4EbChzGx4f9GRdb25HMsYhqlCwG5lrLq9biZkxWOiqY 22YiTra2kYMu1l1tQD30/bPm3wwYN0x18gb45AdQl1tp5j/sFB2T0FQ7R0nTNEV3j6o9feQzro1i OWA14Fm+Q8a1a8+Bvu/d/dMb2JY5uiPbhG/ktn4cqGU/er3pcvwCAAD//wMAUEsDBBQABgAIAAAA IQAbPW2UkxQAAEtrAAAOAAAAZHJzL2Uyb0RvYy54bWzMndtuJDlyhu8N+B0Kde9Rksk8CdOzMHa8 AwOL3QV2DF9X6wxLKrmqutXz9v5IRmSlWsoM1tQu4L5oSt2/qMhgnCOY9eMfvj09rr7e7PYP2+dP a/dDtV7dPF9trx+e7z6t/+vXP/1bv17tD5vn683j9vnm0/q3m/36Dz/967/8+PpyeeO399vH65vd ik2e95evL5/W94fDy+XFxf7q/uZps/9h+3LzzH/ebndPmwPf7u4urnebV3Z/erzwVdVevG531y+7 7dXNfs+//pz/c/1T2v/29ubq8Nfb2/3NYfX4aQ1th/T3Lv39Of598dOPm8u73ebl/uFKyNj8Diqe Ng/P/NJxq583h83qy+7h3VZPD1e77X57e/jhavt0sb29fbi6Sc/A07jqu6f5Zbf98pKe5e7y9e5l ZBOs/Y5Pv3vbq798/WX38veXv+0y9Xz55+3V/+zhy8Xry93l9P/j93dH8Lfb3VP8IR5i9S1x9LeR ozffDqsr/tH5bmh8s15d8X9DW/shZJZf3XMu737s6v4/ln/wYnOZf20ibiTm9QXp2R8ZtD+PQX+/ 37zcJL7vIwP+tls9XH9a1269et48IcS/iLzwL/Ap/nJQkYfy3V7Y+R2HQtf69QpGpC+S5E34VPFH +NTUXTvErcfH3VxefdkffrnZJo5vvv55f0g/f3etX23u9aurb8/65Q75j5L/mCT/sF4h+bv1Csn/ nI/hZXOIPxePMX65ek1Hlkm558QyJfG/n7Zfb37dJuDheG7NUHccbyb1CHl8nkJd1Q5DhxCofPBY itD1JW3qfDu0bkjIuhm6ITF4Hj4MbQgJDaWNa4UQ3VTXvDnchYA3FCvg6nG7v8kPEdmQGD+yhl8/ Zf7jc+RSkurIjf328eH6Tw+Pj+mb3d3nPz7uVl830dykP0LSG9jLbn/4ebO/z7j0XyPlSe/2l1mE omh93l7/hgS+InOf1vv//bLZ3axXj//5jIxHg6Zf7PSLz/rF7vD4x20ye+nU+J2/fvvvze5lFX/9 p/UB2fvLVkV9c6lCxeNGQMbGn3ze/vuXw/b2IUocaqcUyTeoXVaBf77+oTzf6Z+PbCvWv9p1g4iL 951vk7hsLlUH26rpBlHBUPVDSN4BdqgaT6VAuYXF/8eroFKCBgoh8RyO6pXl2fMnK1WounY0GEeY SrfoVtP6rAJv4ArSVcG9KGwkoFZjpCBdhRBX9djGaNgKwB9TrTu+08SjYSrjigt9IwakqhuvlM9x hWcjQoH0eopWanTNz9k3le4ceox1NhiK0TVjO1/rvia26UNmX121mMrFfeumyWdeV11tnUs31PJs JtYNVTakddW3bvnZopWWfU1s3WeZq6uh75YfjW1lVxMqezofcBZLx+Aa58TnVm0wzsw1NTYhy/FE ofRgdRWhrwOxTCk4QIeATTJ844LqdQF4qDrZuXGjuCutugrNbXC6cwE42pT8gHXfLouE76pGjUsB 2HVKs6uNE/Q+/u6koV0fDDKCbzoRorarLG5UXYy4ou7bYOeIdDLYdY0hSAh7WwyeMVh6cmcbxK7r vRDT9G40GXMGER8oGlNP4UqOrmLl2tCIielCiwQs6WLX9rXYrq4ZjGPHvmKF8rEXgLsua3ltk9H7 viqmucdXil3EhBoGrG9CpzR7ZxjRvg29HEtng/tK7EfdVf14hnoYuuZD6fvGie8pAXOEogRDYzif vu86YV1bAK4J37N69bWhMf3xAZESC9zVEpwUKG7ftk5pxjgYIvqxrih/z9bFGcMwp4snGR2Mklqo pmoM9fKn2L6TrOpp9mOZ38r3LNczzFPQ2YfT9m7IDs93dXRn2ZjNHU4b6j6r2Ru4kqNrpr2tW4lu fBcsl9e6RkKLEjBZi5LRNP1yONQMLYiok76zwaMn8JhuQ3Oarqmz7fNdb8UhTeckWigBQ3K2UNSS rBBuurMJdlUVGgkXbF/nKlerqeR8DPPuKh9EPGqCesNzUCFx6sFK0J1T31FASV0FyXrr0HYm3X2v mYuNbvvQZMdbIqkf65cqytn660LVKMt9P4zR35wCEwsFPdApXgnSNWuwq8mDxWHXFaXnxViHjPgE NrrTjiiEWgwVGSAZ9zIlnJAKy4nothmNoPJCV+FJCB2SnXw8ubYl5FO6QwzvlqJFh3mN1ZgYntdY WOspKf+dgia8lL1dMKIeF7xWTuq6AO26WClOdNtyMiOzyufzlaLpSZITOalepEyfVYqmJc59j1eC dBUBcESP4lBiiqu7K0pXRTchiLkoQYdWigc+tFbs7Ry5e47UMbxWdgE61paTI2wqZ6kQKZok2TE3 Nzyha1rIzQLgW4R4WcybDs0R9MRoKed0FQ623om3rwtMVkwERClc60eDqHvqqnuHQaP7AnTovVTD fI/zN06+DR2/PvHbjiVQfS9VroLIw1Eg0Gii4CxxtFLx8zViYJxO6xuOO9F9GtoPvWVWWs9z5r1j jcPioBuk2kvtmj7aslS1jpKG7F2ArtpGdMeHzpLYtsLZy942mi5OK+Gbx0YbdDd967Pu+CL0h7ZN 5fps4xlbsnQB0vEPHYIjTJ81nkNPAeI9XgnS9Xcp3EnK7Klmq+rbRWVfhVoMc0EJGjSHmp6SuMUq hL9BTwryygtdM09AR3ccOV5QkOcpOzHM1AwGQ3BBx7At712A9r2UUTzdS0NwfRWtiZx8Ado1Qczh QAi9rPpzUqicO1vMCT9HWfF+dG+zUu56LUZVE7iSo6sIuaNcWnqeDqHVrokpKjNU668/myve9Y20 AzDmx0OaY4t3oZNs8g1eCdJVBJ3OhMZZBeLlulZK5iXCOEO5UnA+a3zVa95XYhdhjfPi6qZ4JUhX ZU3Q+l4RIwdCXNG8yTHpnrrK3jOUK+p81lAkkHSLjkE1xhezUlPhb7MpeINXgnQV8inbSZrjBupI luEYjakbGgpzizHDxDwWoX0l0u4oKtkmLE7+RNNbhMbrZqPhBmzNMt0U7bD9svdgxtvEZdIO4QcL 0LHXkwKAigBsmRKPRo/hAk0L43SoKEiXyBcohYdciaNK0HUlXRw/2JT4uhvDlgJ0GJi0STwZyHQM nnh68FKfLEL3cvJ+8NTnliUWhrfidKmwGfG2p3aoWQUlU/N0BvxufsoSNMogp5NVdKm0QSbmpfAU 6/AmJR9bFLUMZ5ss6hW1hv8tcaMyfc5kOaqPWuud4pUgXbPJAh19ZxIXshJLmU9L/U5LK0lExiSU Dok+p9Krq9LdDhrRtYM3xJyGdqNHWoRuJdX2tuC+2Zu0zqKbTFuVogStXSNPDmgYuBiF9JLfFKHp MsjJBzfGlcpnXZXfNC90b98bsbzrQlCzUiBVXXBqskrQH+uD0nu2wlHUiIlwUolprWpO4ahBED+9 xytBukqM0IVhVGeT7ZyQVqsKBEA6MFmZTXGh0U4hqVQAPGMKanFbUwB8z/mLX7GPNJaIlIO2yaJe jrMXuicGUfmsq/C7x8JJxbRhGMfwhz0hgpjDEjTNL+FggRei1y29G+ZgTA8Xa05Sa8F5GQaOIp9z op4F6BkJV86dr0IzLnRWhdxJDpoZQmVkIM9ctrhEZqeECqeFISeq/seGRdmuqwjuDA8Vdf4hDXjZ LL0OOR4d7uwhdbRvc2T5Bq8E6ZrJr3OROltR85BAB3VdzDMYsWJNf1XKUL4ATaSqkaUtLrWn3CKW qwRNp1m0FMkxHHTtw6D2ogRN016sC5mL4XJpwrVjLfw0NF2LZavI3kdKTLSfkSuVj7MFl9largkk B0CH4BhxzQku0yL8yHu8EqSr6F2clBMx77xZWaTYqgWCInQvgwSE9WZFNDTEUZnuIvRx7+ZYJ9Sn 03V8SlI/2TsF3ospEf2hNisFZXZrCJoOn2uE3wzzWa4r4BelnFCCZhJa9yZfMWx/QxdMONjb6JMM nCXm3/H7GLRgGGPXaonflI6IKfPpEEiZaMZZRB9wjZahINbW0ylC6+RQbK2O2ac+na5q9LlRJrpT hD7SnUYVDJ7QmxSe2OiKK00i34FmlWHgqnhRSvYuQPe9tJAZarEKG7gTZpNk7wL0x7ZN+Xy+8aRt Iv4Nt3ick5o1nh00y5FO8UqQriIAeeApen1HrG2JC6N2UjenLmsVH+iqDpLEp3sDxpHmqZRECWG3 5ZnzfExCk10YWUJNYVIFIFctFgU3eJ3LdVwlsXjCqH6f+U0J1xqsqbFqMrVdhO4Q7iSK0slbpHtg nkYiodybW0aT1oqY25XbQNdT9i6oZjPl3WmkatfVuZ3ZjxVnswqP3o8OfNoRULnWVeS7HWq5o8GV HPOiAYZWYjKGWKwJD2ZQayncOVyiZcYbnJ84Qtsl102MmbMRskMJioy1xKklkT5TBmpqSXCMdIwh zSGIGSfDtSJPWiRqIbggZ7j7mvKktEpLLMRELwNDYYY9CRQ91IzbjpBanYzHuTyFt6g7geFp6ZGE NClnoGmTFTurgBbLyRc4qzhpINZ+GlqrFugq2gCxYn3olljlyTowjSDBWIG1j2UbCQsRQsOBM69I mp95YqNr7v+oDNIAt8Ir6gcyDuAq2h6GnDBYpGFK1VqTxdjvD72x8vlsdz/HmHl3T1e9mO2M6TFu JGynFWhEtT3qKcLlmWlaRmP06cPkvRnHMAVgYHxE0FyOtfYmbRRltqNx1IYRurx321ktNdCB+CEH HpOyih6prlmFQKM5GW0HHqCZKxR0atwsGQrQNK0FbWayU37bQQ0dYC1mMsRo5XiB+EHG4xwXvKzw ivcGqAoVOELYrS65wMn21KWFgwOqbykzflOMZ0FwgAao8SxAnxSmnBYC0U8ZHYr9lIGwVIZzmR2y cupAUxT1yqGyWTkITMRq+pBbjYsSS4yEEcm6w6Wc5dMhr+vVEdohPuhO6zotU6nm3szXCyVmmDLV BhyE4SLmbLJahvONPtMnEgcxOTBycc7mB1qYYsWncCVHVzFYzMZJFbjrrfSEAmrdZy6WgCmPZnC+ XrooKVQx5DQLwBU1q+x4ekaXLd+Q3qgQZZC5GUtMmlCpYaO7M7Jaeaar8K5hHlIMcgmaVyWI8bHj asottOVEYM18l2RbX81CAmllxwEfWYuTKnCXbCg18YJSV6y2ynQLpsdUywm6sd08c58yOFsifh8q jZ7g+UpJ8UK6VqjkKFezStnRcc2mcApXcnQVwUJ/ReEZ/DfiWe5t6CQk+mYURki/uCCXxKoEzK3F HFahOUYiSF87SDGCKq2lOaFpxMlzU8KimXtj0sQtAdedHAuVFItmUkaZlKTZYoWkJEQSNsJEIzbm 8hVXzhOfGdczAiRGGPU+IkmSlbkyD0bxOVuGEjR5ruaLZp4b43JNAOyCLxLEcLpQYpZww9DGRmAK BuwcmtsxpGmCNnNo0J3cO+c6izVsBHqsgdrFZAr2jIQJJWYx+Q3aLA9TaiGqz3vb1dj4rh1Ncxgm sNSm74NU8KhdWEaEm40yxgIrR2umZknXbJ4aJoxl0qQAHAdtc06JAFihVEc9KUtUAbghzsmiXaCQ VPpkUKvlWIyYoSMcyceS73Avhi68kk2ikRIw552VN76HyAhaCbWlglgA7jG6WWHytewlmmNBUCpU RWAGwJKQ4g8MW8adMG0tNrWZRw4M/Qk3bAdDZ0YSlQLX9bF3Vjk+2/tTJ+OSflbcaYYw5/7JO3l7 xnu8EqSrKBhZqpaouOliqSPvRtLKSgn6Y8qVgvNZ87F1mOMMxlgbJLYxYd6CG4WJjbZNQxQ76V6W gMGIv6nIc5Y1kx5q7OImXzY9fmWirnqcBOfiQUrQ/VhwsstqTJKN6XsBmrrDWA6kR2o8Jd0tnd7H ipto8nfxZfHO0rKJbejkyN1aV4TW25tYZqt6zN7ExPl0itB669S5xppVYgxTb7SWoY88oStg8YRW vsggYYyJnpwlLtY4SzpA2s+za+SGhz/fRtAqEgerLJmzD9ykISdPh6lQ1S5dRcu4+qZ3dp01NcHb S/X1gvmVZ4vekvEXnTllNNhgdAzhs2nwVBMsmonpsqQiVpbR4anGiyNW7wy26fg9t2pNexbjC7FQ dhzaNLyOStoEdk+EmUov90YYg7E6KFxJ5G0v2cJT4zbYF7O2TPZgg3mDoETPdmZIRKfzJnYYw3sW qIcnmgvA8fpRjhwKjpz3GEmARF/JELz4KolMRQkWV5oojrxYHF7iqHGN+emseWuwvC0sYWmFmfui eqVYatoZS+nK4gNVyvxsBVh6QeKz4ms2F63Ae5ulBuh8e/hxPD5nEwMeUEqJdvjOPF560S4F0JIs gsA5H2BBMkMvIuT6Z0FhZqhbiWkLai2x55atQEH5hEkV6dNQiDOkmdRB3y4SXxq7fOSULKjCJhGl bGYljZOdeYPNsvBDBhOjeWe77M6bk+RyVEFxnIkWuRZZUBwfSEsyGbxAyUpHeyyXGBhq48YDMrwq FobhbsNnMivOncjEDQochh7iXstrBBQcyqsP8UjkmhO+2Ap344iEOCqCtWVBYjC/Ej4PBeDosAu5 QWFWJ8Zs1jEIzd36tDPexBBRiqc6UlwCRn6yk6B2YggSNCvY1m7aCRiORHOB24bLamTMKg/FSzQk 7WwbRqNicrYHYO6ilRs/pP6jvsx5AKbUo8zFBHQKV4ekq0TGJ4VJpwRgbUWnOSuubT+oPmuxswjM +6GzqMaPtVh0zezM60MyOL3JdsmPQ7NOw9nt0Rhfasdz0npV/uqa+QyYYcV8KKYHmDlw3fFsgYp3 DaThFEMxtdazAkUVUzoyU7iSo6sI1EkB70mhNDd7pWlst8m4dcftnsTvIjD9yAwmaFoWKHYewbH7 tCh9gGuJmXj1owlmulJoZrLA2hlfl+WaWrEJjp/mkR8QM2g9IK+SE26UgCt9XyZRnLUzr0HLO9cF 4A+FVKXtbCXglhVFkneHPqcEBJ36QgSiYENG+FgZ1XZb+mjaaahcAP6Y6lmuxM8Q0U+W+e7jU958 EMq+5PNS0meO7NNH6hw/feT/9+ehpE8n4hOb0gfJyKdLxY+Emn6fPj/l+BlYP/0fAAAA//8DAFBL AwQUAAYACAAAACEAz3Dj+dwAAAAFAQAADwAAAGRycy9kb3ducmV2LnhtbEyPQUvDQBCF74L/YRnB m91sJSppNqUU9VQEW0F6m2anSWh2N2S3SfrvHb3Yy4PhPd77Jl9OthUD9aHxToOaJSDIld40rtLw tXt7eAERIjqDrXek4UIBlsXtTY6Z8aP7pGEbK8ElLmSooY6xy6QMZU0Ww8x35Ng7+t5i5LOvpOlx 5HLbynmSPEmLjeOFGjta11Setmer4X3EcfWoXofN6bi+7Hfpx/dGkdb3d9NqASLSFP/D8IvP6FAw 08GfnQmi1cCPxD9lb56oFMSBQ6l6Blnk8pq++AEAAP//AwBQSwECLQAUAAYACAAAACEAtoM4kv4A AADhAQAAEwAAAAAAAAAAAAAAAAAAAAAAW0NvbnRlbnRfVHlwZXNdLnhtbFBLAQItABQABgAIAAAA IQA4/SH/1gAAAJQBAAALAAAAAAAAAAAAAAAAAC8BAABfcmVscy8ucmVsc1BLAQItABQABgAIAAAA IQAbPW2UkxQAAEtrAAAOAAAAAAAAAAAAAAAAAC4CAABkcnMvZTJvRG9jLnhtbFBLAQItABQABgAI AAAAIQDPcOP53AAAAAUBAAAPAAAAAAAAAAAAAAAAAO0WAABkcnMvZG93bnJldi54bWxQSwUGAAAA AAQABADzAAAA9hcAAAAA ">
-                      <v:shape id="Graphic 31" o:spid="_x0000_s1027" style="position:absolute;left:47;top:47;width:12700;height:9538;visibility:visible;mso-wrap-style:square;v-text-anchor:top" coordsize="1270000,953769" o:gfxdata="UEsDBBQABgAIAAAAIQDb4fbL7gAAAIUBAAATAAAAW0NvbnRlbnRfVHlwZXNdLnhtbHyQz07DMAyH 70i8Q+QralM4IITa7kDhCAiNB7ASt43WOlEcyvb2pNu4IODoPz9/n1xv9vOkForiPDdwXVagiI23 jocG3rdPxR0oScgWJ8/UwIEENu3lRb09BBKV0ywNjCmFe63FjDSjlD4Q50nv44wpl3HQAc0OB9I3 VXWrjedEnIq03oC27qjHjympx31un0wiTQLq4bS4shrAECZnMGVTvbD9QSnOhDInjzsyuiBXWQP0 r4R18jfgnHvJr4nOknrFmJ5xzhraRtHWf3Kkpfz/yGo5S+H73hkquyhdjr3R8m2lj09svwAAAP// AwBQSwMEFAAGAAgAAAAhAFr0LFu/AAAAFQEAAAsAAABfcmVscy8ucmVsc2zPwWrDMAwG4Ptg72B0 X5TuUMaI01uh19I+gLGVxCy2jGSy9e1nemrHjpL4P0nD4SetZiPRyNnCruvBUPYcYp4tXC/Htw8w Wl0ObuVMFm6kcBhfX4Yzra62kC6xqGlKVgtLreUTUf1CyWnHhXKbTCzJ1VbKjMX5LzcTvvf9HuXR gPHJNKdgQU5hB+ZyK23zHztFL6w81c5zQp6m6P9TMfB3PtPWFCczVQtB9N4U2rp2HOA44NMz4y8A AAD//wMAUEsDBBQABgAIAAAAIQBooZHqxQAAANsAAAAPAAAAZHJzL2Rvd25yZXYueG1sRI9Li8JA EITvgv9haGFv68QIItFRRFCUZQ8+8HFrM20SzPSEzKzJ/vsdYcFjUVVfUdN5a0rxpNoVlhUM+hEI 4tTqgjMFx8PqcwzCeWSNpWVS8EsO5rNuZ4qJtg3v6Ln3mQgQdgkqyL2vEildmpNB17cVcfDutjbo g6wzqWtsAtyUMo6ikTRYcFjIsaJlTulj/2MUrOPT+Uzu0sS8Pa2i8eLr+zq6KfXRaxcTEJ5a/w7/ tzdawXAAry/hB8jZHwAAAP//AwBQSwECLQAUAAYACAAAACEA2+H2y+4AAACFAQAAEwAAAAAAAAAA AAAAAAAAAAAAW0NvbnRlbnRfVHlwZXNdLnhtbFBLAQItABQABgAIAAAAIQBa9CxbvwAAABUBAAAL AAAAAAAAAAAAAAAAAB8BAABfcmVscy8ucmVsc1BLAQItABQABgAIAAAAIQBooZHqxQAAANsAAAAP AAAAAAAAAAAAAAAAAAcCAABkcnMvZG93bnJldi54bWxQSwUGAAAAAAMAAwC3AAAA+QIAAAAA " path="m,593725l1069975,r199644,359791l199644,953516,,593725xe" filled="f">
-                        <v:path arrowok="t"/>
-                      </v:shape>
-                      <v:shape id="Graphic 32" o:spid="_x0000_s1028" style="position:absolute;left:3179;top:2272;width:6058;height:4090;visibility:visible;mso-wrap-style:square;v-text-anchor:top" coordsize="605790,408940" o:gfxdata="UEsDBBQABgAIAAAAIQDb4fbL7gAAAIUBAAATAAAAW0NvbnRlbnRfVHlwZXNdLnhtbHyQz07DMAyH 70i8Q+QralM4IITa7kDhCAiNB7ASt43WOlEcyvb2pNu4IODoPz9/n1xv9vOkForiPDdwXVagiI23 jocG3rdPxR0oScgWJ8/UwIEENu3lRb09BBKV0ywNjCmFe63FjDSjlD4Q50nv44wpl3HQAc0OB9I3 VXWrjedEnIq03oC27qjHjympx31un0wiTQLq4bS4shrAECZnMGVTvbD9QSnOhDInjzsyuiBXWQP0 r4R18jfgnHvJr4nOknrFmJ5xzhraRtHWf3Kkpfz/yGo5S+H73hkquyhdjr3R8m2lj09svwAAAP// AwBQSwMEFAAGAAgAAAAhAFr0LFu/AAAAFQEAAAsAAABfcmVscy8ucmVsc2zPwWrDMAwG4Ptg72B0 X5TuUMaI01uh19I+gLGVxCy2jGSy9e1nemrHjpL4P0nD4SetZiPRyNnCruvBUPYcYp4tXC/Htw8w Wl0ObuVMFm6kcBhfX4Yzra62kC6xqGlKVgtLreUTUf1CyWnHhXKbTCzJ1VbKjMX5LzcTvvf9HuXR gPHJNKdgQU5hB+ZyK23zHztFL6w81c5zQp6m6P9TMfB3PtPWFCczVQtB9N4U2rp2HOA44NMz4y8A AAD//wMAUEsDBBQABgAIAAAAIQBcaw/uwQAAANsAAAAPAAAAZHJzL2Rvd25yZXYueG1sRI/disIw EIXvF3yHMII3y5paWVeqaRFR8MpF3QeYbca22ExqE7W+vREELw/n5+PMs87U4kqtqywrGA0jEMS5 1RUXCv4O668pCOeRNdaWScGdHGRp72OOibY33tF17wsRRtglqKD0vkmkdHlJBt3QNsTBO9rWoA+y LaRu8RbGTS3jKJpIgxUHQokNLUvKT/uLCdz/c159fi+3vyee6LuMyax+SKlBv1vMQHjq/Dv8am+0 gnEMzy/hB8j0AQAA//8DAFBLAQItABQABgAIAAAAIQDb4fbL7gAAAIUBAAATAAAAAAAAAAAAAAAA AAAAAABbQ29udGVudF9UeXBlc10ueG1sUEsBAi0AFAAGAAgAAAAhAFr0LFu/AAAAFQEAAAsAAAAA AAAAAAAAAAAAHwEAAF9yZWxzLy5yZWxzUEsBAi0AFAAGAAgAAAAhAFxrD+7BAAAA2wAAAA8AAAAA AAAAAAAAAAAABwIAAGRycy9kb3ducmV2LnhtbFBLBQYAAAAAAwADALcAAAD1AgAAAAA= " path="m22225,407669r-6605,l15875,408939r5206,l22225,407669xem14859,303529r-5461,l8509,304800r-1271,l5841,306069r-2286,1270l2793,307339r-889,1271l1269,308610r-889,1269l126,309879,,312419r15112,93981l15366,407669r8128,l24511,406400r634,l25907,405129r508,l26669,403860r381,l27177,401319,22860,378460,42576,367029r-21876,l11937,317500r19030,l14859,303529xem77827,358139r-19915,l76453,374650r382,1269l80010,375919r762,-1269l82803,374650r1271,-1271l85470,372110r1017,l88011,370839r507,l88645,369569r128,l88391,368300r-380,l87375,367029r-762,-1269l77827,358139xem30967,317500r-19030,l50037,350519,20700,367029r21876,l57912,358139r19915,l30967,317500xem68199,273050r-3811,l63626,274319r-2032,l60578,275589r-889,l57912,276860r-382,1269l57150,278129r-255,1271l57150,279400r43306,78739l101345,359410r1143,1269l106172,360679r1015,-1269l130444,346710r-21606,l68452,274319r-253,-1269xem140588,328929r-1143,l138937,330200r-30099,16510l130444,346710r13955,-7621l145287,339089r,-2539l144779,335279r-380,-1269l143890,332739r-380,l143001,331469r-381,l141731,330200r-1143,-1271xem158241,222250r-1904,l116459,245110r-1017,l114680,246379r-1016,2540l113791,250189r1016,1271l156463,326389r889,2540l162178,328929r23002,-12700l164973,316229,148209,285750r16520,-8890l143255,276860,128650,250189r33148,-19050l162560,231139r,-1270l162432,228600r-507,-1271l161670,227329r-1016,-2540l160274,224789r-509,-1270l158623,223519r-382,-1269xem201040,297179r-2666,l164973,316229r20207,l203580,306069r762,l204597,304800r,-1271l204469,303529r-762,-2540l203200,300989r-382,-1270l202311,299719r-762,-1269l201040,297179xem13080,302260r-1269,l11175,303529r2413,l13080,302260xem218566,298450r-3810,l215137,299719r2540,l218566,298450xem220852,297179r-6730,l214375,298450r5207,l220852,297179xem213487,193039r-5588,l207010,194310r-2541,1269l203200,195579r-1144,1271l201294,196850r-889,1269l199009,199389r-382,l198500,201929r15240,93981l213867,297179r8128,l223012,295910r762,l224916,294639r382,l225805,292100r-4444,-24131l240055,257810r-20854,l210565,207010r18680,l213487,193039xem173354,260350r-1524,l171450,261619r-28195,15241l164729,276860r11800,-6350l176911,269239r634,l177673,267969r-128,-1269l177291,266700r-254,-1271l176784,265429r-509,-1269l175894,262889r-1396,-1270l174116,261619r-762,-1269xem276519,248919r-20107,l274954,264160r509,1269l279400,265429r762,-1269l282701,262889r2287,-1270l286512,260350r507,l287147,259079r253,l286892,257810r-254,l286003,256539r-889,l276519,248919xem229245,207010r-18680,l248538,241300r-29337,16510l240055,257810r16357,-8891l276519,248919,229245,207010xem290512,168910r-14796,l316229,241300r255,1269l318769,242569r2286,-1269l323088,241300r1015,-1271l324992,240029r2540,-2540l327660,237489r,-1270l327532,236219,290512,168910xem307593,139700r-2286,l246506,172719r-507,l245872,173989r-128,l245872,175260r380,1269l247268,179069r889,1270l248665,180339r382,1271l252094,181610r23622,-12700l290512,168910r-3493,-6350l310641,149860r382,-1271l311657,148589r-127,-2539l311276,146050r-253,-1271l310768,144779r-1016,-2540l309372,142239r-509,-1270l308101,140969r-508,-1269xem381888,105410r-10922,l359410,107950r-27433,26669l329945,151129r2794,12700l335279,170179r3684,6350l342773,184150r27813,21589l381635,205739r5588,-1270l393318,203200r6223,-3811l406018,195579r1694,-1269l376809,194310r-3810,-1271l369315,190500r-3555,-1271l362330,186689r-6223,-7620l353187,173989r-2795,-5079l347852,165100r-1904,-5081l344677,156210r-1397,-5081l342773,147319r108,-1269l342990,144779r109,-1269l343208,142239r109,-1270l343426,139700r109,-1271l344804,134619r26671,-17780l401192,116839r-4444,-5079l392049,109219r-5081,-2540l381888,105410xem401192,116839r-25527,l379602,118110r3684,2540l407924,154939r1396,3811l409701,162560r-126,5079l409479,168910r-95,1269l409289,171450r-96,1269l407924,176529r-2286,3810l403225,182879r-3557,3810l394715,189229r-4826,2540l385317,193039r-4191,l376809,194310r30903,l411099,191769r7365,-10159l420750,176529r1016,-5079l422910,166369r-102,-2540l422706,161289r-51,-1270l405638,121919r-4446,-5080xem419480,77469r-1778,l415416,78739r-2031,l412495,80010r-889,l409066,82550r-127,2539l454025,166369r3048,l458597,165100r2031,-1271l461644,163829r890,-1269l463803,162560r1271,-1271l465074,158750,420242,78739r-762,-1270xem494538,46989r-21718,l470280,48260r-1524,1269l467360,49529r-1779,1271l463423,52069,445515,62229r-1015,l443738,63500r-1016,2539l442975,67310r889,1269l487172,147319r4698,l492887,146050r1015,l495045,144779r1524,l497204,143510r509,l497966,142239r382,l498348,140969,478409,105410r7492,-5081l488441,99060r2413,-1271l521462,97789r-2160,-1270l473455,96519,457707,67310r11684,-6350l471169,59689r1397,l474090,58419r2540,l480694,57150r23305,l503174,55879r-1906,-2540l499110,50800r-2160,-1271l494538,46989xem535686,121919r-4319,l531749,123189r3175,l535686,121919xem521462,97789r-23876,l499617,99060r2159,l509904,104139r20956,17780l536448,121919r2031,-1269l539750,120650r1015,-1271l541527,119379r762,-1269l543178,118110r254,-1271l543687,116839r-127,-1270l542798,115569r-509,-1269l541654,114300r-889,-1271l539241,111760,521462,97789xem560069,r-2667,l517525,21589r-1016,1271l515747,24129r-1017,1271l514857,27939r1017,1271l557529,104139r889,1271l559562,106679r4699,l588941,92710r-22903,l549401,63500,566752,53339r-22430,l529716,27939,562610,8889r762,l563499,6350r-509,-1271l562737,3810r-509,l561848,2539r-509,l560959,1269,560069,xem503999,57150r-20002,l486790,58419r2667,1270l491743,62229r1906,3810l494791,68579r635,1271l495807,72389r255,1271l495807,76200r-634,2539l494411,80010r-1271,2540l491363,83819r-1651,2541l487299,87629r-2922,2540l473455,96519r45847,l517398,93979r-3557,-2540l512063,91439r-1650,-1270l508635,90169r-1651,-1269l500252,88900r8128,-17781l508380,68579r-1016,-5079l506349,60960r-1524,-2541l503999,57150xem602614,74929r-3175,l566038,92710r22903,l604647,83819r762,l605536,81279r-255,-1269l604392,77469r-507,l603376,76200r-762,-1271xem574420,38100r-1905,l544322,53339r22430,l577595,46989r635,l578612,45719r,-1269l578357,44450r-507,-2540l577341,41910r-380,-1271l576452,40639r-380,-1270l575182,39369r-762,-1269xem489076,45719r-9271,l476376,46989r15367,l489076,45719xe" fillcolor="black" stroked="f">
-                        <v:path arrowok="t"/>
-                      </v:shape>
-                      <w10:anchorlock/>
-                    </v:group>
-                  </w:pict>
-                </mc:Fallback>
-              </mc:AlternateContent>
             </w:r>
           </w:p>
         </w:tc>
@@ -16910,16 +14571,6 @@
                 <w:szCs w:val="20"/>
               </w:rPr>
             </w:pPr>
-            <w:r>
-              <w:rPr>
-                <w:rFonts w:ascii="Calibri"/>
-                <w:b/>
-                <w:spacing w:val="-10"/>
-                <w:sz w:val="20"/>
-                <w:szCs w:val="20"/>
-              </w:rPr>
-              <w:t xml:space="preserve">    E</w:t>
-            </w:r>
           </w:p>
         </w:tc>
         <w:tc>
@@ -16942,16 +14593,6 @@
                 <w:szCs w:val="20"/>
               </w:rPr>
             </w:pPr>
-            <w:r>
-              <w:rPr>
-                <w:rFonts w:ascii="Calibri"/>
-                <w:b/>
-                <w:spacing w:val="-2"/>
-                <w:sz w:val="20"/>
-                <w:szCs w:val="20"/>
-              </w:rPr>
-              <w:t>7h15</w:t>
-            </w:r>
           </w:p>
           <w:p>
             <w:pPr>
@@ -16965,44 +14606,6 @@
                 <w:szCs w:val="20"/>
               </w:rPr>
             </w:pPr>
-            <w:r>
-              <w:rPr>
-                <w:rFonts w:ascii="Calibri" w:hAnsi="Calibri"/>
-                <w:b/>
-                <w:sz w:val="20"/>
-                <w:szCs w:val="20"/>
-              </w:rPr>
-              <w:t>Durée</w:t>
-            </w:r>
-            <w:r>
-              <w:rPr>
-                <w:rFonts w:ascii="Calibri" w:hAnsi="Calibri"/>
-                <w:b/>
-                <w:spacing w:val="-2"/>
-                <w:sz w:val="20"/>
-                <w:szCs w:val="20"/>
-              </w:rPr>
-              <w:t xml:space="preserve"> </w:t>
-            </w:r>
-            <w:r>
-              <w:rPr>
-                <w:rFonts w:ascii="Calibri" w:hAnsi="Calibri"/>
-                <w:b/>
-                <w:sz w:val="20"/>
-                <w:szCs w:val="20"/>
-              </w:rPr>
-              <w:t>du</w:t>
-            </w:r>
-            <w:r>
-              <w:rPr>
-                <w:rFonts w:ascii="Calibri" w:hAnsi="Calibri"/>
-                <w:b/>
-                <w:spacing w:val="-2"/>
-                <w:sz w:val="20"/>
-                <w:szCs w:val="20"/>
-              </w:rPr>
-              <w:t xml:space="preserve"> poste</w:t>
-            </w:r>
           </w:p>
         </w:tc>
         <w:tc>
@@ -17025,28 +14628,10 @@
             <w:r>
               <w:rPr>
                 <w:rFonts w:ascii="Calibri" w:hAnsi="Calibri"/>
-                <w:spacing w:val="-2"/>
                 <w:sz w:val="20"/>
                 <w:szCs w:val="20"/>
               </w:rPr>
-              <w:t>Bruit</w:t>
-            </w:r>
-            <w:r>
-              <w:rPr>
-                <w:rFonts w:ascii="Calibri" w:hAnsi="Calibri"/>
-                <w:sz w:val="20"/>
-                <w:szCs w:val="20"/>
-              </w:rPr>
               <w:tab/>
-            </w:r>
-            <w:r>
-              <w:rPr>
-                <w:rFonts w:ascii="Calibri" w:hAnsi="Calibri"/>
-                <w:spacing w:val="-2"/>
-                <w:sz w:val="20"/>
-                <w:szCs w:val="20"/>
-              </w:rPr>
-              <w:t>fluctuant aléatoire</w:t>
             </w:r>
           </w:p>
         </w:tc>
@@ -17109,14 +14694,6 @@
                 <w:szCs w:val="20"/>
               </w:rPr>
             </w:pPr>
-            <w:r>
-              <w:rPr>
-                <w:rFonts w:ascii="Calibri"/>
-                <w:sz w:val="20"/>
-                <w:szCs w:val="20"/>
-              </w:rPr>
-              <w:t>Atelier 1</w:t>
-            </w:r>
           </w:p>
         </w:tc>
         <w:tc>
@@ -17135,16 +14712,6 @@
                 <w:szCs w:val="20"/>
               </w:rPr>
             </w:pPr>
-            <w:r>
-              <w:rPr>
-                <w:rFonts w:ascii="Times New Roman"/>
-                <w:b/>
-                <w:spacing w:val="-5"/>
-                <w:sz w:val="20"/>
-                <w:szCs w:val="20"/>
-              </w:rPr>
-              <w:t>8h</w:t>
-            </w:r>
           </w:p>
         </w:tc>
         <w:tc>
@@ -17166,13 +14733,6 @@
                 <w:szCs w:val="20"/>
               </w:rPr>
             </w:pPr>
-            <w:r>
-              <w:rPr>
-                <w:sz w:val="20"/>
-                <w:szCs w:val="20"/>
-              </w:rPr>
-              <w:t>Trémies (vidage)</w:t>
-            </w:r>
           </w:p>
           <w:p>
             <w:pPr>
@@ -17186,13 +14746,6 @@
                 <w:szCs w:val="20"/>
               </w:rPr>
             </w:pPr>
-            <w:r>
-              <w:rPr>
-                <w:sz w:val="20"/>
-                <w:szCs w:val="20"/>
-              </w:rPr>
-              <w:t>Dépoussiéreur</w:t>
-            </w:r>
           </w:p>
           <w:p>
             <w:pPr>
@@ -17206,13 +14759,6 @@
                 <w:szCs w:val="20"/>
               </w:rPr>
             </w:pPr>
-            <w:r>
-              <w:rPr>
-                <w:sz w:val="20"/>
-                <w:szCs w:val="20"/>
-              </w:rPr>
-              <w:t>Ensachage</w:t>
-            </w:r>
           </w:p>
           <w:p>
             <w:pPr>
@@ -17226,13 +14772,6 @@
                 <w:szCs w:val="20"/>
               </w:rPr>
             </w:pPr>
-            <w:r>
-              <w:rPr>
-                <w:sz w:val="20"/>
-                <w:szCs w:val="20"/>
-              </w:rPr>
-              <w:t>Outils (marteau)</w:t>
-            </w:r>
           </w:p>
         </w:tc>
         <w:tc>
@@ -17251,16 +14790,6 @@
                 <w:szCs w:val="20"/>
               </w:rPr>
             </w:pPr>
-            <w:r>
-              <w:rPr>
-                <w:rFonts w:ascii="Times New Roman"/>
-                <w:b/>
-                <w:spacing w:val="-10"/>
-                <w:sz w:val="20"/>
-                <w:szCs w:val="20"/>
-              </w:rPr>
-              <w:t>5</w:t>
-            </w:r>
           </w:p>
         </w:tc>
         <w:tc>
@@ -17300,16 +14829,6 @@
                 <w:szCs w:val="20"/>
               </w:rPr>
             </w:pPr>
-            <w:r>
-              <w:rPr>
-                <w:rFonts w:ascii="Calibri"/>
-                <w:b/>
-                <w:spacing w:val="-10"/>
-                <w:sz w:val="20"/>
-                <w:szCs w:val="20"/>
-              </w:rPr>
-              <w:t xml:space="preserve">     E</w:t>
-            </w:r>
           </w:p>
         </w:tc>
         <w:tc>
@@ -17332,16 +14851,6 @@
                 <w:szCs w:val="20"/>
               </w:rPr>
             </w:pPr>
-            <w:r>
-              <w:rPr>
-                <w:rFonts w:ascii="Calibri"/>
-                <w:b/>
-                <w:spacing w:val="-5"/>
-                <w:sz w:val="20"/>
-                <w:szCs w:val="20"/>
-              </w:rPr>
-              <w:t>7h15</w:t>
-            </w:r>
           </w:p>
           <w:p>
             <w:pPr>
@@ -17354,44 +14863,6 @@
                 <w:szCs w:val="20"/>
               </w:rPr>
             </w:pPr>
-            <w:r>
-              <w:rPr>
-                <w:rFonts w:ascii="Calibri" w:hAnsi="Calibri"/>
-                <w:b/>
-                <w:sz w:val="20"/>
-                <w:szCs w:val="20"/>
-              </w:rPr>
-              <w:t>Durée</w:t>
-            </w:r>
-            <w:r>
-              <w:rPr>
-                <w:rFonts w:ascii="Calibri" w:hAnsi="Calibri"/>
-                <w:b/>
-                <w:spacing w:val="-2"/>
-                <w:sz w:val="20"/>
-                <w:szCs w:val="20"/>
-              </w:rPr>
-              <w:t xml:space="preserve"> </w:t>
-            </w:r>
-            <w:r>
-              <w:rPr>
-                <w:rFonts w:ascii="Calibri" w:hAnsi="Calibri"/>
-                <w:b/>
-                <w:sz w:val="20"/>
-                <w:szCs w:val="20"/>
-              </w:rPr>
-              <w:t>du</w:t>
-            </w:r>
-            <w:r>
-              <w:rPr>
-                <w:rFonts w:ascii="Calibri" w:hAnsi="Calibri"/>
-                <w:b/>
-                <w:spacing w:val="-2"/>
-                <w:sz w:val="20"/>
-                <w:szCs w:val="20"/>
-              </w:rPr>
-              <w:t xml:space="preserve"> poste</w:t>
-            </w:r>
           </w:p>
         </w:tc>
         <w:tc>
@@ -17414,28 +14885,10 @@
             <w:r>
               <w:rPr>
                 <w:rFonts w:ascii="Calibri" w:hAnsi="Calibri"/>
-                <w:spacing w:val="-2"/>
                 <w:sz w:val="20"/>
                 <w:szCs w:val="20"/>
               </w:rPr>
-              <w:t>Bruit</w:t>
-            </w:r>
-            <w:r>
-              <w:rPr>
-                <w:rFonts w:ascii="Calibri" w:hAnsi="Calibri"/>
-                <w:sz w:val="20"/>
-                <w:szCs w:val="20"/>
-              </w:rPr>
               <w:tab/>
-            </w:r>
-            <w:r>
-              <w:rPr>
-                <w:rFonts w:ascii="Calibri" w:hAnsi="Calibri"/>
-                <w:spacing w:val="-2"/>
-                <w:sz w:val="20"/>
-                <w:szCs w:val="20"/>
-              </w:rPr>
-              <w:t>fluctuant aléatoire</w:t>
             </w:r>
           </w:p>
         </w:tc>
@@ -17488,15 +14941,6 @@
                 <w:szCs w:val="20"/>
               </w:rPr>
             </w:pPr>
-            <w:r>
-              <w:rPr>
-                <w:rFonts w:ascii="Calibri"/>
-                <w:spacing w:val="-2"/>
-                <w:sz w:val="20"/>
-                <w:szCs w:val="20"/>
-              </w:rPr>
-              <w:t>Atelier2</w:t>
-            </w:r>
           </w:p>
         </w:tc>
         <w:tc>
@@ -17515,16 +14959,6 @@
                 <w:szCs w:val="20"/>
               </w:rPr>
             </w:pPr>
-            <w:r>
-              <w:rPr>
-                <w:rFonts w:ascii="Times New Roman"/>
-                <w:b/>
-                <w:spacing w:val="-5"/>
-                <w:sz w:val="20"/>
-                <w:szCs w:val="20"/>
-              </w:rPr>
-              <w:t>8h</w:t>
-            </w:r>
           </w:p>
         </w:tc>
         <w:tc>
@@ -17552,14 +14986,6 @@
                 <w:szCs w:val="20"/>
               </w:rPr>
             </w:pPr>
-            <w:r>
-              <w:rPr>
-                <w:rFonts w:ascii="Calibri" w:hAnsi="Calibri"/>
-                <w:sz w:val="20"/>
-                <w:szCs w:val="20"/>
-              </w:rPr>
-              <w:t>Dépoussiéreur</w:t>
-            </w:r>
           </w:p>
           <w:p>
             <w:pPr>
@@ -17573,14 +14999,6 @@
                 <w:szCs w:val="20"/>
               </w:rPr>
             </w:pPr>
-            <w:r>
-              <w:rPr>
-                <w:spacing w:val="-4"/>
-                <w:sz w:val="20"/>
-                <w:szCs w:val="20"/>
-              </w:rPr>
-              <w:t>Délayeur</w:t>
-            </w:r>
           </w:p>
           <w:p>
             <w:pPr>
@@ -17594,13 +15012,6 @@
                 <w:szCs w:val="20"/>
               </w:rPr>
             </w:pPr>
-            <w:r>
-              <w:rPr>
-                <w:sz w:val="20"/>
-                <w:szCs w:val="20"/>
-              </w:rPr>
-              <w:t>Tamisage</w:t>
-            </w:r>
           </w:p>
           <w:p>
             <w:pPr>
@@ -17614,13 +15025,6 @@
                 <w:szCs w:val="20"/>
               </w:rPr>
             </w:pPr>
-            <w:r>
-              <w:rPr>
-                <w:sz w:val="20"/>
-                <w:szCs w:val="20"/>
-              </w:rPr>
-              <w:t>Chargeuse, chariot élévateur</w:t>
-            </w:r>
           </w:p>
           <w:p>
             <w:pPr>
@@ -17634,13 +15038,6 @@
                 <w:szCs w:val="20"/>
               </w:rPr>
             </w:pPr>
-            <w:r>
-              <w:rPr>
-                <w:sz w:val="20"/>
-                <w:szCs w:val="20"/>
-              </w:rPr>
-              <w:t>Broyeur</w:t>
-            </w:r>
           </w:p>
         </w:tc>
         <w:tc>
@@ -17659,16 +15056,6 @@
                 <w:szCs w:val="20"/>
               </w:rPr>
             </w:pPr>
-            <w:r>
-              <w:rPr>
-                <w:rFonts w:ascii="Times New Roman"/>
-                <w:b/>
-                <w:spacing w:val="-10"/>
-                <w:sz w:val="20"/>
-                <w:szCs w:val="20"/>
-              </w:rPr>
-              <w:t>5</w:t>
-            </w:r>
           </w:p>
         </w:tc>
         <w:tc>
@@ -17708,16 +15095,6 @@
                 <w:szCs w:val="20"/>
               </w:rPr>
             </w:pPr>
-            <w:r>
-              <w:rPr>
-                <w:rFonts w:ascii="Calibri"/>
-                <w:b/>
-                <w:spacing w:val="-10"/>
-                <w:sz w:val="20"/>
-                <w:szCs w:val="20"/>
-              </w:rPr>
-              <w:t xml:space="preserve">      E</w:t>
-            </w:r>
           </w:p>
         </w:tc>
         <w:tc>
@@ -17740,16 +15117,6 @@
                 <w:szCs w:val="20"/>
               </w:rPr>
             </w:pPr>
-            <w:r>
-              <w:rPr>
-                <w:rFonts w:ascii="Calibri"/>
-                <w:b/>
-                <w:spacing w:val="-5"/>
-                <w:sz w:val="20"/>
-                <w:szCs w:val="20"/>
-              </w:rPr>
-              <w:t>7h15</w:t>
-            </w:r>
           </w:p>
           <w:p>
             <w:pPr>
@@ -17762,44 +15129,6 @@
                 <w:szCs w:val="20"/>
               </w:rPr>
             </w:pPr>
-            <w:r>
-              <w:rPr>
-                <w:rFonts w:ascii="Calibri" w:hAnsi="Calibri"/>
-                <w:b/>
-                <w:sz w:val="20"/>
-                <w:szCs w:val="20"/>
-              </w:rPr>
-              <w:t>Durée</w:t>
-            </w:r>
-            <w:r>
-              <w:rPr>
-                <w:rFonts w:ascii="Calibri" w:hAnsi="Calibri"/>
-                <w:b/>
-                <w:spacing w:val="-2"/>
-                <w:sz w:val="20"/>
-                <w:szCs w:val="20"/>
-              </w:rPr>
-              <w:t xml:space="preserve"> </w:t>
-            </w:r>
-            <w:r>
-              <w:rPr>
-                <w:rFonts w:ascii="Calibri" w:hAnsi="Calibri"/>
-                <w:b/>
-                <w:sz w:val="20"/>
-                <w:szCs w:val="20"/>
-              </w:rPr>
-              <w:t>du</w:t>
-            </w:r>
-            <w:r>
-              <w:rPr>
-                <w:rFonts w:ascii="Calibri" w:hAnsi="Calibri"/>
-                <w:b/>
-                <w:spacing w:val="-2"/>
-                <w:sz w:val="20"/>
-                <w:szCs w:val="20"/>
-              </w:rPr>
-              <w:t xml:space="preserve"> poste</w:t>
-            </w:r>
           </w:p>
         </w:tc>
         <w:tc>
@@ -17823,28 +15152,10 @@
             <w:r>
               <w:rPr>
                 <w:rFonts w:ascii="Calibri" w:hAnsi="Calibri"/>
-                <w:spacing w:val="-2"/>
                 <w:sz w:val="20"/>
                 <w:szCs w:val="20"/>
               </w:rPr>
-              <w:t>Bruit</w:t>
-            </w:r>
-            <w:r>
-              <w:rPr>
-                <w:rFonts w:ascii="Calibri" w:hAnsi="Calibri"/>
-                <w:sz w:val="20"/>
-                <w:szCs w:val="20"/>
-              </w:rPr>
               <w:tab/>
-            </w:r>
-            <w:r>
-              <w:rPr>
-                <w:rFonts w:ascii="Calibri" w:hAnsi="Calibri"/>
-                <w:spacing w:val="-2"/>
-                <w:sz w:val="20"/>
-                <w:szCs w:val="20"/>
-              </w:rPr>
-              <w:t>fluctuant aléatoire</w:t>
             </w:r>
           </w:p>
         </w:tc>
@@ -17897,15 +15208,6 @@
                 <w:szCs w:val="20"/>
               </w:rPr>
             </w:pPr>
-            <w:r>
-              <w:rPr>
-                <w:rFonts w:ascii="Calibri"/>
-                <w:spacing w:val="-2"/>
-                <w:sz w:val="20"/>
-                <w:szCs w:val="20"/>
-              </w:rPr>
-              <w:t xml:space="preserve">Lavage </w:t>
-            </w:r>
           </w:p>
         </w:tc>
         <w:tc>
@@ -17927,16 +15229,6 @@
                 <w:szCs w:val="20"/>
               </w:rPr>
             </w:pPr>
-            <w:r>
-              <w:rPr>
-                <w:rFonts w:ascii="Times New Roman"/>
-                <w:b/>
-                <w:spacing w:val="-5"/>
-                <w:sz w:val="20"/>
-                <w:szCs w:val="20"/>
-              </w:rPr>
-              <w:t>8h</w:t>
-            </w:r>
           </w:p>
         </w:tc>
         <w:tc>
@@ -17981,14 +15273,6 @@
                 <w:szCs w:val="20"/>
               </w:rPr>
             </w:pPr>
-            <w:r>
-              <w:rPr>
-                <w:rFonts w:ascii="Calibri" w:hAnsi="Calibri"/>
-                <w:sz w:val="20"/>
-                <w:szCs w:val="20"/>
-              </w:rPr>
-              <w:t>Karcher à main+ tête de lavage</w:t>
-            </w:r>
           </w:p>
           <w:p>
             <w:pPr>
@@ -18008,14 +15292,6 @@
                 <w:szCs w:val="20"/>
               </w:rPr>
             </w:pPr>
-            <w:r>
-              <w:rPr>
-                <w:rFonts w:ascii="Calibri" w:hAnsi="Calibri"/>
-                <w:sz w:val="20"/>
-                <w:szCs w:val="20"/>
-              </w:rPr>
-              <w:t>Désenbuage</w:t>
-            </w:r>
           </w:p>
           <w:p>
             <w:pPr>
@@ -18035,14 +15311,6 @@
                 <w:szCs w:val="20"/>
               </w:rPr>
             </w:pPr>
-            <w:r>
-              <w:rPr>
-                <w:rFonts w:ascii="Calibri" w:hAnsi="Calibri"/>
-                <w:sz w:val="20"/>
-                <w:szCs w:val="20"/>
-              </w:rPr>
-              <w:t>Visseuse, dévisseuse pneumatique</w:t>
-            </w:r>
           </w:p>
           <w:p>
             <w:pPr>
@@ -18072,16 +15340,6 @@
                 <w:szCs w:val="20"/>
               </w:rPr>
             </w:pPr>
-            <w:r>
-              <w:rPr>
-                <w:rFonts w:ascii="Times New Roman"/>
-                <w:b/>
-                <w:spacing w:val="-10"/>
-                <w:sz w:val="20"/>
-                <w:szCs w:val="20"/>
-              </w:rPr>
-              <w:t>5</w:t>
-            </w:r>
           </w:p>
         </w:tc>
         <w:tc>
@@ -18122,16 +15380,6 @@
                 <w:szCs w:val="20"/>
               </w:rPr>
             </w:pPr>
-            <w:r>
-              <w:rPr>
-                <w:rFonts w:ascii="Calibri"/>
-                <w:b/>
-                <w:spacing w:val="-10"/>
-                <w:sz w:val="20"/>
-                <w:szCs w:val="20"/>
-              </w:rPr>
-              <w:t xml:space="preserve">       E</w:t>
-            </w:r>
           </w:p>
         </w:tc>
         <w:tc>
@@ -18154,16 +15402,6 @@
                 <w:szCs w:val="20"/>
               </w:rPr>
             </w:pPr>
-            <w:r>
-              <w:rPr>
-                <w:rFonts w:ascii="Calibri"/>
-                <w:b/>
-                <w:spacing w:val="-5"/>
-                <w:sz w:val="20"/>
-                <w:szCs w:val="20"/>
-              </w:rPr>
-              <w:t>7h15</w:t>
-            </w:r>
           </w:p>
           <w:p>
             <w:pPr>
@@ -18177,44 +15415,6 @@
                 <w:szCs w:val="20"/>
               </w:rPr>
             </w:pPr>
-            <w:r>
-              <w:rPr>
-                <w:rFonts w:ascii="Calibri" w:hAnsi="Calibri"/>
-                <w:b/>
-                <w:sz w:val="20"/>
-                <w:szCs w:val="20"/>
-              </w:rPr>
-              <w:t>Durée</w:t>
-            </w:r>
-            <w:r>
-              <w:rPr>
-                <w:rFonts w:ascii="Calibri" w:hAnsi="Calibri"/>
-                <w:b/>
-                <w:spacing w:val="-2"/>
-                <w:sz w:val="20"/>
-                <w:szCs w:val="20"/>
-              </w:rPr>
-              <w:t xml:space="preserve"> </w:t>
-            </w:r>
-            <w:r>
-              <w:rPr>
-                <w:rFonts w:ascii="Calibri" w:hAnsi="Calibri"/>
-                <w:b/>
-                <w:sz w:val="20"/>
-                <w:szCs w:val="20"/>
-              </w:rPr>
-              <w:t>du</w:t>
-            </w:r>
-            <w:r>
-              <w:rPr>
-                <w:rFonts w:ascii="Calibri" w:hAnsi="Calibri"/>
-                <w:b/>
-                <w:spacing w:val="-2"/>
-                <w:sz w:val="20"/>
-                <w:szCs w:val="20"/>
-              </w:rPr>
-              <w:t xml:space="preserve"> poste</w:t>
-            </w:r>
           </w:p>
         </w:tc>
         <w:tc>
@@ -18238,28 +15438,10 @@
             <w:r>
               <w:rPr>
                 <w:rFonts w:ascii="Calibri" w:hAnsi="Calibri"/>
-                <w:spacing w:val="-2"/>
                 <w:sz w:val="20"/>
                 <w:szCs w:val="20"/>
               </w:rPr>
-              <w:t>Bruit</w:t>
-            </w:r>
-            <w:r>
-              <w:rPr>
-                <w:rFonts w:ascii="Calibri" w:hAnsi="Calibri"/>
-                <w:sz w:val="20"/>
-                <w:szCs w:val="20"/>
-              </w:rPr>
               <w:tab/>
-            </w:r>
-            <w:r>
-              <w:rPr>
-                <w:rFonts w:ascii="Calibri" w:hAnsi="Calibri"/>
-                <w:spacing w:val="-2"/>
-                <w:sz w:val="20"/>
-                <w:szCs w:val="20"/>
-              </w:rPr>
-              <w:t>fluctuant aléatoire</w:t>
             </w:r>
           </w:p>
         </w:tc>
@@ -18314,15 +15496,6 @@
                 <w:szCs w:val="20"/>
               </w:rPr>
             </w:pPr>
-            <w:r>
-              <w:rPr>
-                <w:rFonts w:ascii="Calibri"/>
-                <w:spacing w:val="-2"/>
-                <w:sz w:val="20"/>
-                <w:szCs w:val="20"/>
-              </w:rPr>
-              <w:t>manutentionnaire</w:t>
-            </w:r>
           </w:p>
         </w:tc>
         <w:tc>
@@ -18345,16 +15518,6 @@
                 <w:szCs w:val="20"/>
               </w:rPr>
             </w:pPr>
-            <w:r>
-              <w:rPr>
-                <w:rFonts w:ascii="Times New Roman"/>
-                <w:b/>
-                <w:spacing w:val="-5"/>
-                <w:sz w:val="20"/>
-                <w:szCs w:val="20"/>
-              </w:rPr>
-              <w:t>8h</w:t>
-            </w:r>
           </w:p>
         </w:tc>
         <w:tc>
@@ -18378,13 +15541,6 @@
                 <w:szCs w:val="20"/>
               </w:rPr>
             </w:pPr>
-            <w:r>
-              <w:rPr>
-                <w:sz w:val="20"/>
-                <w:szCs w:val="20"/>
-              </w:rPr>
-              <w:t>Engins, camions</w:t>
-            </w:r>
           </w:p>
           <w:p>
             <w:pPr>
@@ -18398,13 +15554,6 @@
                 <w:szCs w:val="20"/>
               </w:rPr>
             </w:pPr>
-            <w:r>
-              <w:rPr>
-                <w:sz w:val="20"/>
-                <w:szCs w:val="20"/>
-              </w:rPr>
-              <w:t>Sonnerie de conditionnement</w:t>
-            </w:r>
           </w:p>
           <w:p>
             <w:pPr>
@@ -18442,16 +15591,6 @@
                 <w:szCs w:val="20"/>
               </w:rPr>
             </w:pPr>
-            <w:r>
-              <w:rPr>
-                <w:rFonts w:ascii="Times New Roman"/>
-                <w:b/>
-                <w:spacing w:val="-10"/>
-                <w:sz w:val="20"/>
-                <w:szCs w:val="20"/>
-              </w:rPr>
-              <w:t>5</w:t>
-            </w:r>
           </w:p>
         </w:tc>
         <w:tc>
@@ -18493,16 +15632,6 @@
                 <w:szCs w:val="20"/>
               </w:rPr>
             </w:pPr>
-            <w:r>
-              <w:rPr>
-                <w:rFonts w:ascii="Calibri"/>
-                <w:b/>
-                <w:spacing w:val="-10"/>
-                <w:sz w:val="20"/>
-                <w:szCs w:val="20"/>
-              </w:rPr>
-              <w:t xml:space="preserve"> E </w:t>
-            </w:r>
           </w:p>
           <w:p>
             <w:pPr>
@@ -18540,16 +15669,6 @@
                 <w:szCs w:val="20"/>
               </w:rPr>
             </w:pPr>
-            <w:r>
-              <w:rPr>
-                <w:rFonts w:ascii="Calibri"/>
-                <w:b/>
-                <w:spacing w:val="-5"/>
-                <w:sz w:val="20"/>
-                <w:szCs w:val="20"/>
-              </w:rPr>
-              <w:t>7h15</w:t>
-            </w:r>
           </w:p>
           <w:p>
             <w:pPr>
@@ -18564,44 +15683,6 @@
                 <w:szCs w:val="20"/>
               </w:rPr>
             </w:pPr>
-            <w:r>
-              <w:rPr>
-                <w:rFonts w:ascii="Calibri" w:hAnsi="Calibri"/>
-                <w:b/>
-                <w:sz w:val="20"/>
-                <w:szCs w:val="20"/>
-              </w:rPr>
-              <w:t>Durée</w:t>
-            </w:r>
-            <w:r>
-              <w:rPr>
-                <w:rFonts w:ascii="Calibri" w:hAnsi="Calibri"/>
-                <w:b/>
-                <w:spacing w:val="-2"/>
-                <w:sz w:val="20"/>
-                <w:szCs w:val="20"/>
-              </w:rPr>
-              <w:t xml:space="preserve"> </w:t>
-            </w:r>
-            <w:r>
-              <w:rPr>
-                <w:rFonts w:ascii="Calibri" w:hAnsi="Calibri"/>
-                <w:b/>
-                <w:sz w:val="20"/>
-                <w:szCs w:val="20"/>
-              </w:rPr>
-              <w:t>du</w:t>
-            </w:r>
-            <w:r>
-              <w:rPr>
-                <w:rFonts w:ascii="Calibri" w:hAnsi="Calibri"/>
-                <w:b/>
-                <w:spacing w:val="-2"/>
-                <w:sz w:val="20"/>
-                <w:szCs w:val="20"/>
-              </w:rPr>
-              <w:t xml:space="preserve"> poste</w:t>
-            </w:r>
           </w:p>
         </w:tc>
         <w:tc>
@@ -18626,28 +15707,10 @@
             <w:r>
               <w:rPr>
                 <w:rFonts w:ascii="Calibri" w:hAnsi="Calibri"/>
-                <w:spacing w:val="-2"/>
                 <w:sz w:val="20"/>
                 <w:szCs w:val="20"/>
               </w:rPr>
-              <w:t>Bruit</w:t>
-            </w:r>
-            <w:r>
-              <w:rPr>
-                <w:rFonts w:ascii="Calibri" w:hAnsi="Calibri"/>
-                <w:sz w:val="20"/>
-                <w:szCs w:val="20"/>
-              </w:rPr>
               <w:tab/>
-            </w:r>
-            <w:r>
-              <w:rPr>
-                <w:rFonts w:ascii="Calibri" w:hAnsi="Calibri"/>
-                <w:spacing w:val="-2"/>
-                <w:sz w:val="20"/>
-                <w:szCs w:val="20"/>
-              </w:rPr>
-              <w:t>fluctuant aléatoire</w:t>
             </w:r>
           </w:p>
         </w:tc>
@@ -19915,16 +16978,6 @@
                 <w:lang w:eastAsia="fr-FR"/>
               </w:rPr>
             </w:pPr>
-            <w:r>
-              <w:rPr>
-                <w:rFonts w:asciiTheme="minorHAnsi" w:eastAsia="Times New Roman" w:hAnsiTheme="minorHAnsi" w:cstheme="minorHAnsi"/>
-                <w:bCs/>
-                <w:sz w:val="24"/>
-                <w:szCs w:val="24"/>
-                <w:lang w:eastAsia="fr-FR"/>
-              </w:rPr>
-              <w:t xml:space="preserve">Laboratoire </w:t>
-            </w:r>
           </w:p>
         </w:tc>
         <w:tc>
@@ -19947,16 +17000,6 @@
                 <w:lang w:eastAsia="fr-FR"/>
               </w:rPr>
             </w:pPr>
-            <w:r>
-              <w:rPr>
-                <w:rFonts w:asciiTheme="minorHAnsi" w:eastAsia="Times New Roman" w:hAnsiTheme="minorHAnsi" w:cstheme="minorHAnsi"/>
-                <w:bCs/>
-                <w:sz w:val="24"/>
-                <w:szCs w:val="24"/>
-                <w:lang w:eastAsia="fr-FR"/>
-              </w:rPr>
-              <w:t>Pulvérisation cabine</w:t>
-            </w:r>
           </w:p>
         </w:tc>
       </w:tr>
@@ -20018,16 +17061,6 @@
                 <w:lang w:eastAsia="fr-FR"/>
               </w:rPr>
             </w:pPr>
-            <w:r>
-              <w:rPr>
-                <w:rFonts w:asciiTheme="minorHAnsi" w:eastAsia="Times New Roman" w:hAnsiTheme="minorHAnsi" w:cstheme="minorHAnsi"/>
-                <w:bCs/>
-                <w:sz w:val="24"/>
-                <w:szCs w:val="24"/>
-                <w:lang w:eastAsia="fr-FR"/>
-              </w:rPr>
-              <w:t xml:space="preserve">Lavage  </w:t>
-            </w:r>
           </w:p>
         </w:tc>
         <w:tc>
@@ -20050,16 +17083,6 @@
                 <w:lang w:eastAsia="fr-FR"/>
               </w:rPr>
             </w:pPr>
-            <w:r>
-              <w:rPr>
-                <w:rFonts w:asciiTheme="minorHAnsi" w:eastAsia="Times New Roman" w:hAnsiTheme="minorHAnsi" w:cstheme="minorHAnsi"/>
-                <w:bCs/>
-                <w:sz w:val="24"/>
-                <w:szCs w:val="24"/>
-                <w:lang w:eastAsia="fr-FR"/>
-              </w:rPr>
-              <w:t>Lavage cubi</w:t>
-            </w:r>
           </w:p>
         </w:tc>
       </w:tr>
@@ -20126,16 +17149,6 @@
                 <w:lang w:eastAsia="fr-FR"/>
               </w:rPr>
             </w:pPr>
-            <w:r>
-              <w:rPr>
-                <w:rFonts w:asciiTheme="minorHAnsi" w:eastAsia="Times New Roman" w:hAnsiTheme="minorHAnsi" w:cstheme="minorHAnsi"/>
-                <w:bCs/>
-                <w:sz w:val="24"/>
-                <w:szCs w:val="24"/>
-                <w:lang w:eastAsia="fr-FR"/>
-              </w:rPr>
-              <w:t>Atelier 1</w:t>
-            </w:r>
           </w:p>
         </w:tc>
         <w:tc>
@@ -20158,16 +17171,6 @@
                 <w:lang w:eastAsia="fr-FR"/>
               </w:rPr>
             </w:pPr>
-            <w:r>
-              <w:rPr>
-                <w:rFonts w:asciiTheme="minorHAnsi" w:eastAsia="Times New Roman" w:hAnsiTheme="minorHAnsi" w:cstheme="minorHAnsi"/>
-                <w:bCs/>
-                <w:sz w:val="24"/>
-                <w:szCs w:val="24"/>
-                <w:lang w:eastAsia="fr-FR"/>
-              </w:rPr>
-              <w:t>Vidage trémie, dosage matière, ensachage</w:t>
-            </w:r>
           </w:p>
         </w:tc>
       </w:tr>
@@ -20246,16 +17249,6 @@
                 <w:lang w:eastAsia="fr-FR"/>
               </w:rPr>
             </w:pPr>
-            <w:r>
-              <w:rPr>
-                <w:rFonts w:asciiTheme="minorHAnsi" w:eastAsia="Times New Roman" w:hAnsiTheme="minorHAnsi" w:cstheme="minorHAnsi"/>
-                <w:bCs/>
-                <w:sz w:val="24"/>
-                <w:szCs w:val="24"/>
-                <w:lang w:eastAsia="fr-FR"/>
-              </w:rPr>
-              <w:t>Atelier 2</w:t>
-            </w:r>
           </w:p>
         </w:tc>
         <w:tc>
@@ -20278,16 +17271,6 @@
                 <w:lang w:eastAsia="fr-FR"/>
               </w:rPr>
             </w:pPr>
-            <w:r>
-              <w:rPr>
-                <w:rFonts w:asciiTheme="minorHAnsi" w:eastAsia="Times New Roman" w:hAnsiTheme="minorHAnsi" w:cstheme="minorHAnsi"/>
-                <w:bCs/>
-                <w:sz w:val="24"/>
-                <w:szCs w:val="24"/>
-                <w:lang w:eastAsia="fr-FR"/>
-              </w:rPr>
-              <w:t>RDC : vidage délayeur, tamisage des produits</w:t>
-            </w:r>
           </w:p>
         </w:tc>
       </w:tr>
@@ -20372,37 +17355,6 @@
                 <w:lang w:eastAsia="fr-FR"/>
               </w:rPr>
             </w:pPr>
-            <w:r>
-              <w:rPr>
-                <w:rFonts w:asciiTheme="minorHAnsi" w:eastAsia="Times New Roman" w:hAnsiTheme="minorHAnsi" w:cstheme="minorHAnsi"/>
-                <w:bCs/>
-                <w:sz w:val="24"/>
-                <w:szCs w:val="24"/>
-                <w:lang w:eastAsia="fr-FR"/>
-              </w:rPr>
-              <w:t>1</w:t>
-            </w:r>
-            <w:r>
-              <w:rPr>
-                <w:rFonts w:asciiTheme="minorHAnsi" w:eastAsia="Times New Roman" w:hAnsiTheme="minorHAnsi" w:cstheme="minorHAnsi"/>
-                <w:bCs/>
-                <w:sz w:val="24"/>
-                <w:szCs w:val="24"/>
-                <w:vertAlign w:val="superscript"/>
-                <w:lang w:eastAsia="fr-FR"/>
-              </w:rPr>
-              <w:t>er</w:t>
-            </w:r>
-            <w:r>
-              <w:rPr>
-                <w:rFonts w:asciiTheme="minorHAnsi" w:eastAsia="Times New Roman" w:hAnsiTheme="minorHAnsi" w:cstheme="minorHAnsi"/>
-                <w:bCs/>
-                <w:sz w:val="24"/>
-                <w:szCs w:val="24"/>
-                <w:lang w:eastAsia="fr-FR"/>
-              </w:rPr>
-              <w:t xml:space="preserve"> étage : chargement délayeur</w:t>
-            </w:r>
           </w:p>
         </w:tc>
       </w:tr>
@@ -21197,14 +18149,6 @@
                 <w:rFonts w:asciiTheme="minorHAnsi" w:hAnsiTheme="minorHAnsi" w:cstheme="minorHAnsi"/>
               </w:rPr>
             </w:pPr>
-            <w:r>
-              <w:rPr>
-                <w:rFonts w:ascii="Calibri"/>
-                <w:sz w:val="20"/>
-                <w:szCs w:val="20"/>
-              </w:rPr>
-              <w:t>Atelier 1</w:t>
-            </w:r>
           </w:p>
         </w:tc>
         <w:tc>
@@ -21220,12 +18164,6 @@
                 <w:rFonts w:asciiTheme="minorHAnsi" w:hAnsiTheme="minorHAnsi" w:cstheme="minorHAnsi"/>
               </w:rPr>
             </w:pPr>
-            <w:r>
-              <w:rPr>
-                <w:rFonts w:asciiTheme="minorHAnsi" w:hAnsiTheme="minorHAnsi" w:cstheme="minorHAnsi"/>
-              </w:rPr>
-              <w:t>X</w:t>
-            </w:r>
           </w:p>
         </w:tc>
         <w:tc>
@@ -21280,14 +18218,6 @@
                 <w:b/>
               </w:rPr>
             </w:pPr>
-            <w:r>
-              <w:rPr>
-                <w:rFonts w:asciiTheme="minorHAnsi" w:hAnsiTheme="minorHAnsi" w:cstheme="minorHAnsi"/>
-                <w:b/>
-                <w:spacing w:val="-10"/>
-              </w:rPr>
-              <w:t>0</w:t>
-            </w:r>
           </w:p>
         </w:tc>
         <w:tc>
@@ -21306,14 +18236,6 @@
                 <w:b/>
               </w:rPr>
             </w:pPr>
-            <w:r>
-              <w:rPr>
-                <w:rFonts w:asciiTheme="minorHAnsi" w:hAnsiTheme="minorHAnsi" w:cstheme="minorHAnsi"/>
-                <w:b/>
-                <w:spacing w:val="-10"/>
-              </w:rPr>
-              <w:t>0</w:t>
-            </w:r>
           </w:p>
         </w:tc>
       </w:tr>
@@ -21334,15 +18256,6 @@
                 <w:rFonts w:asciiTheme="minorHAnsi" w:hAnsiTheme="minorHAnsi" w:cstheme="minorHAnsi"/>
               </w:rPr>
             </w:pPr>
-            <w:r>
-              <w:rPr>
-                <w:rFonts w:ascii="Calibri"/>
-                <w:spacing w:val="-2"/>
-                <w:sz w:val="20"/>
-                <w:szCs w:val="20"/>
-              </w:rPr>
-              <w:t>Atelier 2</w:t>
-            </w:r>
           </w:p>
         </w:tc>
         <w:tc>
@@ -21358,12 +18271,6 @@
                 <w:rFonts w:asciiTheme="minorHAnsi" w:hAnsiTheme="minorHAnsi" w:cstheme="minorHAnsi"/>
               </w:rPr>
             </w:pPr>
-            <w:r>
-              <w:rPr>
-                <w:rFonts w:asciiTheme="minorHAnsi" w:hAnsiTheme="minorHAnsi" w:cstheme="minorHAnsi"/>
-              </w:rPr>
-              <w:t>X</w:t>
-            </w:r>
           </w:p>
         </w:tc>
         <w:tc>
@@ -21418,14 +18325,6 @@
                 <w:b/>
               </w:rPr>
             </w:pPr>
-            <w:r>
-              <w:rPr>
-                <w:rFonts w:asciiTheme="minorHAnsi" w:hAnsiTheme="minorHAnsi" w:cstheme="minorHAnsi"/>
-                <w:b/>
-                <w:spacing w:val="-10"/>
-              </w:rPr>
-              <w:t>0</w:t>
-            </w:r>
           </w:p>
         </w:tc>
         <w:tc>
@@ -21444,14 +18343,6 @@
                 <w:b/>
               </w:rPr>
             </w:pPr>
-            <w:r>
-              <w:rPr>
-                <w:rFonts w:asciiTheme="minorHAnsi" w:hAnsiTheme="minorHAnsi" w:cstheme="minorHAnsi"/>
-                <w:b/>
-                <w:spacing w:val="-10"/>
-              </w:rPr>
-              <w:t>0</w:t>
-            </w:r>
           </w:p>
         </w:tc>
       </w:tr>
@@ -21472,14 +18363,6 @@
                 <w:rFonts w:asciiTheme="minorHAnsi" w:hAnsiTheme="minorHAnsi" w:cstheme="minorHAnsi"/>
               </w:rPr>
             </w:pPr>
-            <w:r>
-              <w:rPr>
-                <w:rFonts w:ascii="Calibri"/>
-                <w:sz w:val="20"/>
-                <w:szCs w:val="20"/>
-              </w:rPr>
-              <w:t>Atelier 3</w:t>
-            </w:r>
           </w:p>
         </w:tc>
         <w:tc>
@@ -21494,12 +18377,6 @@
                 <w:rFonts w:asciiTheme="minorHAnsi" w:hAnsiTheme="minorHAnsi" w:cstheme="minorHAnsi"/>
               </w:rPr>
             </w:pPr>
-            <w:r>
-              <w:rPr>
-                <w:rFonts w:asciiTheme="minorHAnsi" w:hAnsiTheme="minorHAnsi" w:cstheme="minorHAnsi"/>
-              </w:rPr>
-              <w:t>X</w:t>
-            </w:r>
           </w:p>
         </w:tc>
         <w:tc>
@@ -21554,14 +18431,6 @@
                 <w:b/>
               </w:rPr>
             </w:pPr>
-            <w:r>
-              <w:rPr>
-                <w:rFonts w:asciiTheme="minorHAnsi" w:hAnsiTheme="minorHAnsi" w:cstheme="minorHAnsi"/>
-                <w:b/>
-                <w:spacing w:val="-10"/>
-              </w:rPr>
-              <w:t>0</w:t>
-            </w:r>
           </w:p>
         </w:tc>
         <w:tc>
@@ -21580,14 +18449,6 @@
                 <w:b/>
               </w:rPr>
             </w:pPr>
-            <w:r>
-              <w:rPr>
-                <w:rFonts w:asciiTheme="minorHAnsi" w:hAnsiTheme="minorHAnsi" w:cstheme="minorHAnsi"/>
-                <w:b/>
-                <w:spacing w:val="-10"/>
-              </w:rPr>
-              <w:t>0</w:t>
-            </w:r>
           </w:p>
         </w:tc>
       </w:tr>
@@ -21608,15 +18469,6 @@
                 <w:rFonts w:asciiTheme="minorHAnsi" w:hAnsiTheme="minorHAnsi" w:cstheme="minorHAnsi"/>
               </w:rPr>
             </w:pPr>
-            <w:r>
-              <w:rPr>
-                <w:rFonts w:ascii="Calibri"/>
-                <w:spacing w:val="-2"/>
-                <w:sz w:val="20"/>
-                <w:szCs w:val="20"/>
-              </w:rPr>
-              <w:t>Atelier 4</w:t>
-            </w:r>
           </w:p>
         </w:tc>
         <w:tc>
@@ -21632,12 +18484,6 @@
                 <w:rFonts w:asciiTheme="minorHAnsi" w:hAnsiTheme="minorHAnsi" w:cstheme="minorHAnsi"/>
               </w:rPr>
             </w:pPr>
-            <w:r>
-              <w:rPr>
-                <w:rFonts w:asciiTheme="minorHAnsi" w:hAnsiTheme="minorHAnsi" w:cstheme="minorHAnsi"/>
-              </w:rPr>
-              <w:t>X</w:t>
-            </w:r>
           </w:p>
         </w:tc>
         <w:tc>
@@ -21692,14 +18538,6 @@
                 <w:b/>
               </w:rPr>
             </w:pPr>
-            <w:r>
-              <w:rPr>
-                <w:rFonts w:asciiTheme="minorHAnsi" w:hAnsiTheme="minorHAnsi" w:cstheme="minorHAnsi"/>
-                <w:b/>
-                <w:spacing w:val="-10"/>
-              </w:rPr>
-              <w:t>0</w:t>
-            </w:r>
           </w:p>
         </w:tc>
         <w:tc>
@@ -21718,14 +18556,6 @@
                 <w:b/>
               </w:rPr>
             </w:pPr>
-            <w:r>
-              <w:rPr>
-                <w:rFonts w:asciiTheme="minorHAnsi" w:hAnsiTheme="minorHAnsi" w:cstheme="minorHAnsi"/>
-                <w:b/>
-                <w:spacing w:val="-10"/>
-              </w:rPr>
-              <w:t>0</w:t>
-            </w:r>
           </w:p>
         </w:tc>
       </w:tr>
@@ -21747,14 +18577,6 @@
                 <w:spacing w:val="-2"/>
               </w:rPr>
             </w:pPr>
-            <w:r>
-              <w:rPr>
-                <w:rFonts w:ascii="Calibri"/>
-                <w:sz w:val="20"/>
-                <w:szCs w:val="20"/>
-              </w:rPr>
-              <w:t>Atelier 5</w:t>
-            </w:r>
           </w:p>
         </w:tc>
         <w:tc>
@@ -21770,12 +18592,6 @@
                 <w:rFonts w:asciiTheme="minorHAnsi" w:hAnsiTheme="minorHAnsi" w:cstheme="minorHAnsi"/>
               </w:rPr>
             </w:pPr>
-            <w:r>
-              <w:rPr>
-                <w:rFonts w:asciiTheme="minorHAnsi" w:hAnsiTheme="minorHAnsi" w:cstheme="minorHAnsi"/>
-              </w:rPr>
-              <w:t>X</w:t>
-            </w:r>
           </w:p>
         </w:tc>
         <w:tc>
@@ -21832,14 +18648,6 @@
                 <w:spacing w:val="-10"/>
               </w:rPr>
             </w:pPr>
-            <w:r>
-              <w:rPr>
-                <w:rFonts w:asciiTheme="minorHAnsi" w:hAnsiTheme="minorHAnsi" w:cstheme="minorHAnsi"/>
-                <w:b/>
-                <w:spacing w:val="-10"/>
-              </w:rPr>
-              <w:t>0</w:t>
-            </w:r>
           </w:p>
         </w:tc>
         <w:tc>
@@ -21859,14 +18667,6 @@
                 <w:spacing w:val="-10"/>
               </w:rPr>
             </w:pPr>
-            <w:r>
-              <w:rPr>
-                <w:rFonts w:asciiTheme="minorHAnsi" w:hAnsiTheme="minorHAnsi" w:cstheme="minorHAnsi"/>
-                <w:b/>
-                <w:spacing w:val="-10"/>
-              </w:rPr>
-              <w:t>0</w:t>
-            </w:r>
           </w:p>
         </w:tc>
       </w:tr>
@@ -22637,1785 +19437,21 @@
         </w:rPr>
       </w:pPr>
       <w:r>
-        <w:t>Il</w:t>
-      </w:r>
-      <w:r>
-        <w:rPr>
-          <w:spacing w:val="-4"/>
-        </w:rPr>
-        <w:t xml:space="preserve"> </w:t>
-      </w:r>
-      <w:r>
-        <w:t>a été</w:t>
-      </w:r>
-      <w:r>
-        <w:rPr>
-          <w:spacing w:val="-2"/>
-        </w:rPr>
-        <w:t xml:space="preserve"> </w:t>
-      </w:r>
-      <w:r>
-        <w:t>réalisé 5 points</w:t>
-      </w:r>
-      <w:r>
-        <w:rPr>
-          <w:spacing w:val="-6"/>
-        </w:rPr>
-        <w:t xml:space="preserve"> </w:t>
-      </w:r>
-      <w:r>
-        <w:t>de</w:t>
-      </w:r>
-      <w:r>
-        <w:rPr>
-          <w:spacing w:val="-2"/>
-        </w:rPr>
-        <w:t xml:space="preserve"> </w:t>
-      </w:r>
-      <w:r>
-        <w:t>mesures</w:t>
-      </w:r>
-      <w:r>
-        <w:rPr>
-          <w:spacing w:val="-2"/>
-        </w:rPr>
-        <w:t xml:space="preserve"> </w:t>
-      </w:r>
-      <w:r>
+        <w:t xml:space="preserve">Les spectres par bande d’octave mesurés au sonomètre et le calcul de l’affaiblissement des PICB (méthode OB, NF EN ISO 4869-2) sont présentés ci-dessous.</w:t>
+      </w:r>
+    </w:p>
+    <w:p>
+      <w:pPr>
+        <w:pStyle w:val="Corpsdetexte"/>
+        <w:spacing w:before="35"/>
+        <w:ind w:left="799"/>
         <w:rPr>
           <w:spacing w:val="-10"/>
         </w:rPr>
-        <w:t>:</w:t>
-      </w:r>
-    </w:p>
-    <w:p>
-      <w:pPr>
-        <w:pStyle w:val="Corpsdetexte"/>
-        <w:spacing w:before="83"/>
-        <w:jc w:val="center"/>
-        <w:rPr>
-          <w:rFonts w:ascii="Arial" w:hAnsi="Arial" w:cs="Arial"/>
-        </w:rPr>
-      </w:pPr>
-      <w:r>
-        <w:rPr>
-          <w:rFonts w:ascii="Arial" w:hAnsi="Arial" w:cs="Arial"/>
-        </w:rPr>
-        <w:t>Localisation source dexpo</w:t>
-      </w:r>
-    </w:p>
-    <w:p>
-      <w:pPr>
-        <w:pStyle w:val="Corpsdetexte"/>
-        <w:spacing w:before="83"/>
-        <w:jc w:val="center"/>
-        <w:rPr>
-          <w:rFonts w:ascii="Arial" w:eastAsia="Times New Roman" w:hAnsi="Arial" w:cs="Arial"/>
-          <w:bCs/>
-          <w:lang w:eastAsia="fr-FR"/>
-        </w:rPr>
-      </w:pPr>
-      <w:r>
-        <w:rPr>
-          <w:rFonts w:ascii="Arial" w:hAnsi="Arial" w:cs="Arial"/>
-        </w:rPr>
-        <w:t xml:space="preserve">Point 1 : </w:t>
-      </w:r>
-      <w:r>
-        <w:rPr>
-          <w:rFonts w:ascii="Arial" w:eastAsia="Times New Roman" w:hAnsi="Arial" w:cs="Arial"/>
-          <w:bCs/>
-          <w:lang w:eastAsia="fr-FR"/>
-        </w:rPr>
-        <w:t>tacge 1</w:t>
-      </w:r>
-    </w:p>
-    <w:p>
-      <w:pPr>
-        <w:pStyle w:val="Corpsdetexte"/>
-        <w:spacing w:before="83"/>
-        <w:jc w:val="center"/>
-        <w:rPr>
-          <w:rFonts w:ascii="Arial" w:hAnsi="Arial" w:cs="Arial"/>
-        </w:rPr>
-      </w:pPr>
-      <w:r>
-        <w:rPr>
-          <w:rFonts w:ascii="Arial" w:eastAsia="Times New Roman" w:hAnsi="Arial" w:cs="Arial"/>
-          <w:bCs/>
-          <w:lang w:eastAsia="fr-FR"/>
-        </w:rPr>
-        <w:t>Bouchons moulés COTRAL QEOS GREEN K</w:t>
-      </w:r>
-    </w:p>
-    <w:p>
-      <w:pPr>
-        <w:pStyle w:val="Corpsdetexte"/>
-        <w:shd w:val="clear" w:color="auto" w:fill="7030A0"/>
-        <w:spacing w:before="83"/>
-        <w:jc w:val="center"/>
-        <w:rPr>
-          <w:rFonts w:ascii="Arial" w:hAnsi="Arial" w:cs="Arial"/>
-          <w:color w:val="FFFFFF" w:themeColor="background1"/>
-        </w:rPr>
-      </w:pPr>
-      <w:r>
-        <w:rPr>
-          <w:rFonts w:ascii="Arial" w:hAnsi="Arial" w:cs="Arial"/>
-          <w:color w:val="FFFFFF" w:themeColor="background1"/>
-        </w:rPr>
-        <w:t>Leq/Leq max/crête max</w:t>
-      </w:r>
-    </w:p>
-    <w:p>
-      <w:pPr>
-        <w:pStyle w:val="Corpsdetexte"/>
-        <w:spacing w:before="83"/>
-        <w:jc w:val="center"/>
-        <w:rPr>
-          <w:rFonts w:ascii="Arial" w:hAnsi="Arial" w:cs="Arial"/>
-        </w:rPr>
-      </w:pPr>
-      <w:r>
-        <w:rPr>
-          <w:rFonts w:ascii="Times New Roman"/>
-          <w:noProof/>
-          <w:color w:val="92D050"/>
-          <w:sz w:val="20"/>
-        </w:rPr>
-        <mc:AlternateContent>
-          <mc:Choice Requires="wps">
-            <w:drawing>
-              <wp:anchor distT="0" distB="0" distL="114300" distR="114300" simplePos="0" relativeHeight="251854848" behindDoc="0" locked="0" layoutInCell="1" allowOverlap="1" wp14:anchorId="5BF18A56" wp14:editId="7D5CF96D">
-                <wp:simplePos x="0" y="0"/>
-                <wp:positionH relativeFrom="page">
-                  <wp:posOffset>4425315</wp:posOffset>
-                </wp:positionH>
-                <wp:positionV relativeFrom="paragraph">
-                  <wp:posOffset>654685</wp:posOffset>
-                </wp:positionV>
-                <wp:extent cx="365760" cy="259080"/>
-                <wp:effectExtent l="0" t="0" r="15240" b="26670"/>
-                <wp:wrapNone/>
-                <wp:docPr id="507940017" name="Ellipse 884"/>
-                <wp:cNvGraphicFramePr/>
-                <a:graphic xmlns:a="http://schemas.openxmlformats.org/drawingml/2006/main">
-                  <a:graphicData uri="http://schemas.microsoft.com/office/word/2010/wordprocessingShape">
-                    <wps:wsp>
-                      <wps:cNvSpPr/>
-                      <wps:spPr>
-                        <a:xfrm>
-                          <a:off x="0" y="0"/>
-                          <a:ext cx="365760" cy="259080"/>
-                        </a:xfrm>
-                        <a:prstGeom prst="ellipse">
-                          <a:avLst/>
-                        </a:prstGeom>
-                        <a:noFill/>
-                        <a:ln>
-                          <a:solidFill>
-                            <a:srgbClr val="FFC000"/>
-                          </a:solidFill>
-                        </a:ln>
-                      </wps:spPr>
-                      <wps:style>
-                        <a:lnRef idx="2">
-                          <a:schemeClr val="dk1"/>
-                        </a:lnRef>
-                        <a:fillRef idx="1">
-                          <a:schemeClr val="lt1"/>
-                        </a:fillRef>
-                        <a:effectRef idx="0">
-                          <a:schemeClr val="dk1"/>
-                        </a:effectRef>
-                        <a:fontRef idx="minor">
-                          <a:schemeClr val="dk1"/>
-                        </a:fontRef>
-                      </wps:style>
-                      <wps:bodyPr rot="0" spcFirstLastPara="0" vertOverflow="overflow" horzOverflow="overflow" vert="horz" wrap="square" lIns="91440" tIns="45720" rIns="91440" bIns="45720" numCol="1" spcCol="0" rtlCol="0" fromWordArt="0" anchor="ctr" anchorCtr="0" forceAA="0" compatLnSpc="1">
-                        <a:prstTxWarp prst="textNoShape">
-                          <a:avLst/>
-                        </a:prstTxWarp>
-                        <a:noAutofit/>
-                      </wps:bodyPr>
-                    </wps:wsp>
-                  </a:graphicData>
-                </a:graphic>
-              </wp:anchor>
-            </w:drawing>
-          </mc:Choice>
-          <mc:Fallback>
-            <w:pict>
-              <v:oval w14:anchorId="5F8E89DD" id="Ellipse 884" o:spid="_x0000_s1026" style="position:absolute;margin-left:348.45pt;margin-top:51.55pt;width:28.8pt;height:20.4pt;z-index:251854848;visibility:visible;mso-wrap-style:square;mso-wrap-distance-left:9pt;mso-wrap-distance-top:0;mso-wrap-distance-right:9pt;mso-wrap-distance-bottom:0;mso-position-horizontal:absolute;mso-position-horizontal-relative:page;mso-position-vertical:absolute;mso-position-vertical-relative:text;v-text-anchor:middle" o:gfxdata="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" filled="f" strokecolor="#ffc000" strokeweight="2pt">
-                <w10:wrap anchorx="page"/>
-              </v:oval>
-            </w:pict>
-          </mc:Fallback>
-        </mc:AlternateContent>
-      </w:r>
-      <w:r>
-        <w:t xml:space="preserve">                                   </w:t>
-      </w:r>
-      <w:r>
-        <w:rPr>
-          <w:rFonts w:ascii="Arial" w:hAnsi="Arial" w:cs="Arial"/>
-          <w:noProof/>
-        </w:rPr>
-        <w:drawing>
-          <wp:inline distT="0" distB="0" distL="0" distR="0" wp14:anchorId="0512AFFE" wp14:editId="4D8DC716">
-            <wp:extent cx="3771900" cy="967740"/>
-            <wp:effectExtent l="0" t="0" r="0" b="3810"/>
-            <wp:docPr id="1041934015" name="Image 57"/>
-            <wp:cNvGraphicFramePr>
-              <a:graphicFrameLocks xmlns:a="http://schemas.openxmlformats.org/drawingml/2006/main" noChangeAspect="1"/>
-            </wp:cNvGraphicFramePr>
-            <a:graphic xmlns:a="http://schemas.openxmlformats.org/drawingml/2006/main">
-              <a:graphicData uri="http://schemas.openxmlformats.org/drawingml/2006/picture">
-                <pic:pic xmlns:pic="http://schemas.openxmlformats.org/drawingml/2006/picture">
-                  <pic:nvPicPr>
-                    <pic:cNvPr id="0" name="Picture 1"/>
-                    <pic:cNvPicPr>
-                      <a:picLocks noChangeAspect="1" noChangeArrowheads="1"/>
-                    </pic:cNvPicPr>
-                  </pic:nvPicPr>
-                  <pic:blipFill rotWithShape="1">
-                    <a:blip r:embed="rId14">
-                      <a:extLst>
-                        <a:ext uri="{28A0092B-C50C-407E-A947-70E740481C1C}">
-                          <a14:useLocalDpi xmlns:a14="http://schemas.microsoft.com/office/drawing/2010/main" val="0"/>
-                        </a:ext>
-                      </a:extLst>
-                    </a:blip>
-                    <a:srcRect t="9929"/>
-                    <a:stretch/>
-                  </pic:blipFill>
-                  <pic:spPr bwMode="auto">
-                    <a:xfrm>
-                      <a:off x="0" y="0"/>
-                      <a:ext cx="3771900" cy="967740"/>
-                    </a:xfrm>
-                    <a:prstGeom prst="rect">
-                      <a:avLst/>
-                    </a:prstGeom>
-                    <a:noFill/>
-                    <a:ln>
-                      <a:noFill/>
-                    </a:ln>
-                    <a:extLst>
-                      <a:ext uri="{53640926-AAD7-44D8-BBD7-CCE9431645EC}">
-                        <a14:shadowObscured xmlns:a14="http://schemas.microsoft.com/office/drawing/2010/main"/>
-                      </a:ext>
-                    </a:extLst>
-                  </pic:spPr>
-                </pic:pic>
-              </a:graphicData>
-            </a:graphic>
-          </wp:inline>
-        </w:drawing>
-      </w:r>
-      <w:r>
-        <w:t xml:space="preserve"> </w:t>
-      </w:r>
-    </w:p>
-    <w:p>
-      <w:pPr>
-        <w:pStyle w:val="Corpsdetexte"/>
-        <w:shd w:val="clear" w:color="auto" w:fill="7030A0"/>
-        <w:spacing w:before="83"/>
-        <w:jc w:val="center"/>
-        <w:rPr>
-          <w:rFonts w:ascii="Times New Roman"/>
-          <w:sz w:val="20"/>
-        </w:rPr>
-      </w:pPr>
-      <w:r>
-        <w:rPr>
-          <w:rFonts w:ascii="Arial" w:hAnsi="Arial" w:cs="Arial"/>
-          <w:color w:val="FFFFFF" w:themeColor="background1"/>
-        </w:rPr>
-        <w:t>Evolution temporelle et analyse spectrale</w:t>
-      </w:r>
-    </w:p>
-    <w:p>
-      <w:pPr>
-        <w:pStyle w:val="Corpsdetexte"/>
-        <w:spacing w:before="83"/>
-        <w:jc w:val="center"/>
-        <w:rPr>
-          <w:rFonts w:ascii="Arial" w:hAnsi="Arial" w:cs="Arial"/>
-        </w:rPr>
-      </w:pPr>
-      <w:r>
-        <w:rPr>
-          <w:rFonts w:ascii="Arial" w:hAnsi="Arial" w:cs="Arial"/>
-          <w:noProof/>
-        </w:rPr>
-        <w:drawing>
-          <wp:anchor distT="0" distB="0" distL="114300" distR="114300" simplePos="0" relativeHeight="251928576" behindDoc="0" locked="0" layoutInCell="1" allowOverlap="1" wp14:anchorId="63DDDA40" wp14:editId="26920AEB">
-            <wp:simplePos x="0" y="0"/>
-            <wp:positionH relativeFrom="column">
-              <wp:posOffset>1007745</wp:posOffset>
-            </wp:positionH>
-            <wp:positionV relativeFrom="paragraph">
-              <wp:posOffset>116840</wp:posOffset>
-            </wp:positionV>
-            <wp:extent cx="1729740" cy="2963545"/>
-            <wp:effectExtent l="0" t="0" r="3810" b="8255"/>
-            <wp:wrapSquare wrapText="bothSides"/>
-            <wp:docPr id="68786957" name="Image 59"/>
-            <wp:cNvGraphicFramePr>
-              <a:graphicFrameLocks xmlns:a="http://schemas.openxmlformats.org/drawingml/2006/main" noChangeAspect="1"/>
-            </wp:cNvGraphicFramePr>
-            <a:graphic xmlns:a="http://schemas.openxmlformats.org/drawingml/2006/main">
-              <a:graphicData uri="http://schemas.openxmlformats.org/drawingml/2006/picture">
-                <pic:pic xmlns:pic="http://schemas.openxmlformats.org/drawingml/2006/picture">
-                  <pic:nvPicPr>
-                    <pic:cNvPr id="0" name="Picture 3"/>
-                    <pic:cNvPicPr>
-                      <a:picLocks noChangeAspect="1" noChangeArrowheads="1"/>
-                    </pic:cNvPicPr>
-                  </pic:nvPicPr>
-                  <pic:blipFill rotWithShape="1">
-                    <a:blip r:embed="rId15">
-                      <a:extLst>
-                        <a:ext uri="{28A0092B-C50C-407E-A947-70E740481C1C}">
-                          <a14:useLocalDpi xmlns:a14="http://schemas.microsoft.com/office/drawing/2010/main" val="0"/>
-                        </a:ext>
-                      </a:extLst>
-                    </a:blip>
-                    <a:srcRect r="54596"/>
-                    <a:stretch/>
-                  </pic:blipFill>
-                  <pic:spPr bwMode="auto">
-                    <a:xfrm>
-                      <a:off x="0" y="0"/>
-                      <a:ext cx="1729740" cy="2963545"/>
-                    </a:xfrm>
-                    <a:prstGeom prst="rect">
-                      <a:avLst/>
-                    </a:prstGeom>
-                    <a:noFill/>
-                    <a:ln>
-                      <a:noFill/>
-                    </a:ln>
-                    <a:extLst>
-                      <a:ext uri="{53640926-AAD7-44D8-BBD7-CCE9431645EC}">
-                        <a14:shadowObscured xmlns:a14="http://schemas.microsoft.com/office/drawing/2010/main"/>
-                      </a:ext>
-                    </a:extLst>
-                  </pic:spPr>
-                </pic:pic>
-              </a:graphicData>
-            </a:graphic>
-          </wp:anchor>
-        </w:drawing>
-      </w:r>
-    </w:p>
-    <w:p>
-      <w:pPr>
-        <w:pStyle w:val="Corpsdetexte"/>
-        <w:spacing w:before="83"/>
-        <w:jc w:val="center"/>
-        <w:rPr>
-          <w:rFonts w:ascii="Arial" w:hAnsi="Arial" w:cs="Arial"/>
-        </w:rPr>
-      </w:pPr>
-      <w:r>
-        <w:rPr>
-          <w:rFonts w:ascii="Arial" w:hAnsi="Arial" w:cs="Arial"/>
-          <w:noProof/>
-        </w:rPr>
-        <w:drawing>
-          <wp:inline distT="0" distB="0" distL="0" distR="0" wp14:anchorId="1B4BBFCC" wp14:editId="1C6BDFEA">
-            <wp:extent cx="5151120" cy="3523725"/>
-            <wp:effectExtent l="0" t="0" r="0" b="635"/>
-            <wp:docPr id="2019855175" name="Image 58"/>
-            <wp:cNvGraphicFramePr>
-              <a:graphicFrameLocks xmlns:a="http://schemas.openxmlformats.org/drawingml/2006/main" noChangeAspect="1"/>
-            </wp:cNvGraphicFramePr>
-            <a:graphic xmlns:a="http://schemas.openxmlformats.org/drawingml/2006/main">
-              <a:graphicData uri="http://schemas.openxmlformats.org/drawingml/2006/picture">
-                <pic:pic xmlns:pic="http://schemas.openxmlformats.org/drawingml/2006/picture">
-                  <pic:nvPicPr>
-                    <pic:cNvPr id="0" name="Picture 2"/>
-                    <pic:cNvPicPr>
-                      <a:picLocks noChangeAspect="1" noChangeArrowheads="1"/>
-                    </pic:cNvPicPr>
-                  </pic:nvPicPr>
-                  <pic:blipFill>
-                    <a:blip r:embed="rId16">
-                      <a:extLst>
-                        <a:ext uri="{28A0092B-C50C-407E-A947-70E740481C1C}">
-                          <a14:useLocalDpi xmlns:a14="http://schemas.microsoft.com/office/drawing/2010/main" val="0"/>
-                        </a:ext>
-                      </a:extLst>
-                    </a:blip>
-                    <a:srcRect/>
-                    <a:stretch>
-                      <a:fillRect/>
-                    </a:stretch>
-                  </pic:blipFill>
-                  <pic:spPr bwMode="auto">
-                    <a:xfrm>
-                      <a:off x="0" y="0"/>
-                      <a:ext cx="5180828" cy="3544048"/>
-                    </a:xfrm>
-                    <a:prstGeom prst="rect">
-                      <a:avLst/>
-                    </a:prstGeom>
-                    <a:noFill/>
-                    <a:ln>
-                      <a:noFill/>
-                    </a:ln>
-                  </pic:spPr>
-                </pic:pic>
-              </a:graphicData>
-            </a:graphic>
-          </wp:inline>
-        </w:drawing>
-      </w:r>
-    </w:p>
-    <w:p>
-      <w:pPr>
-        <w:pStyle w:val="Corpsdetexte"/>
-        <w:spacing w:before="83"/>
-        <w:jc w:val="center"/>
-        <w:rPr>
-          <w:rFonts w:ascii="Arial" w:hAnsi="Arial" w:cs="Arial"/>
-        </w:rPr>
-      </w:pPr>
-      <w:r>
-        <w:rPr>
-          <w:rFonts w:ascii="Arial" w:hAnsi="Arial" w:cs="Arial"/>
-        </w:rPr>
-        <w:lastRenderedPageBreak/>
-        <w:t>Localisation expo sonore 2</w:t>
-      </w:r>
-    </w:p>
-    <w:p>
-      <w:pPr>
-        <w:pStyle w:val="Corpsdetexte"/>
-        <w:spacing w:before="83"/>
-        <w:jc w:val="center"/>
-        <w:rPr>
-          <w:rFonts w:ascii="Arial" w:eastAsia="Times New Roman" w:hAnsi="Arial" w:cs="Arial"/>
-          <w:bCs/>
-          <w:lang w:eastAsia="fr-FR"/>
-        </w:rPr>
-      </w:pPr>
-      <w:r>
-        <w:rPr>
-          <w:rFonts w:ascii="Arial" w:hAnsi="Arial" w:cs="Arial"/>
-        </w:rPr>
-        <w:t xml:space="preserve">Point 2 : </w:t>
-      </w:r>
-      <w:r>
-        <w:rPr>
-          <w:rFonts w:ascii="Arial" w:eastAsia="Times New Roman" w:hAnsi="Arial" w:cs="Arial"/>
-          <w:bCs/>
-          <w:lang w:eastAsia="fr-FR"/>
-        </w:rPr>
-        <w:t>Tache 2</w:t>
-      </w:r>
-    </w:p>
-    <w:p>
-      <w:pPr>
-        <w:pStyle w:val="Corpsdetexte"/>
-        <w:spacing w:before="83"/>
-        <w:jc w:val="center"/>
-        <w:rPr>
-          <w:rFonts w:ascii="Arial" w:hAnsi="Arial" w:cs="Arial"/>
-        </w:rPr>
-      </w:pPr>
-      <w:r>
-        <w:rPr>
-          <w:rFonts w:ascii="Arial" w:eastAsia="Times New Roman" w:hAnsi="Arial" w:cs="Arial"/>
-          <w:bCs/>
-          <w:lang w:eastAsia="fr-FR"/>
-        </w:rPr>
-        <w:t xml:space="preserve">                                  Bouchons 3M E-A-R ULTRA FIT</w:t>
-      </w:r>
-    </w:p>
-    <w:p>
-      <w:pPr>
-        <w:pStyle w:val="Corpsdetexte"/>
-        <w:shd w:val="clear" w:color="auto" w:fill="7030A0"/>
-        <w:spacing w:before="83"/>
-        <w:jc w:val="center"/>
-        <w:rPr>
-          <w:rFonts w:ascii="Arial" w:hAnsi="Arial" w:cs="Arial"/>
-          <w:color w:val="FFFFFF" w:themeColor="background1"/>
-        </w:rPr>
-      </w:pPr>
-      <w:r>
-        <w:rPr>
-          <w:rFonts w:ascii="Arial" w:hAnsi="Arial" w:cs="Arial"/>
-          <w:color w:val="FFFFFF" w:themeColor="background1"/>
-        </w:rPr>
-        <w:t xml:space="preserve">             Leq/Leq max/crête max</w:t>
-      </w:r>
-    </w:p>
-    <w:p>
-      <w:pPr>
-        <w:pStyle w:val="Corpsdetexte"/>
-        <w:spacing w:before="83"/>
-        <w:jc w:val="center"/>
-        <w:rPr>
-          <w:rFonts w:ascii="Arial" w:hAnsi="Arial" w:cs="Arial"/>
-        </w:rPr>
-      </w:pPr>
-      <w:r>
-        <w:rPr>
-          <w:rFonts w:ascii="Times New Roman"/>
-          <w:noProof/>
-          <w:color w:val="92D050"/>
-          <w:sz w:val="20"/>
-        </w:rPr>
-        <mc:AlternateContent>
-          <mc:Choice Requires="wps">
-            <w:drawing>
-              <wp:anchor distT="0" distB="0" distL="114300" distR="114300" simplePos="0" relativeHeight="251852800" behindDoc="0" locked="0" layoutInCell="1" allowOverlap="1" wp14:anchorId="034EBBC9" wp14:editId="341E9047">
-                <wp:simplePos x="0" y="0"/>
-                <wp:positionH relativeFrom="page">
-                  <wp:posOffset>5052060</wp:posOffset>
-                </wp:positionH>
-                <wp:positionV relativeFrom="paragraph">
-                  <wp:posOffset>611505</wp:posOffset>
-                </wp:positionV>
-                <wp:extent cx="365760" cy="259080"/>
-                <wp:effectExtent l="0" t="0" r="15240" b="26670"/>
-                <wp:wrapNone/>
-                <wp:docPr id="1846091454" name="Ellipse 884"/>
-                <wp:cNvGraphicFramePr/>
-                <a:graphic xmlns:a="http://schemas.openxmlformats.org/drawingml/2006/main">
-                  <a:graphicData uri="http://schemas.microsoft.com/office/word/2010/wordprocessingShape">
-                    <wps:wsp>
-                      <wps:cNvSpPr/>
-                      <wps:spPr>
-                        <a:xfrm>
-                          <a:off x="0" y="0"/>
-                          <a:ext cx="365760" cy="259080"/>
-                        </a:xfrm>
-                        <a:prstGeom prst="ellipse">
-                          <a:avLst/>
-                        </a:prstGeom>
-                        <a:noFill/>
-                        <a:ln>
-                          <a:solidFill>
-                            <a:srgbClr val="EE0000"/>
-                          </a:solidFill>
-                        </a:ln>
-                      </wps:spPr>
-                      <wps:style>
-                        <a:lnRef idx="2">
-                          <a:schemeClr val="dk1"/>
-                        </a:lnRef>
-                        <a:fillRef idx="1">
-                          <a:schemeClr val="lt1"/>
-                        </a:fillRef>
-                        <a:effectRef idx="0">
-                          <a:schemeClr val="dk1"/>
-                        </a:effectRef>
-                        <a:fontRef idx="minor">
-                          <a:schemeClr val="dk1"/>
-                        </a:fontRef>
-                      </wps:style>
-                      <wps:bodyPr rot="0" spcFirstLastPara="0" vertOverflow="overflow" horzOverflow="overflow" vert="horz" wrap="square" lIns="91440" tIns="45720" rIns="91440" bIns="45720" numCol="1" spcCol="0" rtlCol="0" fromWordArt="0" anchor="ctr" anchorCtr="0" forceAA="0" compatLnSpc="1">
-                        <a:prstTxWarp prst="textNoShape">
-                          <a:avLst/>
-                        </a:prstTxWarp>
-                        <a:noAutofit/>
-                      </wps:bodyPr>
-                    </wps:wsp>
-                  </a:graphicData>
-                </a:graphic>
-              </wp:anchor>
-            </w:drawing>
-          </mc:Choice>
-          <mc:Fallback>
-            <w:pict>
-              <v:oval w14:anchorId="775AA60A" id="Ellipse 884" o:spid="_x0000_s1026" style="position:absolute;margin-left:397.8pt;margin-top:48.15pt;width:28.8pt;height:20.4pt;z-index:251852800;visibility:visible;mso-wrap-style:square;mso-wrap-distance-left:9pt;mso-wrap-distance-top:0;mso-wrap-distance-right:9pt;mso-wrap-distance-bottom:0;mso-position-horizontal:absolute;mso-position-horizontal-relative:page;mso-position-vertical:absolute;mso-position-vertical-relative:text;v-text-anchor:middle" o:gfxdata="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" filled="f" strokecolor="#e00" strokeweight="2pt">
-                <w10:wrap anchorx="page"/>
-              </v:oval>
-            </w:pict>
-          </mc:Fallback>
-        </mc:AlternateContent>
-      </w:r>
-      <w:r>
-        <w:rPr>
-          <w:rFonts w:ascii="Arial" w:hAnsi="Arial" w:cs="Arial"/>
-        </w:rPr>
-        <w:t xml:space="preserve"> </w:t>
-      </w:r>
-      <w:r>
-        <w:rPr>
-          <w:rFonts w:ascii="Arial" w:hAnsi="Arial" w:cs="Arial"/>
-          <w:noProof/>
-        </w:rPr>
-        <w:t xml:space="preserve">                            </w:t>
-      </w:r>
-      <w:r>
-        <w:rPr>
-          <w:rFonts w:ascii="Arial" w:hAnsi="Arial" w:cs="Arial"/>
-          <w:noProof/>
-        </w:rPr>
-        <w:drawing>
-          <wp:inline distT="0" distB="0" distL="0" distR="0" wp14:anchorId="5B19B481" wp14:editId="44D7D3F6">
-            <wp:extent cx="3817620" cy="952500"/>
-            <wp:effectExtent l="0" t="0" r="0" b="0"/>
-            <wp:docPr id="1845429622" name="Image 60"/>
-            <wp:cNvGraphicFramePr>
-              <a:graphicFrameLocks xmlns:a="http://schemas.openxmlformats.org/drawingml/2006/main" noChangeAspect="1"/>
-            </wp:cNvGraphicFramePr>
-            <a:graphic xmlns:a="http://schemas.openxmlformats.org/drawingml/2006/main">
-              <a:graphicData uri="http://schemas.openxmlformats.org/drawingml/2006/picture">
-                <pic:pic xmlns:pic="http://schemas.openxmlformats.org/drawingml/2006/picture">
-                  <pic:nvPicPr>
-                    <pic:cNvPr id="0" name="Picture 4"/>
-                    <pic:cNvPicPr>
-                      <a:picLocks noChangeAspect="1" noChangeArrowheads="1"/>
-                    </pic:cNvPicPr>
-                  </pic:nvPicPr>
-                  <pic:blipFill rotWithShape="1">
-                    <a:blip r:embed="rId17">
-                      <a:extLst>
-                        <a:ext uri="{28A0092B-C50C-407E-A947-70E740481C1C}">
-                          <a14:useLocalDpi xmlns:a14="http://schemas.microsoft.com/office/drawing/2010/main" val="0"/>
-                        </a:ext>
-                      </a:extLst>
-                    </a:blip>
-                    <a:srcRect t="11348"/>
-                    <a:stretch/>
-                  </pic:blipFill>
-                  <pic:spPr bwMode="auto">
-                    <a:xfrm>
-                      <a:off x="0" y="0"/>
-                      <a:ext cx="3817620" cy="952500"/>
-                    </a:xfrm>
-                    <a:prstGeom prst="rect">
-                      <a:avLst/>
-                    </a:prstGeom>
-                    <a:noFill/>
-                    <a:ln>
-                      <a:noFill/>
-                    </a:ln>
-                    <a:extLst>
-                      <a:ext uri="{53640926-AAD7-44D8-BBD7-CCE9431645EC}">
-                        <a14:shadowObscured xmlns:a14="http://schemas.microsoft.com/office/drawing/2010/main"/>
-                      </a:ext>
-                    </a:extLst>
-                  </pic:spPr>
-                </pic:pic>
-              </a:graphicData>
-            </a:graphic>
-          </wp:inline>
-        </w:drawing>
-      </w:r>
-      <w:r>
-        <w:t xml:space="preserve"> </w:t>
-      </w:r>
-    </w:p>
-    <w:p>
-      <w:pPr>
-        <w:pStyle w:val="Corpsdetexte"/>
-        <w:shd w:val="clear" w:color="auto" w:fill="7030A0"/>
-        <w:spacing w:before="83"/>
-        <w:jc w:val="center"/>
-        <w:rPr>
-          <w:rFonts w:ascii="Times New Roman"/>
-          <w:sz w:val="20"/>
-        </w:rPr>
-      </w:pPr>
-      <w:r>
-        <w:rPr>
-          <w:rFonts w:ascii="Arial" w:hAnsi="Arial" w:cs="Arial"/>
-          <w:color w:val="FFFFFF" w:themeColor="background1"/>
-        </w:rPr>
-        <w:t xml:space="preserve">           Evolution temporelle et analyse spectrale</w:t>
-      </w:r>
-    </w:p>
-    <w:p>
-      <w:pPr>
-        <w:pStyle w:val="Corpsdetexte"/>
-        <w:spacing w:before="83"/>
-        <w:jc w:val="center"/>
-        <w:rPr>
-          <w:rFonts w:ascii="Arial" w:hAnsi="Arial" w:cs="Arial"/>
-        </w:rPr>
-      </w:pPr>
-      <w:r>
-        <w:rPr>
-          <w:rFonts w:ascii="Arial" w:hAnsi="Arial" w:cs="Arial"/>
-          <w:noProof/>
-        </w:rPr>
-        <w:drawing>
-          <wp:anchor distT="0" distB="0" distL="114300" distR="114300" simplePos="0" relativeHeight="251929600" behindDoc="0" locked="0" layoutInCell="1" allowOverlap="1" wp14:anchorId="79030598" wp14:editId="4156FFF3">
-            <wp:simplePos x="0" y="0"/>
-            <wp:positionH relativeFrom="column">
-              <wp:posOffset>824865</wp:posOffset>
-            </wp:positionH>
-            <wp:positionV relativeFrom="paragraph">
-              <wp:posOffset>48895</wp:posOffset>
-            </wp:positionV>
-            <wp:extent cx="1623060" cy="2931160"/>
-            <wp:effectExtent l="0" t="0" r="0" b="2540"/>
-            <wp:wrapSquare wrapText="bothSides"/>
-            <wp:docPr id="441575737" name="Image 62"/>
-            <wp:cNvGraphicFramePr>
-              <a:graphicFrameLocks xmlns:a="http://schemas.openxmlformats.org/drawingml/2006/main" noChangeAspect="1"/>
-            </wp:cNvGraphicFramePr>
-            <a:graphic xmlns:a="http://schemas.openxmlformats.org/drawingml/2006/main">
-              <a:graphicData uri="http://schemas.openxmlformats.org/drawingml/2006/picture">
-                <pic:pic xmlns:pic="http://schemas.openxmlformats.org/drawingml/2006/picture">
-                  <pic:nvPicPr>
-                    <pic:cNvPr id="0" name="Picture 6"/>
-                    <pic:cNvPicPr>
-                      <a:picLocks noChangeAspect="1" noChangeArrowheads="1"/>
-                    </pic:cNvPicPr>
-                  </pic:nvPicPr>
-                  <pic:blipFill rotWithShape="1">
-                    <a:blip r:embed="rId18">
-                      <a:extLst>
-                        <a:ext uri="{28A0092B-C50C-407E-A947-70E740481C1C}">
-                          <a14:useLocalDpi xmlns:a14="http://schemas.microsoft.com/office/drawing/2010/main" val="0"/>
-                        </a:ext>
-                      </a:extLst>
-                    </a:blip>
-                    <a:srcRect r="58553"/>
-                    <a:stretch/>
-                  </pic:blipFill>
-                  <pic:spPr bwMode="auto">
-                    <a:xfrm>
-                      <a:off x="0" y="0"/>
-                      <a:ext cx="1623060" cy="2931160"/>
-                    </a:xfrm>
-                    <a:prstGeom prst="rect">
-                      <a:avLst/>
-                    </a:prstGeom>
-                    <a:noFill/>
-                    <a:ln>
-                      <a:noFill/>
-                    </a:ln>
-                    <a:extLst>
-                      <a:ext uri="{53640926-AAD7-44D8-BBD7-CCE9431645EC}">
-                        <a14:shadowObscured xmlns:a14="http://schemas.microsoft.com/office/drawing/2010/main"/>
-                      </a:ext>
-                    </a:extLst>
-                  </pic:spPr>
-                </pic:pic>
-              </a:graphicData>
-            </a:graphic>
-            <wp14:sizeRelH relativeFrom="margin">
-              <wp14:pctWidth>0</wp14:pctWidth>
-            </wp14:sizeRelH>
-          </wp:anchor>
-        </w:drawing>
-      </w:r>
-      <w:r>
-        <w:rPr>
-          <w:rFonts w:ascii="Arial" w:hAnsi="Arial" w:cs="Arial"/>
-          <w:noProof/>
-        </w:rPr>
-        <w:t xml:space="preserve">                             </w:t>
-      </w:r>
-    </w:p>
-    <w:p>
-      <w:pPr>
-        <w:pStyle w:val="Corpsdetexte"/>
-        <w:spacing w:before="83"/>
-        <w:jc w:val="center"/>
-        <w:rPr>
-          <w:rFonts w:ascii="Arial" w:hAnsi="Arial" w:cs="Arial"/>
-        </w:rPr>
-      </w:pPr>
-      <w:r>
-        <w:rPr>
-          <w:rFonts w:ascii="Arial" w:hAnsi="Arial" w:cs="Arial"/>
-          <w:noProof/>
-        </w:rPr>
-        <w:drawing>
-          <wp:inline distT="0" distB="0" distL="0" distR="0" wp14:anchorId="3442F86A" wp14:editId="7F826B29">
-            <wp:extent cx="5547360" cy="3794781"/>
-            <wp:effectExtent l="0" t="0" r="0" b="0"/>
-            <wp:docPr id="975738840" name="Image 61"/>
-            <wp:cNvGraphicFramePr>
-              <a:graphicFrameLocks xmlns:a="http://schemas.openxmlformats.org/drawingml/2006/main" noChangeAspect="1"/>
-            </wp:cNvGraphicFramePr>
-            <a:graphic xmlns:a="http://schemas.openxmlformats.org/drawingml/2006/main">
-              <a:graphicData uri="http://schemas.openxmlformats.org/drawingml/2006/picture">
-                <pic:pic xmlns:pic="http://schemas.openxmlformats.org/drawingml/2006/picture">
-                  <pic:nvPicPr>
-                    <pic:cNvPr id="0" name="Picture 5"/>
-                    <pic:cNvPicPr>
-                      <a:picLocks noChangeAspect="1" noChangeArrowheads="1"/>
-                    </pic:cNvPicPr>
-                  </pic:nvPicPr>
-                  <pic:blipFill>
-                    <a:blip r:embed="rId19">
-                      <a:extLst>
-                        <a:ext uri="{28A0092B-C50C-407E-A947-70E740481C1C}">
-                          <a14:useLocalDpi xmlns:a14="http://schemas.microsoft.com/office/drawing/2010/main" val="0"/>
-                        </a:ext>
-                      </a:extLst>
-                    </a:blip>
-                    <a:srcRect/>
-                    <a:stretch>
-                      <a:fillRect/>
-                    </a:stretch>
-                  </pic:blipFill>
-                  <pic:spPr bwMode="auto">
-                    <a:xfrm>
-                      <a:off x="0" y="0"/>
-                      <a:ext cx="5557787" cy="3801914"/>
-                    </a:xfrm>
-                    <a:prstGeom prst="rect">
-                      <a:avLst/>
-                    </a:prstGeom>
-                    <a:noFill/>
-                    <a:ln>
-                      <a:noFill/>
-                    </a:ln>
-                  </pic:spPr>
-                </pic:pic>
-              </a:graphicData>
-            </a:graphic>
-          </wp:inline>
-        </w:drawing>
-      </w:r>
-    </w:p>
-    <w:p>
-      <w:pPr>
-        <w:pStyle w:val="Corpsdetexte"/>
-        <w:jc w:val="center"/>
-        <w:rPr>
-          <w:rFonts w:ascii="Arial" w:hAnsi="Arial" w:cs="Arial"/>
-        </w:rPr>
-      </w:pPr>
-    </w:p>
-    <w:p>
-      <w:pPr>
-        <w:pStyle w:val="Corpsdetexte"/>
-        <w:jc w:val="center"/>
-        <w:rPr>
-          <w:rFonts w:ascii="Arial" w:hAnsi="Arial" w:cs="Arial"/>
-        </w:rPr>
-      </w:pPr>
-    </w:p>
-    <w:p>
-      <w:pPr>
-        <w:pStyle w:val="Corpsdetexte"/>
-        <w:jc w:val="center"/>
-        <w:rPr>
-          <w:rFonts w:ascii="Arial" w:hAnsi="Arial" w:cs="Arial"/>
-        </w:rPr>
-      </w:pPr>
-      <w:r>
-        <w:rPr>
-          <w:rFonts w:ascii="Arial" w:hAnsi="Arial" w:cs="Arial"/>
-        </w:rPr>
-        <w:lastRenderedPageBreak/>
-        <w:t>Localisation 3 source expo atelier</w:t>
-      </w:r>
-    </w:p>
-    <w:p>
-      <w:pPr>
-        <w:pStyle w:val="Corpsdetexte"/>
-        <w:spacing w:before="83"/>
-        <w:jc w:val="center"/>
-        <w:rPr>
-          <w:rFonts w:ascii="Arial" w:hAnsi="Arial" w:cs="Arial"/>
-        </w:rPr>
-      </w:pPr>
-      <w:r>
-        <w:rPr>
-          <w:rFonts w:ascii="Arial" w:hAnsi="Arial" w:cs="Arial"/>
-        </w:rPr>
-        <w:t xml:space="preserve">Point 3 : </w:t>
-      </w:r>
-      <w:r>
-        <w:rPr>
-          <w:rFonts w:ascii="Arial" w:hAnsi="Arial" w:cs="Arial"/>
-        </w:rPr>
-        <w:t>taches</w:t>
-      </w:r>
-    </w:p>
-    <w:p>
-      <w:pPr>
-        <w:pStyle w:val="Corpsdetexte"/>
-        <w:spacing w:before="83"/>
-        <w:jc w:val="center"/>
-        <w:rPr>
-          <w:rFonts w:ascii="Arial" w:hAnsi="Arial" w:cs="Arial"/>
-        </w:rPr>
-      </w:pPr>
-      <w:r>
-        <w:rPr>
-          <w:rFonts w:ascii="Arial" w:hAnsi="Arial" w:cs="Arial"/>
-        </w:rPr>
-        <w:t xml:space="preserve">                             Pas de protection auditive</w:t>
-      </w:r>
-    </w:p>
-    <w:p>
-      <w:pPr>
-        <w:pStyle w:val="Corpsdetexte"/>
-        <w:shd w:val="clear" w:color="auto" w:fill="7030A0"/>
-        <w:spacing w:before="83"/>
-        <w:jc w:val="center"/>
-        <w:rPr>
-          <w:rFonts w:ascii="Arial" w:hAnsi="Arial" w:cs="Arial"/>
-          <w:color w:val="FFFFFF" w:themeColor="background1"/>
-        </w:rPr>
-      </w:pPr>
-      <w:r>
-        <w:rPr>
-          <w:rFonts w:ascii="Arial" w:hAnsi="Arial" w:cs="Arial"/>
-          <w:color w:val="FFFFFF" w:themeColor="background1"/>
-        </w:rPr>
-        <w:t xml:space="preserve">                            Leq/Leq max/crête max</w:t>
-      </w:r>
-    </w:p>
-    <w:p>
-      <w:pPr>
-        <w:pStyle w:val="Corpsdetexte"/>
-        <w:spacing w:before="83"/>
-        <w:jc w:val="center"/>
-        <w:rPr>
-          <w:rFonts w:ascii="Arial" w:hAnsi="Arial" w:cs="Arial"/>
-        </w:rPr>
-      </w:pPr>
-      <w:r>
-        <w:rPr>
-          <w:rFonts w:ascii="Times New Roman"/>
-          <w:noProof/>
-          <w:sz w:val="20"/>
-        </w:rPr>
-        <mc:AlternateContent>
-          <mc:Choice Requires="wps">
-            <w:drawing>
-              <wp:anchor distT="0" distB="0" distL="114300" distR="114300" simplePos="0" relativeHeight="251896832" behindDoc="0" locked="0" layoutInCell="1" allowOverlap="1" wp14:anchorId="2B6C8B89" wp14:editId="32FA8257">
-                <wp:simplePos x="0" y="0"/>
-                <wp:positionH relativeFrom="page">
-                  <wp:posOffset>5050155</wp:posOffset>
-                </wp:positionH>
-                <wp:positionV relativeFrom="paragraph">
-                  <wp:posOffset>631825</wp:posOffset>
-                </wp:positionV>
-                <wp:extent cx="365760" cy="259080"/>
-                <wp:effectExtent l="0" t="0" r="15240" b="26670"/>
-                <wp:wrapNone/>
-                <wp:docPr id="1615905822" name="Ellipse 884"/>
-                <wp:cNvGraphicFramePr/>
-                <a:graphic xmlns:a="http://schemas.openxmlformats.org/drawingml/2006/main">
-                  <a:graphicData uri="http://schemas.microsoft.com/office/word/2010/wordprocessingShape">
-                    <wps:wsp>
-                      <wps:cNvSpPr/>
-                      <wps:spPr>
-                        <a:xfrm>
-                          <a:off x="0" y="0"/>
-                          <a:ext cx="365760" cy="259080"/>
-                        </a:xfrm>
-                        <a:prstGeom prst="ellipse">
-                          <a:avLst/>
-                        </a:prstGeom>
-                        <a:noFill/>
-                        <a:ln w="25400" cap="flat" cmpd="sng" algn="ctr">
-                          <a:solidFill>
-                            <a:srgbClr val="FF0000"/>
-                          </a:solidFill>
-                          <a:prstDash val="solid"/>
-                        </a:ln>
-                        <a:effectLst/>
-                      </wps:spPr>
-                      <wps:bodyPr rot="0" spcFirstLastPara="0" vertOverflow="overflow" horzOverflow="overflow" vert="horz" wrap="square" lIns="91440" tIns="45720" rIns="91440" bIns="45720" numCol="1" spcCol="0" rtlCol="0" fromWordArt="0" anchor="ctr" anchorCtr="0" forceAA="0" compatLnSpc="1">
-                        <a:prstTxWarp prst="textNoShape">
-                          <a:avLst/>
-                        </a:prstTxWarp>
-                        <a:noAutofit/>
-                      </wps:bodyPr>
-                    </wps:wsp>
-                  </a:graphicData>
-                </a:graphic>
-              </wp:anchor>
-            </w:drawing>
-          </mc:Choice>
-          <mc:Fallback>
-            <w:pict>
-              <v:oval w14:anchorId="502CFFDE" id="Ellipse 884" o:spid="_x0000_s1026" style="position:absolute;margin-left:397.65pt;margin-top:49.75pt;width:28.8pt;height:20.4pt;z-index:251896832;visibility:visible;mso-wrap-style:square;mso-wrap-distance-left:9pt;mso-wrap-distance-top:0;mso-wrap-distance-right:9pt;mso-wrap-distance-bottom:0;mso-position-horizontal:absolute;mso-position-horizontal-relative:page;mso-position-vertical:absolute;mso-position-vertical-relative:text;v-text-anchor:middle" o:gfxdata="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" filled="f" strokecolor="red" strokeweight="2pt">
-                <w10:wrap anchorx="page"/>
-              </v:oval>
-            </w:pict>
-          </mc:Fallback>
-        </mc:AlternateContent>
-      </w:r>
-      <w:r>
-        <w:rPr>
-          <w:rFonts w:ascii="Arial" w:hAnsi="Arial" w:cs="Arial"/>
-        </w:rPr>
-        <w:t xml:space="preserve"> </w:t>
-      </w:r>
-      <w:r>
-        <w:rPr>
-          <w:rFonts w:ascii="Arial" w:hAnsi="Arial" w:cs="Arial"/>
-          <w:noProof/>
-        </w:rPr>
-        <w:t xml:space="preserve">                          </w:t>
-      </w:r>
-      <w:r>
-        <w:rPr>
-          <w:rFonts w:ascii="Arial" w:hAnsi="Arial" w:cs="Arial"/>
-          <w:noProof/>
-        </w:rPr>
-        <w:drawing>
-          <wp:inline distT="0" distB="0" distL="0" distR="0" wp14:anchorId="7A775234" wp14:editId="25861D81">
-            <wp:extent cx="3855720" cy="960120"/>
-            <wp:effectExtent l="0" t="0" r="0" b="0"/>
-            <wp:docPr id="1498621306" name="Image 63"/>
-            <wp:cNvGraphicFramePr>
-              <a:graphicFrameLocks xmlns:a="http://schemas.openxmlformats.org/drawingml/2006/main" noChangeAspect="1"/>
-            </wp:cNvGraphicFramePr>
-            <a:graphic xmlns:a="http://schemas.openxmlformats.org/drawingml/2006/main">
-              <a:graphicData uri="http://schemas.openxmlformats.org/drawingml/2006/picture">
-                <pic:pic xmlns:pic="http://schemas.openxmlformats.org/drawingml/2006/picture">
-                  <pic:nvPicPr>
-                    <pic:cNvPr id="0" name="Picture 7"/>
-                    <pic:cNvPicPr>
-                      <a:picLocks noChangeAspect="1" noChangeArrowheads="1"/>
-                    </pic:cNvPicPr>
-                  </pic:nvPicPr>
-                  <pic:blipFill rotWithShape="1">
-                    <a:blip r:embed="rId20">
-                      <a:extLst>
-                        <a:ext uri="{28A0092B-C50C-407E-A947-70E740481C1C}">
-                          <a14:useLocalDpi xmlns:a14="http://schemas.microsoft.com/office/drawing/2010/main" val="0"/>
-                        </a:ext>
-                      </a:extLst>
-                    </a:blip>
-                    <a:srcRect t="10638"/>
-                    <a:stretch/>
-                  </pic:blipFill>
-                  <pic:spPr bwMode="auto">
-                    <a:xfrm>
-                      <a:off x="0" y="0"/>
-                      <a:ext cx="3855720" cy="960120"/>
-                    </a:xfrm>
-                    <a:prstGeom prst="rect">
-                      <a:avLst/>
-                    </a:prstGeom>
-                    <a:noFill/>
-                    <a:ln>
-                      <a:noFill/>
-                    </a:ln>
-                    <a:extLst>
-                      <a:ext uri="{53640926-AAD7-44D8-BBD7-CCE9431645EC}">
-                        <a14:shadowObscured xmlns:a14="http://schemas.microsoft.com/office/drawing/2010/main"/>
-                      </a:ext>
-                    </a:extLst>
-                  </pic:spPr>
-                </pic:pic>
-              </a:graphicData>
-            </a:graphic>
-          </wp:inline>
-        </w:drawing>
-      </w:r>
-    </w:p>
-    <w:p>
-      <w:pPr>
-        <w:pStyle w:val="Corpsdetexte"/>
-        <w:shd w:val="clear" w:color="auto" w:fill="7030A0"/>
-        <w:spacing w:before="83"/>
-        <w:jc w:val="center"/>
-        <w:rPr>
-          <w:rFonts w:ascii="Times New Roman"/>
-          <w:sz w:val="20"/>
-        </w:rPr>
-      </w:pPr>
-      <w:r>
-        <w:rPr>
-          <w:rFonts w:ascii="Arial" w:hAnsi="Arial" w:cs="Arial"/>
-          <w:color w:val="FFFFFF" w:themeColor="background1"/>
-        </w:rPr>
-        <w:t xml:space="preserve">                             Evolution temporelle et analyse spectrale</w:t>
-      </w:r>
-    </w:p>
-    <w:p>
-      <w:pPr>
-        <w:pStyle w:val="Corpsdetexte"/>
-        <w:spacing w:before="83"/>
-        <w:jc w:val="center"/>
-        <w:rPr>
-          <w:rFonts w:ascii="Arial" w:hAnsi="Arial" w:cs="Arial"/>
-        </w:rPr>
-      </w:pPr>
-      <w:r>
-        <w:rPr>
-          <w:rFonts w:ascii="Arial" w:hAnsi="Arial" w:cs="Arial"/>
-          <w:noProof/>
-        </w:rPr>
-        <w:drawing>
-          <wp:anchor distT="0" distB="0" distL="114300" distR="114300" simplePos="0" relativeHeight="251930624" behindDoc="0" locked="0" layoutInCell="1" allowOverlap="1" wp14:anchorId="23E65A63" wp14:editId="2A82C744">
-            <wp:simplePos x="0" y="0"/>
-            <wp:positionH relativeFrom="column">
-              <wp:posOffset>756285</wp:posOffset>
-            </wp:positionH>
-            <wp:positionV relativeFrom="paragraph">
-              <wp:posOffset>48895</wp:posOffset>
-            </wp:positionV>
-            <wp:extent cx="1562100" cy="2857500"/>
-            <wp:effectExtent l="0" t="0" r="0" b="0"/>
-            <wp:wrapSquare wrapText="bothSides"/>
-            <wp:docPr id="1446636089" name="Image 65"/>
-            <wp:cNvGraphicFramePr>
-              <a:graphicFrameLocks xmlns:a="http://schemas.openxmlformats.org/drawingml/2006/main" noChangeAspect="1"/>
-            </wp:cNvGraphicFramePr>
-            <a:graphic xmlns:a="http://schemas.openxmlformats.org/drawingml/2006/main">
-              <a:graphicData uri="http://schemas.openxmlformats.org/drawingml/2006/picture">
-                <pic:pic xmlns:pic="http://schemas.openxmlformats.org/drawingml/2006/picture">
-                  <pic:nvPicPr>
-                    <pic:cNvPr id="0" name="Picture 9"/>
-                    <pic:cNvPicPr>
-                      <a:picLocks noChangeAspect="1" noChangeArrowheads="1"/>
-                    </pic:cNvPicPr>
-                  </pic:nvPicPr>
-                  <pic:blipFill rotWithShape="1">
-                    <a:blip r:embed="rId21">
-                      <a:extLst>
-                        <a:ext uri="{28A0092B-C50C-407E-A947-70E740481C1C}">
-                          <a14:useLocalDpi xmlns:a14="http://schemas.microsoft.com/office/drawing/2010/main" val="0"/>
-                        </a:ext>
-                      </a:extLst>
-                    </a:blip>
-                    <a:srcRect r="59486"/>
-                    <a:stretch/>
-                  </pic:blipFill>
-                  <pic:spPr bwMode="auto">
-                    <a:xfrm>
-                      <a:off x="0" y="0"/>
-                      <a:ext cx="1562100" cy="2857500"/>
-                    </a:xfrm>
-                    <a:prstGeom prst="rect">
-                      <a:avLst/>
-                    </a:prstGeom>
-                    <a:noFill/>
-                    <a:ln>
-                      <a:noFill/>
-                    </a:ln>
-                    <a:extLst>
-                      <a:ext uri="{53640926-AAD7-44D8-BBD7-CCE9431645EC}">
-                        <a14:shadowObscured xmlns:a14="http://schemas.microsoft.com/office/drawing/2010/main"/>
-                      </a:ext>
-                    </a:extLst>
-                  </pic:spPr>
-                </pic:pic>
-              </a:graphicData>
-            </a:graphic>
-          </wp:anchor>
-        </w:drawing>
-      </w:r>
-      <w:r>
-        <w:rPr>
-          <w:rFonts w:ascii="Arial" w:hAnsi="Arial" w:cs="Arial"/>
-        </w:rPr>
-        <w:t xml:space="preserve">                              </w:t>
-      </w:r>
-    </w:p>
-    <w:p>
-      <w:pPr>
-        <w:pStyle w:val="Corpsdetexte"/>
-        <w:spacing w:before="83"/>
-        <w:jc w:val="center"/>
-        <w:rPr>
-          <w:rFonts w:ascii="Arial" w:hAnsi="Arial" w:cs="Arial"/>
-        </w:rPr>
-      </w:pPr>
-      <w:r>
-        <w:rPr>
-          <w:rFonts w:ascii="Arial" w:hAnsi="Arial" w:cs="Arial"/>
-          <w:noProof/>
-        </w:rPr>
-        <w:drawing>
-          <wp:inline distT="0" distB="0" distL="0" distR="0" wp14:anchorId="35030772" wp14:editId="62C66507">
-            <wp:extent cx="5692140" cy="3893820"/>
-            <wp:effectExtent l="0" t="0" r="3810" b="0"/>
-            <wp:docPr id="1637022609" name="Image 64"/>
-            <wp:cNvGraphicFramePr>
-              <a:graphicFrameLocks xmlns:a="http://schemas.openxmlformats.org/drawingml/2006/main" noChangeAspect="1"/>
-            </wp:cNvGraphicFramePr>
-            <a:graphic xmlns:a="http://schemas.openxmlformats.org/drawingml/2006/main">
-              <a:graphicData uri="http://schemas.openxmlformats.org/drawingml/2006/picture">
-                <pic:pic xmlns:pic="http://schemas.openxmlformats.org/drawingml/2006/picture">
-                  <pic:nvPicPr>
-                    <pic:cNvPr id="0" name="Picture 8"/>
-                    <pic:cNvPicPr>
-                      <a:picLocks noChangeAspect="1" noChangeArrowheads="1"/>
-                    </pic:cNvPicPr>
-                  </pic:nvPicPr>
-                  <pic:blipFill>
-                    <a:blip r:embed="rId22">
-                      <a:extLst>
-                        <a:ext uri="{28A0092B-C50C-407E-A947-70E740481C1C}">
-                          <a14:useLocalDpi xmlns:a14="http://schemas.microsoft.com/office/drawing/2010/main" val="0"/>
-                        </a:ext>
-                      </a:extLst>
-                    </a:blip>
-                    <a:srcRect/>
-                    <a:stretch>
-                      <a:fillRect/>
-                    </a:stretch>
-                  </pic:blipFill>
-                  <pic:spPr bwMode="auto">
-                    <a:xfrm>
-                      <a:off x="0" y="0"/>
-                      <a:ext cx="5692140" cy="3893820"/>
-                    </a:xfrm>
-                    <a:prstGeom prst="rect">
-                      <a:avLst/>
-                    </a:prstGeom>
-                    <a:noFill/>
-                    <a:ln>
-                      <a:noFill/>
-                    </a:ln>
-                  </pic:spPr>
-                </pic:pic>
-              </a:graphicData>
-            </a:graphic>
-          </wp:inline>
-        </w:drawing>
-      </w:r>
-    </w:p>
-    <w:p>
-      <w:pPr>
-        <w:pStyle w:val="Corpsdetexte"/>
-        <w:spacing w:before="83"/>
-        <w:jc w:val="center"/>
-        <w:rPr>
-          <w:rFonts w:ascii="Arial" w:hAnsi="Arial" w:cs="Arial"/>
-        </w:rPr>
-      </w:pPr>
-    </w:p>
-    <w:p>
-      <w:pPr>
-        <w:pStyle w:val="Corpsdetexte"/>
-        <w:spacing w:before="83"/>
-        <w:jc w:val="center"/>
-        <w:rPr>
-          <w:rFonts w:ascii="Arial" w:hAnsi="Arial" w:cs="Arial"/>
-        </w:rPr>
-      </w:pPr>
-      <w:r>
-        <w:rPr>
-          <w:rFonts w:ascii="Arial" w:hAnsi="Arial" w:cs="Arial"/>
-        </w:rPr>
-        <w:lastRenderedPageBreak/>
-        <w:t xml:space="preserve">             </w:t>
-      </w:r>
-      <w:r>
-        <w:rPr>
-          <w:rFonts w:ascii="Arial" w:hAnsi="Arial" w:cs="Arial"/>
-        </w:rPr>
-        <w:t>Localisation 4 source expo</w:t>
-      </w:r>
-      <w:r>
-        <w:rPr>
-          <w:rFonts w:ascii="Arial" w:hAnsi="Arial" w:cs="Arial"/>
-        </w:rPr>
-        <w:t xml:space="preserve"> ATELIER</w:t>
-      </w:r>
-    </w:p>
-    <w:p>
-      <w:pPr>
-        <w:pStyle w:val="Corpsdetexte"/>
-        <w:spacing w:before="83"/>
-        <w:jc w:val="center"/>
-        <w:rPr>
-          <w:rFonts w:ascii="Arial" w:eastAsia="Times New Roman" w:hAnsi="Arial" w:cs="Arial"/>
-          <w:bCs/>
-          <w:lang w:eastAsia="fr-FR"/>
-        </w:rPr>
-      </w:pPr>
-      <w:r>
-        <w:rPr>
-          <w:rFonts w:ascii="Arial" w:hAnsi="Arial" w:cs="Arial"/>
-        </w:rPr>
-        <w:t xml:space="preserve">Point 4 : </w:t>
-      </w:r>
-      <w:r>
-        <w:rPr>
-          <w:rFonts w:ascii="Arial" w:hAnsi="Arial" w:cs="Arial"/>
-        </w:rPr>
-        <w:t>taches</w:t>
-      </w:r>
-    </w:p>
-    <w:p>
-      <w:pPr>
-        <w:pStyle w:val="Corpsdetexte"/>
-        <w:spacing w:before="83"/>
-        <w:jc w:val="center"/>
-        <w:rPr>
-          <w:rFonts w:ascii="Arial" w:hAnsi="Arial" w:cs="Arial"/>
-        </w:rPr>
-      </w:pPr>
-      <w:r>
-        <w:rPr>
-          <w:rFonts w:ascii="Arial" w:hAnsi="Arial" w:cs="Arial"/>
-        </w:rPr>
-        <w:t xml:space="preserve">           Bouchons moulés COTRAL QEOS GREEN H</w:t>
-      </w:r>
-    </w:p>
-    <w:p>
-      <w:pPr>
-        <w:pStyle w:val="Corpsdetexte"/>
-        <w:shd w:val="clear" w:color="auto" w:fill="7030A0"/>
-        <w:spacing w:before="83"/>
-        <w:jc w:val="center"/>
-        <w:rPr>
-          <w:rFonts w:ascii="Arial" w:hAnsi="Arial" w:cs="Arial"/>
-          <w:color w:val="FFFFFF" w:themeColor="background1"/>
-        </w:rPr>
-      </w:pPr>
-      <w:r>
-        <w:rPr>
-          <w:rFonts w:ascii="Arial" w:hAnsi="Arial" w:cs="Arial"/>
-          <w:color w:val="FFFFFF" w:themeColor="background1"/>
-        </w:rPr>
-        <w:t xml:space="preserve">                                 Leq/Leq max/crête max</w:t>
-      </w:r>
-    </w:p>
-    <w:p>
-      <w:pPr>
-        <w:pStyle w:val="Corpsdetexte"/>
-        <w:spacing w:before="83"/>
-        <w:jc w:val="right"/>
-        <w:rPr>
-          <w:rFonts w:ascii="Arial" w:hAnsi="Arial" w:cs="Arial"/>
-        </w:rPr>
-      </w:pPr>
-      <w:r>
-        <w:rPr>
-          <w:rFonts w:ascii="Arial" w:hAnsi="Arial" w:cs="Arial"/>
-          <w:noProof/>
-        </w:rPr>
-        <w:drawing>
-          <wp:anchor distT="0" distB="0" distL="114300" distR="114300" simplePos="0" relativeHeight="251931648" behindDoc="1" locked="0" layoutInCell="1" allowOverlap="1" wp14:anchorId="676DE9BB" wp14:editId="38B7973C">
-            <wp:simplePos x="0" y="0"/>
-            <wp:positionH relativeFrom="column">
-              <wp:posOffset>1564005</wp:posOffset>
-            </wp:positionH>
-            <wp:positionV relativeFrom="paragraph">
-              <wp:posOffset>32385</wp:posOffset>
-            </wp:positionV>
-            <wp:extent cx="3749040" cy="937260"/>
-            <wp:effectExtent l="0" t="0" r="3810" b="0"/>
-            <wp:wrapNone/>
-            <wp:docPr id="1815478190" name="Image 66"/>
-            <wp:cNvGraphicFramePr>
-              <a:graphicFrameLocks xmlns:a="http://schemas.openxmlformats.org/drawingml/2006/main" noChangeAspect="1"/>
-            </wp:cNvGraphicFramePr>
-            <a:graphic xmlns:a="http://schemas.openxmlformats.org/drawingml/2006/main">
-              <a:graphicData uri="http://schemas.openxmlformats.org/drawingml/2006/picture">
-                <pic:pic xmlns:pic="http://schemas.openxmlformats.org/drawingml/2006/picture">
-                  <pic:nvPicPr>
-                    <pic:cNvPr id="0" name="Picture 10"/>
-                    <pic:cNvPicPr>
-                      <a:picLocks noChangeAspect="1" noChangeArrowheads="1"/>
-                    </pic:cNvPicPr>
-                  </pic:nvPicPr>
-                  <pic:blipFill rotWithShape="1">
-                    <a:blip r:embed="rId23">
-                      <a:extLst>
-                        <a:ext uri="{28A0092B-C50C-407E-A947-70E740481C1C}">
-                          <a14:useLocalDpi xmlns:a14="http://schemas.microsoft.com/office/drawing/2010/main" val="0"/>
-                        </a:ext>
-                      </a:extLst>
-                    </a:blip>
-                    <a:srcRect t="12766"/>
-                    <a:stretch/>
-                  </pic:blipFill>
-                  <pic:spPr bwMode="auto">
-                    <a:xfrm>
-                      <a:off x="0" y="0"/>
-                      <a:ext cx="3749040" cy="937260"/>
-                    </a:xfrm>
-                    <a:prstGeom prst="rect">
-                      <a:avLst/>
-                    </a:prstGeom>
-                    <a:noFill/>
-                    <a:ln>
-                      <a:noFill/>
-                    </a:ln>
-                    <a:extLst>
-                      <a:ext uri="{53640926-AAD7-44D8-BBD7-CCE9431645EC}">
-                        <a14:shadowObscured xmlns:a14="http://schemas.microsoft.com/office/drawing/2010/main"/>
-                      </a:ext>
-                    </a:extLst>
-                  </pic:spPr>
-                </pic:pic>
-              </a:graphicData>
-            </a:graphic>
-          </wp:anchor>
-        </w:drawing>
-      </w:r>
-    </w:p>
-    <w:p>
-      <w:pPr>
-        <w:pStyle w:val="Corpsdetexte"/>
-        <w:spacing w:before="83"/>
-        <w:jc w:val="right"/>
-        <w:rPr>
-          <w:rFonts w:ascii="Arial" w:hAnsi="Arial" w:cs="Arial"/>
-        </w:rPr>
-      </w:pPr>
-    </w:p>
-    <w:p>
-      <w:pPr>
-        <w:pStyle w:val="Corpsdetexte"/>
-        <w:spacing w:before="83"/>
-        <w:jc w:val="right"/>
-        <w:rPr>
-          <w:rFonts w:ascii="Arial" w:hAnsi="Arial" w:cs="Arial"/>
-        </w:rPr>
-      </w:pPr>
-      <w:r>
-        <w:rPr>
-          <w:rFonts w:ascii="Times New Roman"/>
-          <w:noProof/>
-          <w:sz w:val="20"/>
-        </w:rPr>
-        <mc:AlternateContent>
-          <mc:Choice Requires="wps">
-            <w:drawing>
-              <wp:anchor distT="0" distB="0" distL="114300" distR="114300" simplePos="0" relativeHeight="251898880" behindDoc="0" locked="0" layoutInCell="1" allowOverlap="1" wp14:anchorId="08F802F8" wp14:editId="620033CE">
-                <wp:simplePos x="0" y="0"/>
-                <wp:positionH relativeFrom="page">
-                  <wp:posOffset>4259580</wp:posOffset>
-                </wp:positionH>
-                <wp:positionV relativeFrom="paragraph">
-                  <wp:posOffset>109855</wp:posOffset>
-                </wp:positionV>
-                <wp:extent cx="365760" cy="259080"/>
-                <wp:effectExtent l="0" t="0" r="15240" b="26670"/>
-                <wp:wrapNone/>
-                <wp:docPr id="1651546225" name="Ellipse 884"/>
-                <wp:cNvGraphicFramePr/>
-                <a:graphic xmlns:a="http://schemas.openxmlformats.org/drawingml/2006/main">
-                  <a:graphicData uri="http://schemas.microsoft.com/office/word/2010/wordprocessingShape">
-                    <wps:wsp>
-                      <wps:cNvSpPr/>
-                      <wps:spPr>
-                        <a:xfrm>
-                          <a:off x="0" y="0"/>
-                          <a:ext cx="365760" cy="259080"/>
-                        </a:xfrm>
-                        <a:prstGeom prst="ellipse">
-                          <a:avLst/>
-                        </a:prstGeom>
-                        <a:noFill/>
-                        <a:ln w="25400" cap="flat" cmpd="sng" algn="ctr">
-                          <a:solidFill>
-                            <a:srgbClr val="FFC000"/>
-                          </a:solidFill>
-                          <a:prstDash val="solid"/>
-                        </a:ln>
-                        <a:effectLst/>
-                      </wps:spPr>
-                      <wps:bodyPr rot="0" spcFirstLastPara="0" vertOverflow="overflow" horzOverflow="overflow" vert="horz" wrap="square" lIns="91440" tIns="45720" rIns="91440" bIns="45720" numCol="1" spcCol="0" rtlCol="0" fromWordArt="0" anchor="ctr" anchorCtr="0" forceAA="0" compatLnSpc="1">
-                        <a:prstTxWarp prst="textNoShape">
-                          <a:avLst/>
-                        </a:prstTxWarp>
-                        <a:noAutofit/>
-                      </wps:bodyPr>
-                    </wps:wsp>
-                  </a:graphicData>
-                </a:graphic>
-              </wp:anchor>
-            </w:drawing>
-          </mc:Choice>
-          <mc:Fallback>
-            <w:pict>
-              <v:oval w14:anchorId="4938E475" id="Ellipse 884" o:spid="_x0000_s1026" style="position:absolute;margin-left:335.4pt;margin-top:8.65pt;width:28.8pt;height:20.4pt;z-index:251898880;visibility:visible;mso-wrap-style:square;mso-wrap-distance-left:9pt;mso-wrap-distance-top:0;mso-wrap-distance-right:9pt;mso-wrap-distance-bottom:0;mso-position-horizontal:absolute;mso-position-horizontal-relative:page;mso-position-vertical:absolute;mso-position-vertical-relative:text;v-text-anchor:middle" o:gfxdata="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" filled="f" strokecolor="#ffc000" strokeweight="2pt">
-                <w10:wrap anchorx="page"/>
-              </v:oval>
-            </w:pict>
-          </mc:Fallback>
-        </mc:AlternateContent>
-      </w:r>
-    </w:p>
-    <w:p>
-      <w:pPr>
-        <w:pStyle w:val="Corpsdetexte"/>
-        <w:spacing w:before="83"/>
-        <w:jc w:val="right"/>
-        <w:rPr>
-          <w:rFonts w:ascii="Arial" w:hAnsi="Arial" w:cs="Arial"/>
-        </w:rPr>
-      </w:pPr>
-    </w:p>
-    <w:p>
-      <w:pPr>
-        <w:pStyle w:val="Corpsdetexte"/>
-        <w:spacing w:before="83"/>
-        <w:jc w:val="right"/>
-        <w:rPr>
-          <w:rFonts w:ascii="Arial" w:hAnsi="Arial" w:cs="Arial"/>
-        </w:rPr>
-      </w:pPr>
-      <w:r>
-        <w:rPr>
-          <w:rFonts w:ascii="Arial" w:hAnsi="Arial" w:cs="Arial"/>
-        </w:rPr>
-        <w:t xml:space="preserve">                               </w:t>
-      </w:r>
-      <w:r>
-        <w:rPr>
-          <w:rFonts w:ascii="Arial" w:hAnsi="Arial" w:cs="Arial"/>
-          <w:noProof/>
-        </w:rPr>
-        <w:t xml:space="preserve">                              </w:t>
-      </w:r>
-    </w:p>
-    <w:p>
-      <w:pPr>
-        <w:pStyle w:val="Corpsdetexte"/>
-        <w:shd w:val="clear" w:color="auto" w:fill="7030A0"/>
-        <w:spacing w:before="83"/>
-        <w:jc w:val="center"/>
-        <w:rPr>
-          <w:rFonts w:ascii="Times New Roman"/>
-          <w:sz w:val="20"/>
-        </w:rPr>
-      </w:pPr>
-      <w:r>
-        <w:rPr>
-          <w:rFonts w:ascii="Arial" w:hAnsi="Arial" w:cs="Arial"/>
-          <w:color w:val="FFFFFF" w:themeColor="background1"/>
-        </w:rPr>
-        <w:t xml:space="preserve">                            Evolution temporelle et analyse spectrale</w:t>
-      </w:r>
-    </w:p>
-    <w:p>
-      <w:pPr>
-        <w:pStyle w:val="Corpsdetexte"/>
-        <w:spacing w:before="83"/>
-        <w:rPr>
-          <w:rFonts w:ascii="Arial" w:hAnsi="Arial" w:cs="Arial"/>
-        </w:rPr>
-      </w:pPr>
-      <w:r>
-        <w:rPr>
-          <w:rFonts w:ascii="Arial" w:hAnsi="Arial" w:cs="Arial"/>
-          <w:noProof/>
-        </w:rPr>
-        <w:drawing>
-          <wp:anchor distT="0" distB="0" distL="114300" distR="114300" simplePos="0" relativeHeight="251932672" behindDoc="0" locked="0" layoutInCell="1" allowOverlap="1" wp14:anchorId="2E6128D0" wp14:editId="56323BBE">
-            <wp:simplePos x="0" y="0"/>
-            <wp:positionH relativeFrom="column">
-              <wp:posOffset>634365</wp:posOffset>
-            </wp:positionH>
-            <wp:positionV relativeFrom="paragraph">
-              <wp:posOffset>51435</wp:posOffset>
-            </wp:positionV>
-            <wp:extent cx="1516380" cy="2886075"/>
-            <wp:effectExtent l="0" t="0" r="7620" b="9525"/>
-            <wp:wrapSquare wrapText="bothSides"/>
-            <wp:docPr id="716776415" name="Image 68"/>
-            <wp:cNvGraphicFramePr>
-              <a:graphicFrameLocks xmlns:a="http://schemas.openxmlformats.org/drawingml/2006/main" noChangeAspect="1"/>
-            </wp:cNvGraphicFramePr>
-            <a:graphic xmlns:a="http://schemas.openxmlformats.org/drawingml/2006/main">
-              <a:graphicData uri="http://schemas.openxmlformats.org/drawingml/2006/picture">
-                <pic:pic xmlns:pic="http://schemas.openxmlformats.org/drawingml/2006/picture">
-                  <pic:nvPicPr>
-                    <pic:cNvPr id="0" name="Picture 12"/>
-                    <pic:cNvPicPr>
-                      <a:picLocks noChangeAspect="1" noChangeArrowheads="1"/>
-                    </pic:cNvPicPr>
-                  </pic:nvPicPr>
-                  <pic:blipFill rotWithShape="1">
-                    <a:blip r:embed="rId24">
-                      <a:extLst>
-                        <a:ext uri="{28A0092B-C50C-407E-A947-70E740481C1C}">
-                          <a14:useLocalDpi xmlns:a14="http://schemas.microsoft.com/office/drawing/2010/main" val="0"/>
-                        </a:ext>
-                      </a:extLst>
-                    </a:blip>
-                    <a:srcRect r="59953"/>
-                    <a:stretch/>
-                  </pic:blipFill>
-                  <pic:spPr bwMode="auto">
-                    <a:xfrm>
-                      <a:off x="0" y="0"/>
-                      <a:ext cx="1516380" cy="2886075"/>
-                    </a:xfrm>
-                    <a:prstGeom prst="rect">
-                      <a:avLst/>
-                    </a:prstGeom>
-                    <a:noFill/>
-                    <a:ln>
-                      <a:noFill/>
-                    </a:ln>
-                    <a:extLst>
-                      <a:ext uri="{53640926-AAD7-44D8-BBD7-CCE9431645EC}">
-                        <a14:shadowObscured xmlns:a14="http://schemas.microsoft.com/office/drawing/2010/main"/>
-                      </a:ext>
-                    </a:extLst>
-                  </pic:spPr>
-                </pic:pic>
-              </a:graphicData>
-            </a:graphic>
-          </wp:anchor>
-        </w:drawing>
-      </w:r>
-      <w:r>
-        <w:rPr>
-          <w:rFonts w:ascii="Arial" w:hAnsi="Arial" w:cs="Arial"/>
-        </w:rPr>
-        <w:t xml:space="preserve">                                            </w:t>
-      </w:r>
-      <w:r>
-        <w:rPr>
-          <w:rFonts w:ascii="Arial" w:hAnsi="Arial" w:cs="Arial"/>
-          <w:noProof/>
-        </w:rPr>
-        <w:t xml:space="preserve">    </w:t>
-      </w:r>
-    </w:p>
-    <w:p>
-      <w:pPr>
-        <w:pStyle w:val="Corpsdetexte"/>
-        <w:spacing w:before="83"/>
-        <w:jc w:val="center"/>
-        <w:rPr>
-          <w:rFonts w:ascii="Arial" w:hAnsi="Arial" w:cs="Arial"/>
-        </w:rPr>
-      </w:pPr>
-      <w:r>
-        <w:rPr>
-          <w:rFonts w:ascii="Arial" w:hAnsi="Arial" w:cs="Arial"/>
-          <w:noProof/>
-        </w:rPr>
-        <w:drawing>
-          <wp:inline distT="0" distB="0" distL="0" distR="0" wp14:anchorId="0660C44D" wp14:editId="56881FE1">
-            <wp:extent cx="5926064" cy="4053840"/>
-            <wp:effectExtent l="0" t="0" r="0" b="3810"/>
-            <wp:docPr id="1521117222" name="Image 67"/>
-            <wp:cNvGraphicFramePr>
-              <a:graphicFrameLocks xmlns:a="http://schemas.openxmlformats.org/drawingml/2006/main" noChangeAspect="1"/>
-            </wp:cNvGraphicFramePr>
-            <a:graphic xmlns:a="http://schemas.openxmlformats.org/drawingml/2006/main">
-              <a:graphicData uri="http://schemas.openxmlformats.org/drawingml/2006/picture">
-                <pic:pic xmlns:pic="http://schemas.openxmlformats.org/drawingml/2006/picture">
-                  <pic:nvPicPr>
-                    <pic:cNvPr id="0" name="Picture 11"/>
-                    <pic:cNvPicPr>
-                      <a:picLocks noChangeAspect="1" noChangeArrowheads="1"/>
-                    </pic:cNvPicPr>
-                  </pic:nvPicPr>
-                  <pic:blipFill>
-                    <a:blip r:embed="rId25">
-                      <a:extLst>
-                        <a:ext uri="{28A0092B-C50C-407E-A947-70E740481C1C}">
-                          <a14:useLocalDpi xmlns:a14="http://schemas.microsoft.com/office/drawing/2010/main" val="0"/>
-                        </a:ext>
-                      </a:extLst>
-                    </a:blip>
-                    <a:srcRect/>
-                    <a:stretch>
-                      <a:fillRect/>
-                    </a:stretch>
-                  </pic:blipFill>
-                  <pic:spPr bwMode="auto">
-                    <a:xfrm>
-                      <a:off x="0" y="0"/>
-                      <a:ext cx="5930929" cy="4057168"/>
-                    </a:xfrm>
-                    <a:prstGeom prst="rect">
-                      <a:avLst/>
-                    </a:prstGeom>
-                    <a:noFill/>
-                    <a:ln>
-                      <a:noFill/>
-                    </a:ln>
-                  </pic:spPr>
-                </pic:pic>
-              </a:graphicData>
-            </a:graphic>
-          </wp:inline>
-        </w:drawing>
-      </w:r>
-    </w:p>
-    <w:p>
-      <w:pPr>
-        <w:pStyle w:val="Corpsdetexte"/>
-        <w:spacing w:before="83"/>
-        <w:jc w:val="center"/>
-        <w:rPr>
-          <w:rFonts w:ascii="Arial" w:hAnsi="Arial" w:cs="Arial"/>
-        </w:rPr>
-      </w:pPr>
-      <w:r>
-        <w:rPr>
-          <w:rFonts w:ascii="Arial" w:hAnsi="Arial" w:cs="Arial"/>
-          <w:noProof/>
-        </w:rPr>
-        <w:lastRenderedPageBreak/>
-        <w:drawing>
-          <wp:inline distT="0" distB="0" distL="0" distR="0" wp14:anchorId="282789C2" wp14:editId="6A2C1245">
-            <wp:extent cx="3658235" cy="4804410"/>
-            <wp:effectExtent l="0" t="0" r="0" b="0"/>
-            <wp:docPr id="11" name="Image 11"/>
-            <wp:cNvGraphicFramePr>
-              <a:graphicFrameLocks xmlns:a="http://schemas.openxmlformats.org/drawingml/2006/main" noChangeAspect="1"/>
-            </wp:cNvGraphicFramePr>
-            <a:graphic xmlns:a="http://schemas.openxmlformats.org/drawingml/2006/main">
-              <a:graphicData uri="http://schemas.openxmlformats.org/drawingml/2006/picture">
-                <pic:pic xmlns:pic="http://schemas.openxmlformats.org/drawingml/2006/picture">
-                  <pic:nvPicPr>
-                    <pic:cNvPr id="11" name="Image 11"/>
-                    <pic:cNvPicPr/>
-                  </pic:nvPicPr>
-                  <pic:blipFill rotWithShape="1">
-                    <a:blip r:embed="rId26">
-                      <a:extLst>
-                        <a:ext uri="{28A0092B-C50C-407E-A947-70E740481C1C}">
-                          <a14:useLocalDpi xmlns:a14="http://schemas.microsoft.com/office/drawing/2010/main" val="0"/>
-                        </a:ext>
-                      </a:extLst>
-                    </a:blip>
-                    <a:srcRect l="49202"/>
-                    <a:stretch/>
-                  </pic:blipFill>
-                  <pic:spPr bwMode="auto">
-                    <a:xfrm>
-                      <a:off x="0" y="0"/>
-                      <a:ext cx="3658235" cy="4804410"/>
-                    </a:xfrm>
-                    <a:prstGeom prst="rect">
-                      <a:avLst/>
-                    </a:prstGeom>
-                    <a:ln>
-                      <a:noFill/>
-                    </a:ln>
-                    <a:extLst>
-                      <a:ext uri="{53640926-AAD7-44D8-BBD7-CCE9431645EC}">
-                        <a14:shadowObscured xmlns:a14="http://schemas.microsoft.com/office/drawing/2010/main"/>
-                      </a:ext>
-                    </a:extLst>
-                  </pic:spPr>
-                </pic:pic>
-              </a:graphicData>
-            </a:graphic>
-          </wp:inline>
-        </w:drawing>
-      </w:r>
-    </w:p>
-    <w:p>
-      <w:pPr>
-        <w:pStyle w:val="Corpsdetexte"/>
-        <w:spacing w:before="83"/>
-        <w:jc w:val="center"/>
-        <w:rPr>
-          <w:rFonts w:ascii="Arial" w:hAnsi="Arial" w:cs="Arial"/>
-        </w:rPr>
-      </w:pPr>
+      </w:pPr>
+      <w:r>
+        <w:t xml:space="preserve">{{RESULTATS_PICB}}</w:t>
+      </w:r>
     </w:p>
     <w:p>
       <w:pPr>
@@ -24464,805 +19500,20 @@
         </w:rPr>
       </w:pPr>
       <w:r>
-        <w:t>Pour rappel, lorsque</w:t>
-      </w:r>
-      <w:r>
-        <w:rPr>
-          <w:spacing w:val="-4"/>
-        </w:rPr>
-        <w:t xml:space="preserve"> </w:t>
-      </w:r>
-      <w:r>
-        <w:t>l’exposition</w:t>
-      </w:r>
-      <w:r>
-        <w:rPr>
-          <w:spacing w:val="-1"/>
-        </w:rPr>
-        <w:t xml:space="preserve"> </w:t>
-      </w:r>
-      <w:r>
-        <w:t>sonore</w:t>
-      </w:r>
-      <w:r>
-        <w:rPr>
-          <w:spacing w:val="-1"/>
-        </w:rPr>
-        <w:t xml:space="preserve"> </w:t>
-      </w:r>
-      <w:r>
-        <w:t>quotidienne</w:t>
-      </w:r>
-      <w:r>
-        <w:rPr>
-          <w:spacing w:val="-1"/>
-        </w:rPr>
-        <w:t xml:space="preserve"> </w:t>
-      </w:r>
-      <w:r>
-        <w:t>subie</w:t>
-      </w:r>
-      <w:r>
-        <w:rPr>
-          <w:spacing w:val="-4"/>
-        </w:rPr>
-        <w:t xml:space="preserve"> </w:t>
-      </w:r>
-      <w:r>
-        <w:t>par</w:t>
-      </w:r>
-      <w:r>
-        <w:rPr>
-          <w:spacing w:val="-1"/>
-        </w:rPr>
-        <w:t xml:space="preserve"> </w:t>
-      </w:r>
-      <w:r>
-        <w:t>un</w:t>
-      </w:r>
-      <w:r>
-        <w:rPr>
-          <w:spacing w:val="-3"/>
-        </w:rPr>
-        <w:t xml:space="preserve"> </w:t>
-      </w:r>
-      <w:r>
-        <w:t>travailleur</w:t>
-      </w:r>
-      <w:r>
-        <w:rPr>
-          <w:spacing w:val="-4"/>
-        </w:rPr>
-        <w:t xml:space="preserve"> </w:t>
-      </w:r>
-      <w:r>
-        <w:t>dépasse</w:t>
-      </w:r>
-      <w:r>
-        <w:rPr>
-          <w:spacing w:val="-4"/>
-        </w:rPr>
-        <w:t xml:space="preserve"> </w:t>
-      </w:r>
-      <w:r>
-        <w:t>le</w:t>
-      </w:r>
-      <w:r>
-        <w:rPr>
-          <w:spacing w:val="-1"/>
-        </w:rPr>
-        <w:t xml:space="preserve"> </w:t>
-      </w:r>
-      <w:r>
-        <w:t>niveau</w:t>
-      </w:r>
-      <w:r>
-        <w:rPr>
-          <w:spacing w:val="-1"/>
-        </w:rPr>
-        <w:t xml:space="preserve"> </w:t>
-      </w:r>
-      <w:r>
-        <w:t>sonore</w:t>
-      </w:r>
-      <w:r>
-        <w:rPr>
-          <w:spacing w:val="-4"/>
-        </w:rPr>
-        <w:t xml:space="preserve"> </w:t>
-      </w:r>
-      <w:r>
-        <w:t>de</w:t>
-      </w:r>
-      <w:r>
-        <w:rPr>
-          <w:spacing w:val="-4"/>
-        </w:rPr>
-        <w:t xml:space="preserve"> </w:t>
-      </w:r>
-      <w:r>
-        <w:t>80</w:t>
-      </w:r>
-      <w:r>
-        <w:rPr>
-          <w:spacing w:val="-3"/>
-        </w:rPr>
-        <w:t xml:space="preserve"> </w:t>
-      </w:r>
-      <w:r>
-        <w:t>dB</w:t>
-      </w:r>
-      <w:r>
-        <w:rPr>
-          <w:spacing w:val="-3"/>
-        </w:rPr>
-        <w:t xml:space="preserve"> </w:t>
-      </w:r>
-      <w:r>
-        <w:t>(A)</w:t>
-      </w:r>
-      <w:r>
-        <w:rPr>
-          <w:spacing w:val="-3"/>
-        </w:rPr>
-        <w:t xml:space="preserve"> </w:t>
-      </w:r>
-      <w:r>
-        <w:t>ou lorsque la pression acoustique de crête dépasse le niveau de 135 dB (C), l’employeur établit et met en œuvre, dans les conditions prévues</w:t>
-      </w:r>
-      <w:r>
-        <w:rPr>
-          <w:spacing w:val="-6"/>
-        </w:rPr>
-        <w:t xml:space="preserve"> </w:t>
-      </w:r>
-      <w:r>
-        <w:t>à</w:t>
-      </w:r>
-      <w:r>
-        <w:rPr>
-          <w:spacing w:val="-1"/>
-        </w:rPr>
-        <w:t xml:space="preserve"> </w:t>
-      </w:r>
-      <w:r>
-        <w:t>l’article</w:t>
-      </w:r>
-      <w:r>
-        <w:rPr>
-          <w:spacing w:val="-1"/>
-        </w:rPr>
-        <w:t xml:space="preserve"> </w:t>
-      </w:r>
-      <w:r>
-        <w:t>L</w:t>
-      </w:r>
-      <w:r>
-        <w:rPr>
-          <w:spacing w:val="-3"/>
-        </w:rPr>
-        <w:t xml:space="preserve"> </w:t>
-      </w:r>
-      <w:r>
-        <w:t>4612-16</w:t>
-      </w:r>
-      <w:r>
-        <w:rPr>
-          <w:spacing w:val="-3"/>
-        </w:rPr>
-        <w:t xml:space="preserve"> </w:t>
-      </w:r>
-      <w:r>
-        <w:t>et</w:t>
-      </w:r>
-      <w:r>
-        <w:rPr>
-          <w:spacing w:val="-1"/>
-        </w:rPr>
-        <w:t xml:space="preserve"> </w:t>
-      </w:r>
-      <w:r>
-        <w:t>suivants</w:t>
-      </w:r>
-      <w:r>
-        <w:rPr>
-          <w:spacing w:val="-4"/>
-        </w:rPr>
-        <w:t xml:space="preserve"> </w:t>
-      </w:r>
-      <w:r>
-        <w:t>du Code</w:t>
-      </w:r>
-      <w:r>
-        <w:rPr>
-          <w:spacing w:val="-3"/>
-        </w:rPr>
-        <w:t xml:space="preserve"> </w:t>
-      </w:r>
-      <w:r>
-        <w:t>du</w:t>
-      </w:r>
-      <w:r>
-        <w:rPr>
-          <w:spacing w:val="-2"/>
-        </w:rPr>
-        <w:t xml:space="preserve"> </w:t>
-      </w:r>
-      <w:r>
-        <w:t>Travail,</w:t>
-      </w:r>
-      <w:r>
-        <w:rPr>
-          <w:spacing w:val="-4"/>
-        </w:rPr>
-        <w:t xml:space="preserve"> </w:t>
-      </w:r>
-      <w:r>
-        <w:t>un</w:t>
-      </w:r>
-      <w:r>
-        <w:rPr>
-          <w:spacing w:val="-2"/>
-        </w:rPr>
-        <w:t xml:space="preserve"> </w:t>
-      </w:r>
-      <w:r>
-        <w:t>programme</w:t>
-      </w:r>
-      <w:r>
-        <w:rPr>
-          <w:spacing w:val="-1"/>
-        </w:rPr>
-        <w:t xml:space="preserve"> </w:t>
-      </w:r>
-      <w:r>
-        <w:t>de</w:t>
-      </w:r>
-      <w:r>
-        <w:rPr>
-          <w:spacing w:val="-3"/>
-        </w:rPr>
-        <w:t xml:space="preserve"> </w:t>
-      </w:r>
-      <w:r>
-        <w:t>mesures</w:t>
-      </w:r>
-      <w:r>
-        <w:rPr>
-          <w:spacing w:val="-4"/>
-        </w:rPr>
-        <w:t xml:space="preserve"> </w:t>
-      </w:r>
-      <w:r>
-        <w:t>de</w:t>
-      </w:r>
-      <w:r>
-        <w:rPr>
-          <w:spacing w:val="-2"/>
-        </w:rPr>
-        <w:t xml:space="preserve"> </w:t>
-      </w:r>
-      <w:r>
-        <w:t>nature</w:t>
-      </w:r>
-      <w:r>
-        <w:rPr>
-          <w:spacing w:val="-2"/>
-        </w:rPr>
-        <w:t xml:space="preserve"> technique </w:t>
-      </w:r>
-      <w:r>
-        <w:t>et/ou</w:t>
-      </w:r>
-      <w:r>
-        <w:rPr>
-          <w:spacing w:val="-7"/>
-        </w:rPr>
-        <w:t xml:space="preserve"> </w:t>
-      </w:r>
-      <w:r>
-        <w:t>d’organisation</w:t>
-      </w:r>
-      <w:r>
-        <w:rPr>
-          <w:spacing w:val="-5"/>
-        </w:rPr>
-        <w:t xml:space="preserve"> </w:t>
-      </w:r>
-      <w:r>
-        <w:t>du</w:t>
-      </w:r>
-      <w:r>
-        <w:rPr>
-          <w:spacing w:val="-4"/>
-        </w:rPr>
-        <w:t xml:space="preserve"> </w:t>
-      </w:r>
-      <w:r>
-        <w:t>travail</w:t>
-      </w:r>
-      <w:r>
-        <w:rPr>
-          <w:spacing w:val="-3"/>
-        </w:rPr>
-        <w:t xml:space="preserve"> </w:t>
-      </w:r>
-      <w:r>
-        <w:t>destiné</w:t>
-      </w:r>
-      <w:r>
-        <w:rPr>
-          <w:spacing w:val="-5"/>
-        </w:rPr>
-        <w:t xml:space="preserve"> </w:t>
-      </w:r>
-      <w:r>
-        <w:t>à</w:t>
-      </w:r>
-      <w:r>
-        <w:rPr>
-          <w:spacing w:val="-4"/>
-        </w:rPr>
-        <w:t xml:space="preserve"> </w:t>
-      </w:r>
-      <w:r>
-        <w:t>réduire</w:t>
-      </w:r>
-      <w:r>
-        <w:rPr>
-          <w:spacing w:val="-4"/>
-        </w:rPr>
-        <w:t xml:space="preserve"> </w:t>
-      </w:r>
-      <w:r>
-        <w:t>l’exposition</w:t>
-      </w:r>
-      <w:r>
-        <w:rPr>
-          <w:spacing w:val="-3"/>
-        </w:rPr>
-        <w:t xml:space="preserve"> </w:t>
-      </w:r>
-      <w:r>
-        <w:t>au</w:t>
-      </w:r>
-      <w:r>
-        <w:rPr>
-          <w:spacing w:val="-4"/>
-        </w:rPr>
-        <w:t xml:space="preserve"> </w:t>
-      </w:r>
-      <w:r>
-        <w:t>bruit</w:t>
-      </w:r>
-      <w:r>
-        <w:rPr>
-          <w:spacing w:val="-5"/>
-        </w:rPr>
-        <w:t xml:space="preserve"> </w:t>
-      </w:r>
-      <w:r>
-        <w:t>des</w:t>
-      </w:r>
-      <w:r>
-        <w:rPr>
-          <w:spacing w:val="-5"/>
-        </w:rPr>
-        <w:t xml:space="preserve"> </w:t>
-      </w:r>
-      <w:r>
-        <w:t>travailleurs</w:t>
-      </w:r>
-      <w:r>
-        <w:rPr>
-          <w:spacing w:val="5"/>
-        </w:rPr>
-        <w:t xml:space="preserve"> </w:t>
-      </w:r>
-      <w:r>
-        <w:rPr>
-          <w:spacing w:val="-10"/>
-        </w:rPr>
-        <w:t>:</w:t>
+        <w:t xml:space="preserve">Pour rappel (art. R.4431-2 du Code du travail) : à partir de 80 dB(A) ou 135 dB(C) (valeurs d’exposition inférieures déclenchant l’action), l’employeur met des PICB à disposition et informe les travailleurs ; à partir de 85 dB(A) ou 137 dB(C) (valeurs supérieures), il établit et met en œuvre un programme de mesures techniques et/ou organisationnelles destiné à réduire l’exposition (art. R.4434-3) et veille au port effectif des PICB. Les valeurs limites (87 dB(A) / 140 dB(C)) s’apprécient en tenant compte de l’atténuation apportée par les PICB.</w:t>
       </w:r>
     </w:p>
     <w:p>
       <w:pPr>
         <w:pStyle w:val="Corpsdetexte"/>
         <w:ind w:left="720" w:right="426"/>
-        <w:jc w:val="center"/>
-      </w:pPr>
-      <w:r>
-        <w:rPr>
-          <w:rFonts w:ascii="Times New Roman"/>
-          <w:noProof/>
-          <w:sz w:val="20"/>
-        </w:rPr>
-        <w:lastRenderedPageBreak/>
-        <w:drawing>
-          <wp:inline distT="0" distB="0" distL="0" distR="0" wp14:anchorId="05E7CF59" wp14:editId="290A2CA0">
-            <wp:extent cx="5689329" cy="4274820"/>
-            <wp:effectExtent l="0" t="0" r="6985" b="0"/>
-            <wp:docPr id="688500359" name="Image 1" descr="Une image contenant texte, capture d’écran, Police, ligne  Le contenu généré par l’IA peut être incorrect."/>
-            <wp:cNvGraphicFramePr>
-              <a:graphicFrameLocks xmlns:a="http://schemas.openxmlformats.org/drawingml/2006/main" noChangeAspect="1"/>
-            </wp:cNvGraphicFramePr>
-            <a:graphic xmlns:a="http://schemas.openxmlformats.org/drawingml/2006/main">
-              <a:graphicData uri="http://schemas.openxmlformats.org/drawingml/2006/picture">
-                <pic:pic xmlns:pic="http://schemas.openxmlformats.org/drawingml/2006/picture">
-                  <pic:nvPicPr>
-                    <pic:cNvPr id="688500359" name="Image 1" descr="Une image contenant texte, capture d’écran, Police, ligne  Le contenu généré par l’IA peut être incorrect."/>
-                    <pic:cNvPicPr/>
-                  </pic:nvPicPr>
-                  <pic:blipFill>
-                    <a:blip r:embed="rId27"/>
-                    <a:stretch>
-                      <a:fillRect/>
-                    </a:stretch>
-                  </pic:blipFill>
-                  <pic:spPr>
-                    <a:xfrm>
-                      <a:off x="0" y="0"/>
-                      <a:ext cx="5692685" cy="4277342"/>
-                    </a:xfrm>
-                    <a:prstGeom prst="rect">
-                      <a:avLst/>
-                    </a:prstGeom>
-                  </pic:spPr>
-                </pic:pic>
-              </a:graphicData>
-            </a:graphic>
-          </wp:inline>
-        </w:drawing>
-      </w:r>
-    </w:p>
-    <w:p>
-      <w:pPr>
-        <w:pStyle w:val="Paragraphedeliste"/>
-        <w:numPr>
-          <w:ilvl w:val="0"/>
-          <w:numId w:val="28"/>
-        </w:numPr>
-        <w:ind w:right="426"/>
         <w:jc w:val="both"/>
         <w:rPr>
-          <w:b/>
-          <w:sz w:val="24"/>
-          <w:szCs w:val="24"/>
-        </w:rPr>
-      </w:pPr>
-      <w:r>
-        <w:rPr>
-          <w:sz w:val="24"/>
-          <w:szCs w:val="24"/>
-        </w:rPr>
-        <w:t xml:space="preserve">Nous estimons que les opérateurs qui travaillent dans les ateliers </w:t>
-      </w:r>
-      <w:r>
-        <w:rPr>
-          <w:b/>
-          <w:bCs/>
-          <w:sz w:val="24"/>
-          <w:szCs w:val="24"/>
-        </w:rPr>
-        <w:t>X, Y, Z</w:t>
-      </w:r>
-      <w:r>
-        <w:rPr>
-          <w:sz w:val="24"/>
-          <w:szCs w:val="24"/>
-        </w:rPr>
-        <w:t xml:space="preserve"> sont exposés à des niveaux sonores élevés dépassant les valeurs déclenchant l’action fixées à 80 et 85 dB(A) par la réglementation.</w:t>
-      </w:r>
-    </w:p>
-    <w:p>
-      <w:pPr>
-        <w:pStyle w:val="Paragraphedeliste"/>
-        <w:ind w:left="720" w:right="426" w:firstLine="0"/>
-        <w:jc w:val="both"/>
-        <w:rPr>
-          <w:b/>
-          <w:sz w:val="24"/>
-          <w:szCs w:val="24"/>
-        </w:rPr>
-      </w:pPr>
-    </w:p>
-    <w:p>
-      <w:pPr>
-        <w:pStyle w:val="Paragraphedeliste"/>
-        <w:ind w:left="720" w:right="426" w:firstLine="0"/>
-        <w:jc w:val="both"/>
-        <w:rPr>
-          <w:bCs/>
-          <w:sz w:val="24"/>
-          <w:szCs w:val="24"/>
-        </w:rPr>
-      </w:pPr>
-      <w:r>
-        <w:rPr>
-          <w:bCs/>
-          <w:sz w:val="24"/>
-          <w:szCs w:val="24"/>
-        </w:rPr>
-        <w:t xml:space="preserve">J’attire votre attention sur le poste </w:t>
-      </w:r>
-      <w:r>
-        <w:rPr>
-          <w:b/>
-          <w:sz w:val="24"/>
-          <w:szCs w:val="24"/>
-        </w:rPr>
-        <w:t xml:space="preserve">Atelier </w:t>
-      </w:r>
-      <w:r>
-        <w:rPr>
-          <w:b/>
-          <w:sz w:val="24"/>
-          <w:szCs w:val="24"/>
-        </w:rPr>
-        <w:t>W</w:t>
-      </w:r>
-      <w:r>
-        <w:rPr>
-          <w:bCs/>
-          <w:sz w:val="24"/>
-          <w:szCs w:val="24"/>
-        </w:rPr>
-        <w:t xml:space="preserve"> car l’opérateur n’était pas équipé de bouchons moulés. Le Lex,8h à 81,6 dB(A) se situe entre les deux valeurs d'action d’où obligation de mise à disposition de protections auditives individuelles (PAI) et de surveillance médicale renforcée, mais le port n'est pas encore obligatoire.</w:t>
-      </w:r>
-    </w:p>
-    <w:p>
-      <w:pPr>
-        <w:pStyle w:val="Paragraphedeliste"/>
-        <w:ind w:left="720" w:right="426" w:firstLine="0"/>
-        <w:jc w:val="both"/>
-        <w:rPr>
-          <w:bCs/>
-          <w:sz w:val="24"/>
-          <w:szCs w:val="24"/>
-        </w:rPr>
-      </w:pPr>
-      <w:r>
-        <w:rPr>
-          <w:bCs/>
-          <w:sz w:val="24"/>
-          <w:szCs w:val="24"/>
-        </w:rPr>
-        <w:t>Les crêtes &gt; 135 dB(C) franchissent la valeur d'action inférieure sur le niveau de crête, ce qui déclenche des obligations spécifiques indépendamment du Lex,8h.</w:t>
-      </w:r>
-    </w:p>
-    <w:p>
-      <w:pPr>
-        <w:pStyle w:val="Paragraphedeliste"/>
-        <w:ind w:left="720" w:right="426" w:firstLine="0"/>
-        <w:jc w:val="both"/>
-        <w:rPr>
-          <w:bCs/>
-          <w:sz w:val="24"/>
-          <w:szCs w:val="24"/>
-        </w:rPr>
-      </w:pPr>
-      <w:r>
-        <w:rPr>
-          <w:rFonts w:ascii="Segoe UI Emoji" w:hAnsi="Segoe UI Emoji" w:cs="Segoe UI Emoji"/>
-          <w:bCs/>
-          <w:sz w:val="24"/>
-          <w:szCs w:val="24"/>
-        </w:rPr>
-        <w:t>⚠️</w:t>
-      </w:r>
-      <w:r>
-        <w:rPr>
-          <w:bCs/>
-          <w:sz w:val="24"/>
-          <w:szCs w:val="24"/>
-        </w:rPr>
-        <w:t xml:space="preserve"> La réglementation traite les deux indicateurs de façon indépendante : dépasser l'une des deux valeurs d'action suffit à déclencher les obligations associées, même si l'autre reste en dessous.</w:t>
-      </w:r>
-    </w:p>
-    <w:p>
-      <w:pPr>
-        <w:pStyle w:val="Paragraphedeliste"/>
-        <w:ind w:left="720" w:right="426" w:firstLine="0"/>
-        <w:jc w:val="both"/>
-        <w:rPr>
-          <w:bCs/>
-          <w:sz w:val="24"/>
-          <w:szCs w:val="24"/>
-        </w:rPr>
-      </w:pPr>
-    </w:p>
-    <w:p>
-      <w:pPr>
-        <w:pStyle w:val="Paragraphedeliste"/>
-        <w:ind w:left="720" w:right="426" w:firstLine="0"/>
-        <w:jc w:val="both"/>
-        <w:rPr>
-          <w:b/>
-          <w:sz w:val="24"/>
-          <w:szCs w:val="24"/>
-        </w:rPr>
-      </w:pPr>
-      <w:r>
-        <w:rPr>
-          <w:b/>
-          <w:sz w:val="24"/>
-          <w:szCs w:val="24"/>
-        </w:rPr>
-        <w:t xml:space="preserve">Recommandations de prévention : </w:t>
-      </w:r>
-    </w:p>
-    <w:p>
-      <w:pPr>
-        <w:pStyle w:val="Paragraphedeliste"/>
-        <w:ind w:left="720" w:right="426" w:firstLine="0"/>
-        <w:jc w:val="both"/>
-        <w:rPr>
-          <w:bCs/>
-          <w:sz w:val="24"/>
-          <w:szCs w:val="24"/>
-          <w:u w:val="single"/>
-        </w:rPr>
-      </w:pPr>
-      <w:r>
-        <w:rPr>
-          <w:bCs/>
-          <w:sz w:val="24"/>
-          <w:szCs w:val="24"/>
-          <w:u w:val="single"/>
-        </w:rPr>
-        <w:t xml:space="preserve">1. Réduction à la source (priorité réglementaire) : </w:t>
-      </w:r>
-    </w:p>
-    <w:p>
-      <w:pPr>
-        <w:pStyle w:val="Paragraphedeliste"/>
-        <w:numPr>
-          <w:ilvl w:val="0"/>
-          <w:numId w:val="28"/>
-        </w:numPr>
-        <w:ind w:right="426"/>
-        <w:jc w:val="both"/>
-        <w:rPr>
-          <w:bCs/>
-          <w:sz w:val="24"/>
-          <w:szCs w:val="24"/>
-        </w:rPr>
-      </w:pPr>
-      <w:r>
-        <w:rPr>
-          <w:bCs/>
-          <w:sz w:val="24"/>
-          <w:szCs w:val="24"/>
-        </w:rPr>
-        <w:t>Identifier précisément les sources des 3 chocs impulsionnels (impacts, départs machines, claquements…)</w:t>
-      </w:r>
-    </w:p>
-    <w:p>
-      <w:pPr>
-        <w:pStyle w:val="Paragraphedeliste"/>
-        <w:numPr>
-          <w:ilvl w:val="0"/>
-          <w:numId w:val="28"/>
-        </w:numPr>
-        <w:ind w:right="426"/>
-        <w:jc w:val="both"/>
-        <w:rPr>
-          <w:bCs/>
-          <w:sz w:val="24"/>
-          <w:szCs w:val="24"/>
-        </w:rPr>
-      </w:pPr>
-      <w:r>
-        <w:rPr>
-          <w:bCs/>
-          <w:sz w:val="24"/>
-          <w:szCs w:val="24"/>
-        </w:rPr>
-        <w:t>Étudier la faisabilité d'un capotage, amortissement ou découplage vibratoire de ces sources</w:t>
-      </w:r>
-    </w:p>
-    <w:p>
-      <w:pPr>
-        <w:pStyle w:val="Paragraphedeliste"/>
-        <w:numPr>
-          <w:ilvl w:val="0"/>
-          <w:numId w:val="28"/>
-        </w:numPr>
-        <w:ind w:right="426"/>
-        <w:jc w:val="both"/>
-        <w:rPr>
-          <w:bCs/>
-          <w:sz w:val="24"/>
-          <w:szCs w:val="24"/>
-        </w:rPr>
-      </w:pPr>
-      <w:r>
-        <w:rPr>
-          <w:bCs/>
-          <w:sz w:val="24"/>
-          <w:szCs w:val="24"/>
-        </w:rPr>
-        <w:t>Envisager une modification des procédés pour supprimer ou espacer ces chocs</w:t>
-      </w:r>
-    </w:p>
-    <w:p>
-      <w:pPr>
-        <w:pStyle w:val="Paragraphedeliste"/>
-        <w:ind w:left="720" w:right="426" w:firstLine="0"/>
-        <w:jc w:val="both"/>
-        <w:rPr>
-          <w:bCs/>
-          <w:sz w:val="24"/>
-          <w:szCs w:val="24"/>
-          <w:u w:val="single"/>
-        </w:rPr>
-      </w:pPr>
-      <w:r>
-        <w:rPr>
-          <w:bCs/>
-          <w:sz w:val="24"/>
-          <w:szCs w:val="24"/>
-          <w:u w:val="single"/>
-        </w:rPr>
-        <w:t>2. Protection collective :</w:t>
-      </w:r>
-    </w:p>
-    <w:p>
-      <w:pPr>
-        <w:pStyle w:val="Paragraphedeliste"/>
-        <w:numPr>
-          <w:ilvl w:val="0"/>
-          <w:numId w:val="28"/>
-        </w:numPr>
-        <w:ind w:right="426"/>
-        <w:jc w:val="both"/>
-        <w:rPr>
-          <w:bCs/>
-          <w:sz w:val="24"/>
-          <w:szCs w:val="24"/>
-        </w:rPr>
-      </w:pPr>
-      <w:r>
-        <w:rPr>
-          <w:bCs/>
-          <w:sz w:val="24"/>
-          <w:szCs w:val="24"/>
-        </w:rPr>
-        <w:t>Mettre en place des écrans acoustiques ou des enclos partiels autour des zones de crête si la suppression à la source est impossible.</w:t>
-      </w:r>
-    </w:p>
-    <w:p>
-      <w:pPr>
-        <w:pStyle w:val="Paragraphedeliste"/>
-        <w:numPr>
-          <w:ilvl w:val="0"/>
-          <w:numId w:val="28"/>
-        </w:numPr>
-        <w:ind w:right="426"/>
-        <w:jc w:val="both"/>
-        <w:rPr>
-          <w:bCs/>
-          <w:sz w:val="24"/>
-          <w:szCs w:val="24"/>
-        </w:rPr>
-      </w:pPr>
-      <w:r>
-        <w:rPr>
-          <w:bCs/>
-          <w:sz w:val="24"/>
-          <w:szCs w:val="24"/>
-          <w:u w:val="single"/>
-        </w:rPr>
-        <w:t>3. Protection individuelle :</w:t>
-      </w:r>
-      <w:r>
-        <w:rPr>
-          <w:bCs/>
-          <w:sz w:val="24"/>
-          <w:szCs w:val="24"/>
-        </w:rPr>
-        <w:t xml:space="preserve"> cf. point suivant.</w:t>
+          <w:spacing w:val="-10"/>
+        </w:rPr>
+      </w:pPr>
+      <w:r>
+        <w:t xml:space="preserve">Conclusions de l’intervenant : à compléter au vu des résultats et des pistes de prévention contextualisées présentés au § 7.2.</w:t>
       </w:r>
     </w:p>
     <w:p>
@@ -25374,19 +19625,13 @@
     </w:p>
     <w:p>
       <w:pPr>
-        <w:spacing w:before="27" w:line="268" w:lineRule="exact"/>
-        <w:ind w:left="592"/>
-        <w:jc w:val="both"/>
-      </w:pPr>
-    </w:p>
-    <w:p>
-      <w:pPr>
         <w:tabs>
           <w:tab w:val="num" w:pos="3960"/>
         </w:tabs>
         <w:ind w:left="426" w:right="426"/>
         <w:jc w:val="both"/>
         <w:rPr>
+          <w:rFonts w:asciiTheme="minorHAnsi" w:hAnsiTheme="minorHAnsi" w:cstheme="minorHAnsi"/>
           <w:sz w:val="24"/>
           <w:szCs w:val="24"/>
         </w:rPr>
@@ -25396,1657 +19641,8 @@
           <w:sz w:val="24"/>
           <w:szCs w:val="24"/>
         </w:rPr>
-        <w:t xml:space="preserve">L’entreprise </w:t>
-      </w:r>
-      <w:r>
-        <w:rPr>
-          <w:sz w:val="24"/>
-          <w:szCs w:val="24"/>
-        </w:rPr>
-        <w:t xml:space="preserve">X </w:t>
-      </w:r>
-      <w:r>
-        <w:rPr>
-          <w:sz w:val="24"/>
-          <w:szCs w:val="24"/>
-        </w:rPr>
-        <w:t>met à disposition des salariés en CDI les bouchons moulés COTRAL Qeos OS® (voir liste des protections auditives en annexe). Pour les intérimaires, les bouchons réutilisables 3M E-A-R ULTRA FIT®.</w:t>
-      </w:r>
-    </w:p>
-    <w:p>
-      <w:pPr>
-        <w:tabs>
-          <w:tab w:val="num" w:pos="3960"/>
-        </w:tabs>
-        <w:ind w:right="426"/>
-        <w:jc w:val="both"/>
-        <w:rPr>
-          <w:sz w:val="24"/>
-          <w:szCs w:val="24"/>
-        </w:rPr>
-      </w:pPr>
-    </w:p>
-    <w:p>
-      <w:pPr>
-        <w:tabs>
-          <w:tab w:val="num" w:pos="3960"/>
-        </w:tabs>
-        <w:ind w:left="426" w:right="426"/>
-        <w:jc w:val="both"/>
-        <w:rPr>
-          <w:rFonts w:asciiTheme="minorHAnsi" w:hAnsiTheme="minorHAnsi" w:cstheme="minorHAnsi"/>
-          <w:sz w:val="24"/>
-          <w:szCs w:val="24"/>
-        </w:rPr>
-      </w:pPr>
-      <w:r>
-        <w:rPr>
-          <w:sz w:val="24"/>
-          <w:szCs w:val="24"/>
-        </w:rPr>
-        <w:t xml:space="preserve">La calculette INRS ci-après va nous permettre de vérifier l’efficacité des valeurs d’affaiblissement acoustiques affichées sur les PICB et </w:t>
-      </w:r>
-      <w:r>
-        <w:rPr>
-          <w:rFonts w:asciiTheme="minorHAnsi" w:hAnsiTheme="minorHAnsi" w:cstheme="minorHAnsi"/>
-          <w:sz w:val="24"/>
-          <w:szCs w:val="24"/>
-        </w:rPr>
-        <w:t>permet également de prendre en compte le niveau de formation des salariés à l'utilisation des PICB pour déterminer leur exposition réelle au bruit.</w:t>
-      </w:r>
-    </w:p>
-    <w:p>
-      <w:pPr>
-        <w:tabs>
-          <w:tab w:val="num" w:pos="3960"/>
-        </w:tabs>
-        <w:ind w:left="426" w:right="143"/>
-        <w:jc w:val="both"/>
-        <w:rPr>
-          <w:rFonts w:asciiTheme="minorHAnsi" w:hAnsiTheme="minorHAnsi" w:cstheme="minorHAnsi"/>
-          <w:i/>
-          <w:iCs/>
-          <w:sz w:val="20"/>
-          <w:szCs w:val="20"/>
-        </w:rPr>
-      </w:pPr>
-    </w:p>
-    <w:p>
-      <w:pPr>
-        <w:tabs>
-          <w:tab w:val="num" w:pos="3960"/>
-        </w:tabs>
-        <w:ind w:left="426" w:right="143"/>
-        <w:jc w:val="both"/>
-        <w:rPr>
-          <w:rFonts w:asciiTheme="minorHAnsi" w:hAnsiTheme="minorHAnsi" w:cstheme="minorHAnsi"/>
-          <w:b/>
-          <w:bCs/>
-          <w:i/>
-          <w:iCs/>
-          <w:sz w:val="20"/>
-          <w:szCs w:val="20"/>
-        </w:rPr>
-      </w:pPr>
-      <w:r>
-        <w:rPr>
-          <w:rFonts w:asciiTheme="minorHAnsi" w:hAnsiTheme="minorHAnsi" w:cstheme="minorHAnsi"/>
-          <w:i/>
-          <w:iCs/>
-          <w:sz w:val="20"/>
-          <w:szCs w:val="20"/>
-        </w:rPr>
-        <w:t xml:space="preserve">   </w:t>
-      </w:r>
-      <w:r>
-        <w:rPr>
-          <w:rFonts w:asciiTheme="minorHAnsi" w:hAnsiTheme="minorHAnsi" w:cstheme="minorHAnsi"/>
-          <w:b/>
-          <w:bCs/>
-          <w:i/>
-          <w:iCs/>
-          <w:sz w:val="20"/>
-          <w:szCs w:val="20"/>
-        </w:rPr>
-        <w:t xml:space="preserve"> Atténuation avec bouchons QEOS GREEN K au poste de pulvérisation cabine FABER (Laboratoire) :</w:t>
-      </w:r>
-    </w:p>
-    <w:p>
-      <w:pPr>
-        <w:tabs>
-          <w:tab w:val="num" w:pos="3960"/>
-        </w:tabs>
-        <w:ind w:left="426" w:right="143"/>
-        <w:jc w:val="both"/>
-        <w:rPr>
-          <w:rFonts w:asciiTheme="minorHAnsi" w:hAnsiTheme="minorHAnsi" w:cstheme="minorHAnsi"/>
-          <w:i/>
-          <w:iCs/>
-          <w:sz w:val="20"/>
-          <w:szCs w:val="20"/>
-        </w:rPr>
-      </w:pPr>
-    </w:p>
-    <w:p>
-      <w:pPr>
-        <w:tabs>
-          <w:tab w:val="num" w:pos="3960"/>
-        </w:tabs>
-        <w:ind w:left="426" w:right="143"/>
-        <w:jc w:val="both"/>
-        <w:rPr>
-          <w:rFonts w:asciiTheme="minorHAnsi" w:hAnsiTheme="minorHAnsi" w:cstheme="minorHAnsi"/>
-          <w:i/>
-          <w:iCs/>
-          <w:sz w:val="20"/>
-          <w:szCs w:val="20"/>
-        </w:rPr>
-      </w:pPr>
-      <w:r>
-        <w:rPr>
-          <w:rFonts w:asciiTheme="minorHAnsi" w:hAnsiTheme="minorHAnsi" w:cstheme="minorHAnsi"/>
-          <w:i/>
-          <w:iCs/>
-          <w:noProof/>
-          <w:sz w:val="20"/>
-          <w:szCs w:val="20"/>
-        </w:rPr>
-        <mc:AlternateContent>
-          <mc:Choice Requires="wps">
-            <w:drawing>
-              <wp:anchor distT="0" distB="0" distL="114300" distR="114300" simplePos="0" relativeHeight="251902976" behindDoc="0" locked="0" layoutInCell="1" allowOverlap="1" wp14:anchorId="0A4D9FF5" wp14:editId="6F50D2B1">
-                <wp:simplePos x="0" y="0"/>
-                <wp:positionH relativeFrom="column">
-                  <wp:posOffset>4918190</wp:posOffset>
-                </wp:positionH>
-                <wp:positionV relativeFrom="paragraph">
-                  <wp:posOffset>3549477</wp:posOffset>
-                </wp:positionV>
-                <wp:extent cx="1958340" cy="228600"/>
-                <wp:effectExtent l="0" t="0" r="22860" b="19050"/>
-                <wp:wrapNone/>
-                <wp:docPr id="1401911357" name="Ellipse 38"/>
-                <wp:cNvGraphicFramePr/>
-                <a:graphic xmlns:a="http://schemas.openxmlformats.org/drawingml/2006/main">
-                  <a:graphicData uri="http://schemas.microsoft.com/office/word/2010/wordprocessingShape">
-                    <wps:wsp>
-                      <wps:cNvSpPr/>
-                      <wps:spPr>
-                        <a:xfrm>
-                          <a:off x="0" y="0"/>
-                          <a:ext cx="1958340" cy="228600"/>
-                        </a:xfrm>
-                        <a:prstGeom prst="ellipse">
-                          <a:avLst/>
-                        </a:prstGeom>
-                        <a:noFill/>
-                      </wps:spPr>
-                      <wps:style>
-                        <a:lnRef idx="2">
-                          <a:schemeClr val="accent6"/>
-                        </a:lnRef>
-                        <a:fillRef idx="1">
-                          <a:schemeClr val="lt1"/>
-                        </a:fillRef>
-                        <a:effectRef idx="0">
-                          <a:schemeClr val="accent6"/>
-                        </a:effectRef>
-                        <a:fontRef idx="minor">
-                          <a:schemeClr val="dk1"/>
-                        </a:fontRef>
-                      </wps:style>
-                      <wps:bodyPr rot="0" spcFirstLastPara="0" vertOverflow="overflow" horzOverflow="overflow" vert="horz" wrap="square" lIns="91440" tIns="45720" rIns="91440" bIns="45720" numCol="1" spcCol="0" rtlCol="0" fromWordArt="0" anchor="ctr" anchorCtr="0" forceAA="0" compatLnSpc="1">
-                        <a:prstTxWarp prst="textNoShape">
-                          <a:avLst/>
-                        </a:prstTxWarp>
-                        <a:noAutofit/>
-                      </wps:bodyPr>
-                    </wps:wsp>
-                  </a:graphicData>
-                </a:graphic>
-                <wp14:sizeRelH relativeFrom="margin">
-                  <wp14:pctWidth>0</wp14:pctWidth>
-                </wp14:sizeRelH>
-                <wp14:sizeRelV relativeFrom="margin">
-                  <wp14:pctHeight>0</wp14:pctHeight>
-                </wp14:sizeRelV>
-              </wp:anchor>
-            </w:drawing>
-          </mc:Choice>
-          <mc:Fallback xmlns:w16sdtfl="http://schemas.microsoft.com/office/word/2024/wordml/sdtformatlock" xmlns:w16du="http://schemas.microsoft.com/office/word/2023/wordml/word16du">
-            <w:pict>
-              <v:oval w14:anchorId="58A7C320" id="Ellipse 38" o:spid="_x0000_s1026" style="position:absolute;margin-left:387.25pt;margin-top:279.5pt;width:154.2pt;height:18pt;z-index:251902976;visibility:visible;mso-wrap-style:square;mso-width-percent:0;mso-height-percent:0;mso-wrap-distance-left:9pt;mso-wrap-distance-top:0;mso-wrap-distance-right:9pt;mso-wrap-distance-bottom:0;mso-position-horizontal:absolute;mso-position-horizontal-relative:text;mso-position-vertical:absolute;mso-position-vertical-relative:text;mso-width-percent:0;mso-height-percent:0;mso-width-relative:margin;mso-height-relative:margin;v-text-anchor:middle" o:gfxdata="UEsDBBQABgAIAAAAIQC2gziS/gAAAOEBAAATAAAAW0NvbnRlbnRfVHlwZXNdLnhtbJSRQU7DMBBF 90jcwfIWJU67QAgl6YK0S0CoHGBkTxKLZGx5TGhvj5O2G0SRWNoz/78nu9wcxkFMGNg6quQqL6RA 0s5Y6ir5vt9lD1JwBDIwOMJKHpHlpr69KfdHjyxSmriSfYz+USnWPY7AufNIadK6MEJMx9ApD/oD OlTrorhX2lFEilmcO2RdNtjC5xDF9pCuTyYBB5bi6bQ4syoJ3g9WQ0ymaiLzg5KdCXlKLjvcW893 SUOqXwnz5DrgnHtJTxOsQfEKIT7DmDSUCaxw7Rqn8787ZsmRM9e2VmPeBN4uqYvTtW7jvijg9N/y JsXecLq0q+WD6m8AAAD//wMAUEsDBBQABgAIAAAAIQA4/SH/1gAAAJQBAAALAAAAX3JlbHMvLnJl bHOkkMFqwzAMhu+DvYPRfXGawxijTi+j0GvpHsDYimMaW0Yy2fr2M4PBMnrbUb/Q94l/f/hMi1qR JVI2sOt6UJgd+ZiDgffL8ekFlFSbvV0oo4EbChzGx4f9GRdb25HMsYhqlCwG5lrLq9biZkxWOiqY 22YiTra2kYMu1l1tQD30/bPm3wwYN0x18gb45AdQl1tp5j/sFB2T0FQ7R0nTNEV3j6o9feQzro1i OWA14Fm+Q8a1a8+Bvu/d/dMb2JY5uiPbhG/ktn4cqGU/er3pcvwCAAD//wMAUEsDBBQABgAIAAAA IQCgHv82VQIAAPoEAAAOAAAAZHJzL2Uyb0RvYy54bWysVMFu2zAMvQ/YPwi6L46zNmuDOkXQIsOA oA3aDj2rstQIk0WNUuJkXz9KcZxuzWnYRaZE8lF8evTV9baxbKMwGHAVLwdDzpSTUBv3WvHvT/NP F5yFKFwtLDhV8Z0K/Hr68cNV6ydqBCuwtUJGIC5MWl/xVYx+UhRBrlQjwgC8cuTUgI2ItMXXokbR Enpji9FwOC5awNojSBUCnd7unXya8bVWMt5rHVRktuJ0t5hXzOtLWovplZi8ovArI7triH+4RSOM o6I91K2Igq3RvINqjEQIoONAQlOA1kaq3AN1Uw7/6uZxJbzKvRA5wfc0hf8HK+82j36JREPrwySQ mbrYamzSl+7HtpmsXU+W2kYm6bC8PL/4fEacSvKNRhfjYWazOGZ7DPGrgoYlo+LKWuND6kdMxGYR IhWl6ENUOnYwN9am8+NtshV3VqUA6x6UZqam+qMMlIWibiyyjaAnFlIqF8fpWQk6R6c0Tah9Ynkq 0cayS+piU5rKAuoTh6cS/6zYZ+Sq4GKf3BgHeAqg/tFX3scfut/3nNp/gXq3RIawl2/wcm6I0oUI cSmQ9EqvQDMY72nRFtqKQ2dxtgL8deo8xZOMyMtZS/qvePi5Fqg4s98cCeyyPEuPG/Pm7PzLiDb4 1vPy1uPWzQ0Q/yVNu5fZTPHRHkyN0DzTqM5SVXIJJ6l2xWXEw+Ym7ueShl2q2SyH0ZB4ERfu0csE nlhNennaPgv0na4iKfIODrPyTlv72JTpYLaOoE0W3pHXjm8asCya7meQJvjtPkcdf1nT3wAAAP// AwBQSwMEFAAGAAgAAAAhAEN0mDPhAAAADAEAAA8AAABkcnMvZG93bnJldi54bWxMj8tOwzAQRfdI /IM1SOyo3YqQB3GqgEQlxKoFxNaNjRMRj6PYacLfM12V5cwc3Tm33C6uZyczhs6jhPVKADPYeN2h lfDx/nKXAQtRoVa9RyPh1wTYVtdXpSq0n3FvTodoGYVgKJSENsah4Dw0rXEqrPxgkG7ffnQq0jha rkc1U7jr+UaIB+5Uh/ShVYN5bk3zc5ichLl7+7T713rZpdnuaV1/WT7lVsrbm6V+BBbNEi8wnPVJ HSpyOvoJdWC9hDS9TwiVkCQ5lToTItvkwI60yhMBvCr5/xLVHwAAAP//AwBQSwECLQAUAAYACAAA ACEAtoM4kv4AAADhAQAAEwAAAAAAAAAAAAAAAAAAAAAAW0NvbnRlbnRfVHlwZXNdLnhtbFBLAQIt ABQABgAIAAAAIQA4/SH/1gAAAJQBAAALAAAAAAAAAAAAAAAAAC8BAABfcmVscy8ucmVsc1BLAQIt ABQABgAIAAAAIQCgHv82VQIAAPoEAAAOAAAAAAAAAAAAAAAAAC4CAABkcnMvZTJvRG9jLnhtbFBL AQItABQABgAIAAAAIQBDdJgz4QAAAAwBAAAPAAAAAAAAAAAAAAAAAK8EAABkcnMvZG93bnJldi54 bWxQSwUGAAAAAAQABADzAAAAvQUAAAAA " filled="f" strokecolor="#f79646 [3209]" strokeweight="2pt"/>
-            </w:pict>
-          </mc:Fallback>
-        </mc:AlternateContent>
-      </w:r>
-      <w:r>
-        <w:rPr>
-          <w:rFonts w:asciiTheme="minorHAnsi" w:hAnsiTheme="minorHAnsi" w:cstheme="minorHAnsi"/>
-          <w:i/>
-          <w:iCs/>
-          <w:noProof/>
-          <w:sz w:val="20"/>
-          <w:szCs w:val="20"/>
-        </w:rPr>
-        <w:drawing>
-          <wp:anchor distT="0" distB="0" distL="114300" distR="114300" simplePos="0" relativeHeight="251901952" behindDoc="0" locked="0" layoutInCell="1" allowOverlap="1" wp14:anchorId="2899CFEC" wp14:editId="133A17CC">
-            <wp:simplePos x="0" y="0"/>
-            <wp:positionH relativeFrom="margin">
-              <wp:posOffset>4139565</wp:posOffset>
-            </wp:positionH>
-            <wp:positionV relativeFrom="paragraph">
-              <wp:posOffset>2945130</wp:posOffset>
-            </wp:positionV>
-            <wp:extent cx="3261995" cy="1022588"/>
-            <wp:effectExtent l="0" t="0" r="0" b="6350"/>
-            <wp:wrapNone/>
-            <wp:docPr id="2012555330" name="Image 1"/>
-            <wp:cNvGraphicFramePr>
-              <a:graphicFrameLocks xmlns:a="http://schemas.openxmlformats.org/drawingml/2006/main" noChangeAspect="1"/>
-            </wp:cNvGraphicFramePr>
-            <a:graphic xmlns:a="http://schemas.openxmlformats.org/drawingml/2006/main">
-              <a:graphicData uri="http://schemas.openxmlformats.org/drawingml/2006/picture">
-                <pic:pic xmlns:pic="http://schemas.openxmlformats.org/drawingml/2006/picture">
-                  <pic:nvPicPr>
-                    <pic:cNvPr id="2012555330" name=""/>
-                    <pic:cNvPicPr/>
-                  </pic:nvPicPr>
-                  <pic:blipFill>
-                    <a:blip r:embed="rId28">
-                      <a:extLst>
-                        <a:ext uri="{28A0092B-C50C-407E-A947-70E740481C1C}">
-                          <a14:useLocalDpi xmlns:a14="http://schemas.microsoft.com/office/drawing/2010/main" val="0"/>
-                        </a:ext>
-                      </a:extLst>
-                    </a:blip>
-                    <a:stretch>
-                      <a:fillRect/>
-                    </a:stretch>
-                  </pic:blipFill>
-                  <pic:spPr>
-                    <a:xfrm>
-                      <a:off x="0" y="0"/>
-                      <a:ext cx="3261995" cy="1022588"/>
-                    </a:xfrm>
-                    <a:prstGeom prst="rect">
-                      <a:avLst/>
-                    </a:prstGeom>
-                  </pic:spPr>
-                </pic:pic>
-              </a:graphicData>
-            </a:graphic>
-            <wp14:sizeRelH relativeFrom="margin">
-              <wp14:pctWidth>0</wp14:pctWidth>
-            </wp14:sizeRelH>
-            <wp14:sizeRelV relativeFrom="margin">
-              <wp14:pctHeight>0</wp14:pctHeight>
-            </wp14:sizeRelV>
-          </wp:anchor>
-        </w:drawing>
-      </w:r>
-      <w:r>
-        <w:rPr>
-          <w:rFonts w:asciiTheme="minorHAnsi" w:hAnsiTheme="minorHAnsi" w:cstheme="minorHAnsi"/>
-          <w:i/>
-          <w:iCs/>
-          <w:noProof/>
-          <w:sz w:val="20"/>
-          <w:szCs w:val="20"/>
-        </w:rPr>
-        <w:drawing>
-          <wp:inline distT="0" distB="0" distL="0" distR="0" wp14:anchorId="6E8E6ECD" wp14:editId="74751151">
-            <wp:extent cx="7030085" cy="3816144"/>
-            <wp:effectExtent l="0" t="0" r="0" b="0"/>
-            <wp:docPr id="2111604497" name="Image 1"/>
-            <wp:cNvGraphicFramePr>
-              <a:graphicFrameLocks xmlns:a="http://schemas.openxmlformats.org/drawingml/2006/main" noChangeAspect="1"/>
-            </wp:cNvGraphicFramePr>
-            <a:graphic xmlns:a="http://schemas.openxmlformats.org/drawingml/2006/main">
-              <a:graphicData uri="http://schemas.openxmlformats.org/drawingml/2006/picture">
-                <pic:pic xmlns:pic="http://schemas.openxmlformats.org/drawingml/2006/picture">
-                  <pic:nvPicPr>
-                    <pic:cNvPr id="2111604497" name=""/>
-                    <pic:cNvPicPr/>
-                  </pic:nvPicPr>
-                  <pic:blipFill>
-                    <a:blip r:embed="rId29"/>
-                    <a:stretch>
-                      <a:fillRect/>
-                    </a:stretch>
-                  </pic:blipFill>
-                  <pic:spPr>
-                    <a:xfrm>
-                      <a:off x="0" y="0"/>
-                      <a:ext cx="7037543" cy="3820192"/>
-                    </a:xfrm>
-                    <a:prstGeom prst="rect">
-                      <a:avLst/>
-                    </a:prstGeom>
-                  </pic:spPr>
-                </pic:pic>
-              </a:graphicData>
-            </a:graphic>
-          </wp:inline>
-        </w:drawing>
-      </w:r>
-    </w:p>
-    <w:p>
-      <w:pPr>
-        <w:tabs>
-          <w:tab w:val="num" w:pos="3960"/>
-        </w:tabs>
-        <w:ind w:left="426" w:right="143"/>
-        <w:jc w:val="both"/>
-        <w:rPr>
-          <w:rFonts w:asciiTheme="minorHAnsi" w:hAnsiTheme="minorHAnsi" w:cstheme="minorHAnsi"/>
-          <w:i/>
-          <w:iCs/>
-          <w:sz w:val="20"/>
-          <w:szCs w:val="20"/>
-        </w:rPr>
-      </w:pPr>
-    </w:p>
-    <w:p>
-      <w:pPr>
-        <w:spacing w:before="79"/>
-        <w:ind w:left="567" w:right="285"/>
-        <w:jc w:val="both"/>
-        <w:rPr>
-          <w:rFonts w:asciiTheme="minorHAnsi" w:hAnsiTheme="minorHAnsi" w:cstheme="minorHAnsi"/>
-          <w:sz w:val="24"/>
-          <w:szCs w:val="24"/>
-        </w:rPr>
-      </w:pPr>
-      <w:r>
-        <w:rPr>
-          <w:rFonts w:asciiTheme="minorHAnsi" w:hAnsiTheme="minorHAnsi" w:cstheme="minorHAnsi"/>
-          <w:sz w:val="24"/>
-          <w:szCs w:val="24"/>
-        </w:rPr>
-        <w:t>Selon la recommandation de l’INRS les salariés sont protégés à un niveau acceptable.</w:t>
-      </w:r>
-    </w:p>
-    <w:p>
-      <w:pPr>
-        <w:spacing w:before="79"/>
-        <w:ind w:left="567" w:right="285"/>
-        <w:jc w:val="both"/>
-        <w:rPr>
-          <w:rFonts w:asciiTheme="minorHAnsi" w:hAnsiTheme="minorHAnsi" w:cstheme="minorHAnsi"/>
-          <w:sz w:val="24"/>
-          <w:szCs w:val="24"/>
-        </w:rPr>
-      </w:pPr>
-    </w:p>
-    <w:p>
-      <w:pPr>
-        <w:spacing w:before="79"/>
-        <w:ind w:left="567" w:right="285"/>
-        <w:jc w:val="both"/>
-        <w:rPr>
-          <w:rFonts w:asciiTheme="minorHAnsi" w:hAnsiTheme="minorHAnsi" w:cstheme="minorHAnsi"/>
-          <w:sz w:val="24"/>
-          <w:szCs w:val="24"/>
-        </w:rPr>
-      </w:pPr>
-    </w:p>
-    <w:p>
-      <w:pPr>
-        <w:spacing w:before="79"/>
-        <w:ind w:left="567" w:right="285"/>
-        <w:jc w:val="both"/>
-        <w:rPr>
-          <w:rFonts w:asciiTheme="minorHAnsi" w:hAnsiTheme="minorHAnsi" w:cstheme="minorHAnsi"/>
-          <w:sz w:val="24"/>
-          <w:szCs w:val="24"/>
-        </w:rPr>
-      </w:pPr>
-    </w:p>
-    <w:p>
-      <w:pPr>
-        <w:spacing w:before="79"/>
-        <w:ind w:left="567" w:right="285"/>
-        <w:jc w:val="both"/>
-        <w:rPr>
-          <w:rFonts w:asciiTheme="minorHAnsi" w:hAnsiTheme="minorHAnsi" w:cstheme="minorHAnsi"/>
-          <w:sz w:val="24"/>
-          <w:szCs w:val="24"/>
-        </w:rPr>
-      </w:pPr>
-    </w:p>
-    <w:p>
-      <w:pPr>
-        <w:spacing w:before="79"/>
-        <w:ind w:left="567" w:right="285"/>
-        <w:jc w:val="both"/>
-        <w:rPr>
-          <w:rFonts w:asciiTheme="minorHAnsi" w:hAnsiTheme="minorHAnsi" w:cstheme="minorHAnsi"/>
-          <w:sz w:val="24"/>
-          <w:szCs w:val="24"/>
-        </w:rPr>
-      </w:pPr>
-    </w:p>
-    <w:p>
-      <w:pPr>
-        <w:spacing w:before="79"/>
-        <w:ind w:left="567" w:right="285"/>
-        <w:jc w:val="both"/>
-        <w:rPr>
-          <w:rFonts w:asciiTheme="minorHAnsi" w:hAnsiTheme="minorHAnsi" w:cstheme="minorHAnsi"/>
-          <w:sz w:val="24"/>
-          <w:szCs w:val="24"/>
-        </w:rPr>
-      </w:pPr>
-    </w:p>
-    <w:p>
-      <w:pPr>
-        <w:spacing w:before="79"/>
-        <w:ind w:left="567" w:right="285"/>
-        <w:jc w:val="both"/>
-        <w:rPr>
-          <w:rFonts w:asciiTheme="minorHAnsi" w:hAnsiTheme="minorHAnsi" w:cstheme="minorHAnsi"/>
-          <w:sz w:val="24"/>
-          <w:szCs w:val="24"/>
-        </w:rPr>
-      </w:pPr>
-    </w:p>
-    <w:p>
-      <w:pPr>
-        <w:spacing w:before="79"/>
-        <w:ind w:left="567" w:right="285"/>
-        <w:jc w:val="both"/>
-        <w:rPr>
-          <w:rFonts w:asciiTheme="minorHAnsi" w:hAnsiTheme="minorHAnsi" w:cstheme="minorHAnsi"/>
-          <w:sz w:val="24"/>
-          <w:szCs w:val="24"/>
-        </w:rPr>
-      </w:pPr>
-    </w:p>
-    <w:p>
-      <w:pPr>
-        <w:tabs>
-          <w:tab w:val="num" w:pos="3960"/>
-        </w:tabs>
-        <w:ind w:left="426" w:right="143"/>
-        <w:jc w:val="both"/>
-        <w:rPr>
-          <w:rFonts w:asciiTheme="minorHAnsi" w:hAnsiTheme="minorHAnsi" w:cstheme="minorHAnsi"/>
-          <w:b/>
-          <w:bCs/>
-          <w:i/>
-          <w:iCs/>
-          <w:sz w:val="20"/>
-          <w:szCs w:val="20"/>
-        </w:rPr>
-      </w:pPr>
-      <w:r>
-        <w:rPr>
-          <w:rFonts w:asciiTheme="minorHAnsi" w:hAnsiTheme="minorHAnsi" w:cstheme="minorHAnsi"/>
-          <w:b/>
-          <w:bCs/>
-          <w:i/>
-          <w:iCs/>
-          <w:sz w:val="20"/>
-          <w:szCs w:val="20"/>
-        </w:rPr>
-        <w:t xml:space="preserve">    Atténuation avec bouchons 3M™ E-A-R™ UltraFit au poste lavage cubitainers :</w:t>
-      </w:r>
-    </w:p>
-    <w:p>
-      <w:pPr>
-        <w:spacing w:before="79"/>
-        <w:ind w:left="567" w:right="285"/>
-        <w:jc w:val="both"/>
-        <w:rPr>
-          <w:rFonts w:asciiTheme="minorHAnsi" w:hAnsiTheme="minorHAnsi" w:cstheme="minorHAnsi"/>
-          <w:sz w:val="24"/>
-          <w:szCs w:val="24"/>
-        </w:rPr>
-      </w:pPr>
-      <w:r>
-        <w:rPr>
-          <w:rFonts w:asciiTheme="minorHAnsi" w:hAnsiTheme="minorHAnsi" w:cstheme="minorHAnsi"/>
-          <w:i/>
-          <w:iCs/>
-          <w:noProof/>
-          <w:sz w:val="20"/>
-          <w:szCs w:val="20"/>
-        </w:rPr>
-        <w:lastRenderedPageBreak/>
-        <mc:AlternateContent>
-          <mc:Choice Requires="wps">
-            <w:drawing>
-              <wp:anchor distT="0" distB="0" distL="114300" distR="114300" simplePos="0" relativeHeight="251907072" behindDoc="0" locked="0" layoutInCell="1" allowOverlap="1" wp14:anchorId="52FB4334" wp14:editId="1F4F48A7">
-                <wp:simplePos x="0" y="0"/>
-                <wp:positionH relativeFrom="column">
-                  <wp:posOffset>4436745</wp:posOffset>
-                </wp:positionH>
-                <wp:positionV relativeFrom="paragraph">
-                  <wp:posOffset>3550920</wp:posOffset>
-                </wp:positionV>
-                <wp:extent cx="2583180" cy="213360"/>
-                <wp:effectExtent l="0" t="0" r="26670" b="15240"/>
-                <wp:wrapNone/>
-                <wp:docPr id="838164012" name="Ellipse 38"/>
-                <wp:cNvGraphicFramePr/>
-                <a:graphic xmlns:a="http://schemas.openxmlformats.org/drawingml/2006/main">
-                  <a:graphicData uri="http://schemas.microsoft.com/office/word/2010/wordprocessingShape">
-                    <wps:wsp>
-                      <wps:cNvSpPr/>
-                      <wps:spPr>
-                        <a:xfrm>
-                          <a:off x="0" y="0"/>
-                          <a:ext cx="2583180" cy="213360"/>
-                        </a:xfrm>
-                        <a:prstGeom prst="ellipse">
-                          <a:avLst/>
-                        </a:prstGeom>
-                        <a:noFill/>
-                        <a:ln w="25400" cap="flat" cmpd="sng" algn="ctr">
-                          <a:solidFill>
-                            <a:srgbClr val="F79646"/>
-                          </a:solidFill>
-                          <a:prstDash val="solid"/>
-                        </a:ln>
-                        <a:effectLst/>
-                      </wps:spPr>
-                      <wps:bodyPr rot="0" spcFirstLastPara="0" vertOverflow="overflow" horzOverflow="overflow" vert="horz" wrap="square" lIns="91440" tIns="45720" rIns="91440" bIns="45720" numCol="1" spcCol="0" rtlCol="0" fromWordArt="0" anchor="ctr" anchorCtr="0" forceAA="0" compatLnSpc="1">
-                        <a:prstTxWarp prst="textNoShape">
-                          <a:avLst/>
-                        </a:prstTxWarp>
-                        <a:noAutofit/>
-                      </wps:bodyPr>
-                    </wps:wsp>
-                  </a:graphicData>
-                </a:graphic>
-                <wp14:sizeRelH relativeFrom="margin">
-                  <wp14:pctWidth>0</wp14:pctWidth>
-                </wp14:sizeRelH>
-                <wp14:sizeRelV relativeFrom="margin">
-                  <wp14:pctHeight>0</wp14:pctHeight>
-                </wp14:sizeRelV>
-              </wp:anchor>
-            </w:drawing>
-          </mc:Choice>
-          <mc:Fallback xmlns:w16sdtfl="http://schemas.microsoft.com/office/word/2024/wordml/sdtformatlock" xmlns:w16du="http://schemas.microsoft.com/office/word/2023/wordml/word16du">
-            <w:pict>
-              <v:oval w14:anchorId="12C3A3DE" id="Ellipse 38" o:spid="_x0000_s1026" style="position:absolute;margin-left:349.35pt;margin-top:279.6pt;width:203.4pt;height:16.8pt;z-index:251907072;visibility:visible;mso-wrap-style:square;mso-width-percent:0;mso-height-percent:0;mso-wrap-distance-left:9pt;mso-wrap-distance-top:0;mso-wrap-distance-right:9pt;mso-wrap-distance-bottom:0;mso-position-horizontal:absolute;mso-position-horizontal-relative:text;mso-position-vertical:absolute;mso-position-vertical-relative:text;mso-width-percent:0;mso-height-percent:0;mso-width-relative:margin;mso-height-relative:margin;v-text-anchor:middle" o:gfxdata="UEsDBBQABgAIAAAAIQC2gziS/gAAAOEBAAATAAAAW0NvbnRlbnRfVHlwZXNdLnhtbJSRQU7DMBBF 90jcwfIWJU67QAgl6YK0S0CoHGBkTxKLZGx5TGhvj5O2G0SRWNoz/78nu9wcxkFMGNg6quQqL6RA 0s5Y6ir5vt9lD1JwBDIwOMJKHpHlpr69KfdHjyxSmriSfYz+USnWPY7AufNIadK6MEJMx9ApD/oD OlTrorhX2lFEilmcO2RdNtjC5xDF9pCuTyYBB5bi6bQ4syoJ3g9WQ0ymaiLzg5KdCXlKLjvcW893 SUOqXwnz5DrgnHtJTxOsQfEKIT7DmDSUCaxw7Rqn8787ZsmRM9e2VmPeBN4uqYvTtW7jvijg9N/y JsXecLq0q+WD6m8AAAD//wMAUEsDBBQABgAIAAAAIQA4/SH/1gAAAJQBAAALAAAAX3JlbHMvLnJl bHOkkMFqwzAMhu+DvYPRfXGawxijTi+j0GvpHsDYimMaW0Yy2fr2M4PBMnrbUb/Q94l/f/hMi1qR JVI2sOt6UJgd+ZiDgffL8ekFlFSbvV0oo4EbChzGx4f9GRdb25HMsYhqlCwG5lrLq9biZkxWOiqY 22YiTra2kYMu1l1tQD30/bPm3wwYN0x18gb45AdQl1tp5j/sFB2T0FQ7R0nTNEV3j6o9feQzro1i OWA14Fm+Q8a1a8+Bvu/d/dMb2JY5uiPbhG/ktn4cqGU/er3pcvwCAAD//wMAUEsDBBQABgAIAAAA IQCNUuLrSAIAAI4EAAAOAAAAZHJzL2Uyb0RvYy54bWysVFFPGzEMfp+0/xDlfVxbSoGKK6pAnSYh qAQTz24u6Z2UizMn7ZX9+jm5g7Kxp2kvqR37PsefP/fq+tBasdcUGnSlHJ+MpNBOYdW4bSm/P62+ XEgRIrgKLDpdyhcd5PXi86erzs/1BGu0lSbBIC7MO1/KOkY/L4qgat1COEGvHQcNUguRXdoWFUHH 6K0tJqPRrOiQKk+odAh8e9sH5SLjG6NVfDAm6ChsKfltMZ+Uz006i8UVzLcEvm7U8Az4h1e00Dgu +gZ1CxHEjpoPUG2jCAOaeKKwLdCYRuncA3czHv3RzWMNXudemJzg32gK/w9W3e8f/ZqYhs6HeWAz dXEw1KZffp84ZLJe3sjShygUX07OLk7HF8yp4thkfHo6y2wWx689hfhVYyuSUUptbeND6gfmsL8L kYty9mtWuna4aqzNM7FOdKnIdJRKAEvDWIhstr4qZXBbKcBuWXMqUoYMaJsqfZ6AAm03N5bEHnju q/PL2XSWRs3lfktLtW8h1H1eDg1p1iUYnRU0PPVIULI2WL2sSRD2kgperRpGu4MQ10CsIX4270V8 4MNY5F5wsKSokX7+7T7l82g5KkXHmuQ+f+yAtBT2m+OhX46n0yTi7EzPzifs0PvI5n3E7dob5PbH vIFeZTPlR/tqGsL2mddnmapyCJzi2j2jg3MT+13hBVR6ucxpLFwP8c49epXAE0+Jx6fDM5AfZh1Z Jff4qt8P8+5z+4kvdxFNk8Vw5JVHlRwWfR7asKBpq977Oev4N7L4BQAA//8DAFBLAwQUAAYACAAA ACEAQwQdOt8AAAAMAQAADwAAAGRycy9kb3ducmV2LnhtbEyPwU7DMAyG70i8Q2QkblvaipS2NJ3Q JE6c2BBcs8Y0hcYpTba1b092Gkfbn35/f72Z7cBOOPnekYR0nQBDap3uqZPwvn9ZFcB8UKTV4Agl LOhh09ze1KrS7kxveNqFjsUQ8pWSYEIYK859a9Aqv3YjUrx9ucmqEMep43pS5xhuB54lSc6t6il+ MGrErcH2Z3e0EjC3S7l8G/PwmRbbyf2Kj/3rKOX93fz8BCzgHK4wXPSjOjTR6eCOpD0bJORl8RhR CUKUGbALkSZCADvEVZkVwJua/y/R/AEAAP//AwBQSwECLQAUAAYACAAAACEAtoM4kv4AAADhAQAA EwAAAAAAAAAAAAAAAAAAAAAAW0NvbnRlbnRfVHlwZXNdLnhtbFBLAQItABQABgAIAAAAIQA4/SH/ 1gAAAJQBAAALAAAAAAAAAAAAAAAAAC8BAABfcmVscy8ucmVsc1BLAQItABQABgAIAAAAIQCNUuLr SAIAAI4EAAAOAAAAAAAAAAAAAAAAAC4CAABkcnMvZTJvRG9jLnhtbFBLAQItABQABgAIAAAAIQBD BB063wAAAAwBAAAPAAAAAAAAAAAAAAAAAKIEAABkcnMvZG93bnJldi54bWxQSwUGAAAAAAQABADz AAAArgUAAAAA " filled="f" strokecolor="#f79646" strokeweight="2pt"/>
-            </w:pict>
-          </mc:Fallback>
-        </mc:AlternateContent>
-      </w:r>
-      <w:r>
-        <w:rPr>
-          <w:rFonts w:asciiTheme="minorHAnsi" w:hAnsiTheme="minorHAnsi" w:cstheme="minorHAnsi"/>
-          <w:i/>
-          <w:iCs/>
-          <w:noProof/>
-          <w:sz w:val="20"/>
-          <w:szCs w:val="20"/>
-        </w:rPr>
-        <w:drawing>
-          <wp:anchor distT="0" distB="0" distL="114300" distR="114300" simplePos="0" relativeHeight="251905024" behindDoc="0" locked="0" layoutInCell="1" allowOverlap="1" wp14:anchorId="783D754F" wp14:editId="707592BE">
-            <wp:simplePos x="0" y="0"/>
-            <wp:positionH relativeFrom="margin">
-              <wp:posOffset>4291965</wp:posOffset>
-            </wp:positionH>
-            <wp:positionV relativeFrom="paragraph">
-              <wp:posOffset>2948940</wp:posOffset>
-            </wp:positionV>
-            <wp:extent cx="3261995" cy="1022588"/>
-            <wp:effectExtent l="0" t="0" r="0" b="6350"/>
-            <wp:wrapNone/>
-            <wp:docPr id="451861456" name="Image 1"/>
-            <wp:cNvGraphicFramePr>
-              <a:graphicFrameLocks xmlns:a="http://schemas.openxmlformats.org/drawingml/2006/main" noChangeAspect="1"/>
-            </wp:cNvGraphicFramePr>
-            <a:graphic xmlns:a="http://schemas.openxmlformats.org/drawingml/2006/main">
-              <a:graphicData uri="http://schemas.openxmlformats.org/drawingml/2006/picture">
-                <pic:pic xmlns:pic="http://schemas.openxmlformats.org/drawingml/2006/picture">
-                  <pic:nvPicPr>
-                    <pic:cNvPr id="2012555330" name=""/>
-                    <pic:cNvPicPr/>
-                  </pic:nvPicPr>
-                  <pic:blipFill>
-                    <a:blip r:embed="rId28">
-                      <a:extLst>
-                        <a:ext uri="{28A0092B-C50C-407E-A947-70E740481C1C}">
-                          <a14:useLocalDpi xmlns:a14="http://schemas.microsoft.com/office/drawing/2010/main" val="0"/>
-                        </a:ext>
-                      </a:extLst>
-                    </a:blip>
-                    <a:stretch>
-                      <a:fillRect/>
-                    </a:stretch>
-                  </pic:blipFill>
-                  <pic:spPr>
-                    <a:xfrm>
-                      <a:off x="0" y="0"/>
-                      <a:ext cx="3261995" cy="1022588"/>
-                    </a:xfrm>
-                    <a:prstGeom prst="rect">
-                      <a:avLst/>
-                    </a:prstGeom>
-                  </pic:spPr>
-                </pic:pic>
-              </a:graphicData>
-            </a:graphic>
-            <wp14:sizeRelH relativeFrom="margin">
-              <wp14:pctWidth>0</wp14:pctWidth>
-            </wp14:sizeRelH>
-            <wp14:sizeRelV relativeFrom="margin">
-              <wp14:pctHeight>0</wp14:pctHeight>
-            </wp14:sizeRelV>
-          </wp:anchor>
-        </w:drawing>
-      </w:r>
-      <w:r>
-        <w:rPr>
-          <w:rFonts w:asciiTheme="minorHAnsi" w:hAnsiTheme="minorHAnsi" w:cstheme="minorHAnsi"/>
-          <w:noProof/>
-          <w:sz w:val="24"/>
-          <w:szCs w:val="24"/>
-        </w:rPr>
-        <w:drawing>
-          <wp:inline distT="0" distB="0" distL="0" distR="0" wp14:anchorId="6DCF5EAC" wp14:editId="267F82E6">
-            <wp:extent cx="7008089" cy="3872081"/>
-            <wp:effectExtent l="0" t="0" r="2540" b="0"/>
-            <wp:docPr id="1601049609" name="Image 1"/>
-            <wp:cNvGraphicFramePr>
-              <a:graphicFrameLocks xmlns:a="http://schemas.openxmlformats.org/drawingml/2006/main" noChangeAspect="1"/>
-            </wp:cNvGraphicFramePr>
-            <a:graphic xmlns:a="http://schemas.openxmlformats.org/drawingml/2006/main">
-              <a:graphicData uri="http://schemas.openxmlformats.org/drawingml/2006/picture">
-                <pic:pic xmlns:pic="http://schemas.openxmlformats.org/drawingml/2006/picture">
-                  <pic:nvPicPr>
-                    <pic:cNvPr id="1601049609" name=""/>
-                    <pic:cNvPicPr/>
-                  </pic:nvPicPr>
-                  <pic:blipFill>
-                    <a:blip r:embed="rId30"/>
-                    <a:stretch>
-                      <a:fillRect/>
-                    </a:stretch>
-                  </pic:blipFill>
-                  <pic:spPr>
-                    <a:xfrm>
-                      <a:off x="0" y="0"/>
-                      <a:ext cx="7025884" cy="3881913"/>
-                    </a:xfrm>
-                    <a:prstGeom prst="rect">
-                      <a:avLst/>
-                    </a:prstGeom>
-                  </pic:spPr>
-                </pic:pic>
-              </a:graphicData>
-            </a:graphic>
-          </wp:inline>
-        </w:drawing>
-      </w:r>
-    </w:p>
-    <w:p>
-      <w:pPr>
-        <w:spacing w:before="79"/>
-        <w:ind w:left="567" w:right="285"/>
-        <w:jc w:val="both"/>
-        <w:rPr>
-          <w:rFonts w:asciiTheme="minorHAnsi" w:hAnsiTheme="minorHAnsi" w:cstheme="minorHAnsi"/>
-          <w:sz w:val="24"/>
-          <w:szCs w:val="24"/>
-        </w:rPr>
-      </w:pPr>
-      <w:r>
-        <w:rPr>
-          <w:rFonts w:asciiTheme="minorHAnsi" w:hAnsiTheme="minorHAnsi" w:cstheme="minorHAnsi"/>
-          <w:sz w:val="24"/>
-          <w:szCs w:val="24"/>
-        </w:rPr>
-        <w:t>Selon la recommandation de l’INRS les salariés sont protégés à un niveau acceptable.</w:t>
-      </w:r>
-    </w:p>
-    <w:p>
-      <w:pPr>
-        <w:spacing w:before="79"/>
-        <w:ind w:left="567" w:right="285"/>
-        <w:jc w:val="both"/>
-        <w:rPr>
-          <w:rFonts w:asciiTheme="minorHAnsi" w:hAnsiTheme="minorHAnsi" w:cstheme="minorHAnsi"/>
-          <w:sz w:val="24"/>
-          <w:szCs w:val="24"/>
-        </w:rPr>
-      </w:pPr>
-    </w:p>
-    <w:p>
-      <w:pPr>
-        <w:spacing w:before="79"/>
-        <w:ind w:left="567" w:right="285"/>
-        <w:jc w:val="both"/>
-        <w:rPr>
-          <w:rFonts w:asciiTheme="minorHAnsi" w:hAnsiTheme="minorHAnsi" w:cstheme="minorHAnsi"/>
-          <w:sz w:val="24"/>
-          <w:szCs w:val="24"/>
-        </w:rPr>
-      </w:pPr>
-    </w:p>
-    <w:p>
-      <w:pPr>
-        <w:tabs>
-          <w:tab w:val="num" w:pos="3960"/>
-        </w:tabs>
-        <w:ind w:left="426" w:right="143"/>
-        <w:jc w:val="both"/>
-        <w:rPr>
-          <w:rFonts w:asciiTheme="minorHAnsi" w:hAnsiTheme="minorHAnsi" w:cstheme="minorHAnsi"/>
-          <w:b/>
-          <w:bCs/>
-          <w:sz w:val="24"/>
-          <w:szCs w:val="24"/>
-        </w:rPr>
-      </w:pPr>
-      <w:r>
-        <w:rPr>
-          <w:rFonts w:asciiTheme="minorHAnsi" w:hAnsiTheme="minorHAnsi" w:cstheme="minorHAnsi"/>
-          <w:b/>
-          <w:bCs/>
-          <w:i/>
-          <w:iCs/>
-          <w:sz w:val="20"/>
-          <w:szCs w:val="20"/>
-        </w:rPr>
-        <w:t xml:space="preserve">    Atténuation avec bouchons QEOS GREEN K au poste de vidage trémie, dosage matières, ensachage (Atelier poudre) :</w:t>
-      </w:r>
-    </w:p>
-    <w:p>
-      <w:pPr>
-        <w:spacing w:before="79"/>
-        <w:ind w:left="567" w:right="285"/>
-        <w:jc w:val="both"/>
-        <w:rPr>
-          <w:rFonts w:asciiTheme="minorHAnsi" w:hAnsiTheme="minorHAnsi" w:cstheme="minorHAnsi"/>
-          <w:sz w:val="24"/>
-          <w:szCs w:val="24"/>
-        </w:rPr>
-      </w:pPr>
-      <w:r>
-        <w:rPr>
-          <w:rFonts w:asciiTheme="minorHAnsi" w:hAnsiTheme="minorHAnsi" w:cstheme="minorHAnsi"/>
-          <w:i/>
-          <w:iCs/>
-          <w:noProof/>
-          <w:sz w:val="20"/>
-          <w:szCs w:val="20"/>
-        </w:rPr>
-        <mc:AlternateContent>
-          <mc:Choice Requires="wps">
-            <w:drawing>
-              <wp:anchor distT="0" distB="0" distL="114300" distR="114300" simplePos="0" relativeHeight="251913216" behindDoc="0" locked="0" layoutInCell="1" allowOverlap="1" wp14:anchorId="6B7EECAB" wp14:editId="2C9ACB3E">
-                <wp:simplePos x="0" y="0"/>
-                <wp:positionH relativeFrom="column">
-                  <wp:posOffset>4162425</wp:posOffset>
-                </wp:positionH>
-                <wp:positionV relativeFrom="paragraph">
-                  <wp:posOffset>3387725</wp:posOffset>
-                </wp:positionV>
-                <wp:extent cx="2636520" cy="220980"/>
-                <wp:effectExtent l="0" t="0" r="11430" b="26670"/>
-                <wp:wrapNone/>
-                <wp:docPr id="786347296" name="Ellipse 38"/>
-                <wp:cNvGraphicFramePr/>
-                <a:graphic xmlns:a="http://schemas.openxmlformats.org/drawingml/2006/main">
-                  <a:graphicData uri="http://schemas.microsoft.com/office/word/2010/wordprocessingShape">
-                    <wps:wsp>
-                      <wps:cNvSpPr/>
-                      <wps:spPr>
-                        <a:xfrm>
-                          <a:off x="0" y="0"/>
-                          <a:ext cx="2636520" cy="220980"/>
-                        </a:xfrm>
-                        <a:prstGeom prst="ellipse">
-                          <a:avLst/>
-                        </a:prstGeom>
-                        <a:noFill/>
-                        <a:ln w="25400" cap="flat" cmpd="sng" algn="ctr">
-                          <a:solidFill>
-                            <a:srgbClr val="92D050"/>
-                          </a:solidFill>
-                          <a:prstDash val="solid"/>
-                        </a:ln>
-                        <a:effectLst/>
-                      </wps:spPr>
-                      <wps:bodyPr rot="0" spcFirstLastPara="0" vertOverflow="overflow" horzOverflow="overflow" vert="horz" wrap="square" lIns="91440" tIns="45720" rIns="91440" bIns="45720" numCol="1" spcCol="0" rtlCol="0" fromWordArt="0" anchor="ctr" anchorCtr="0" forceAA="0" compatLnSpc="1">
-                        <a:prstTxWarp prst="textNoShape">
-                          <a:avLst/>
-                        </a:prstTxWarp>
-                        <a:noAutofit/>
-                      </wps:bodyPr>
-                    </wps:wsp>
-                  </a:graphicData>
-                </a:graphic>
-                <wp14:sizeRelH relativeFrom="margin">
-                  <wp14:pctWidth>0</wp14:pctWidth>
-                </wp14:sizeRelH>
-                <wp14:sizeRelV relativeFrom="margin">
-                  <wp14:pctHeight>0</wp14:pctHeight>
-                </wp14:sizeRelV>
-              </wp:anchor>
-            </w:drawing>
-          </mc:Choice>
-          <mc:Fallback xmlns:w16sdtfl="http://schemas.microsoft.com/office/word/2024/wordml/sdtformatlock" xmlns:w16du="http://schemas.microsoft.com/office/word/2023/wordml/word16du">
-            <w:pict>
-              <v:oval w14:anchorId="602E0BDB" id="Ellipse 38" o:spid="_x0000_s1026" style="position:absolute;margin-left:327.75pt;margin-top:266.75pt;width:207.6pt;height:17.4pt;z-index:251913216;visibility:visible;mso-wrap-style:square;mso-width-percent:0;mso-height-percent:0;mso-wrap-distance-left:9pt;mso-wrap-distance-top:0;mso-wrap-distance-right:9pt;mso-wrap-distance-bottom:0;mso-position-horizontal:absolute;mso-position-horizontal-relative:text;mso-position-vertical:absolute;mso-position-vertical-relative:text;mso-width-percent:0;mso-height-percent:0;mso-width-relative:margin;mso-height-relative:margin;v-text-anchor:middle" o:gfxdata="UEsDBBQABgAIAAAAIQC2gziS/gAAAOEBAAATAAAAW0NvbnRlbnRfVHlwZXNdLnhtbJSRQU7DMBBF 90jcwfIWJU67QAgl6YK0S0CoHGBkTxKLZGx5TGhvj5O2G0SRWNoz/78nu9wcxkFMGNg6quQqL6RA 0s5Y6ir5vt9lD1JwBDIwOMJKHpHlpr69KfdHjyxSmriSfYz+USnWPY7AufNIadK6MEJMx9ApD/oD OlTrorhX2lFEilmcO2RdNtjC5xDF9pCuTyYBB5bi6bQ4syoJ3g9WQ0ymaiLzg5KdCXlKLjvcW893 SUOqXwnz5DrgnHtJTxOsQfEKIT7DmDSUCaxw7Rqn8787ZsmRM9e2VmPeBN4uqYvTtW7jvijg9N/y JsXecLq0q+WD6m8AAAD//wMAUEsDBBQABgAIAAAAIQA4/SH/1gAAAJQBAAALAAAAX3JlbHMvLnJl bHOkkMFqwzAMhu+DvYPRfXGawxijTi+j0GvpHsDYimMaW0Yy2fr2M4PBMnrbUb/Q94l/f/hMi1qR JVI2sOt6UJgd+ZiDgffL8ekFlFSbvV0oo4EbChzGx4f9GRdb25HMsYhqlCwG5lrLq9biZkxWOiqY 22YiTra2kYMu1l1tQD30/bPm3wwYN0x18gb45AdQl1tp5j/sFB2T0FQ7R0nTNEV3j6o9feQzro1i OWA14Fm+Q8a1a8+Bvu/d/dMb2JY5uiPbhG/ktn4cqGU/er3pcvwCAAD//wMAUEsDBBQABgAIAAAA IQD7+PYERwIAAI4EAAAOAAAAZHJzL2Uyb0RvYy54bWysVFFv2jAQfp+0/2D5fSRkwFrUUCEQ0yTU IrVTnw/HJpEcn2cbAvv1OztQunVP017M2Xf57u6777i7P7aaHaTzDZqSDwc5Z9IIrBqzK/n359Wn G858AFOBRiNLfpKe388+frjr7FQWWKOupGMEYvy0syWvQ7DTLPOili34AVppyKnQtRDo6nZZ5aAj 9FZnRZ5Psg5dZR0K6T29LnsnnyV8paQIj0p5GZguOdUW0unSuY1nNruD6c6BrRtxLgP+oYoWGkNJ X6GWEIDtXfMOqm2EQ48qDAS2GSrVCJl6oG6G+R/dPNVgZeqFyPH2lSb//2DFw+HJbhzR0Fk/9WTG Lo7KtfGX6mPHRNbplSx5DEzQYzH5PBkXxKkgX1HktzeJzez6tXU+fJXYsmiUXGrdWB/7gSkc1j5Q Uoq+RMVng6tG6zQTbVhHuONRHlMASUNpCGS2tiq5NzvOQO9IcyK4BOlRN1X8PAJ5t9sutGMHoLnf Fst8fCnut7CYewm+7uOSKyqCqtImwsikoHOpV4KitcXqtHHMYS8pb8WqIbQ1+LABRxqismkvwiMd SiP1gmeLsxrdz7+9x3gaLXk560iT1OePPTjJmf5maOi3w9EoijhdRuMvkX331rN96zH7doHU/pA2 0IpkxvigL6Zy2L7Q+sxjVnKBEZS7Z/R8WYR+V2gBhZzPUxgJ10JYmycrInjkKfL4fHwBZ8+zDqSS B7zo9928+9h+4vN9QNUkMVx5pRnEC4k+TeO8oHGr3t5T1PVvZPYLAAD//wMAUEsDBBQABgAIAAAA IQDTIG5I3wAAAAwBAAAPAAAAZHJzL2Rvd25yZXYueG1sTI9NT8MwDIbvSPyHyEhcJpZC1XaUphNC quDK4AC3pPHaisapmmwr/x7vxG7+ePT6cbVd3CiOOIfBk4L7dQICqfV2oE7B50dztwERoiarR0+o 4BcDbOvrq0qX1p/oHY+72AkOoVBqBX2MUyllaHt0Oqz9hMS7vZ+djtzOnbSzPnG4G+VDkuTS6YH4 Qq8nfOmx/dkdnIJVLBr6buWrMeaR4mr/tRTNm1K3N8vzE4iIS/yH4azP6lCzk/EHskGMCvIsyxhV kKUpF2ciKZIChOFRvklB1pW8fKL+AwAA//8DAFBLAQItABQABgAIAAAAIQC2gziS/gAAAOEBAAAT AAAAAAAAAAAAAAAAAAAAAABbQ29udGVudF9UeXBlc10ueG1sUEsBAi0AFAAGAAgAAAAhADj9If/W AAAAlAEAAAsAAAAAAAAAAAAAAAAALwEAAF9yZWxzLy5yZWxzUEsBAi0AFAAGAAgAAAAhAPv49gRH AgAAjgQAAA4AAAAAAAAAAAAAAAAALgIAAGRycy9lMm9Eb2MueG1sUEsBAi0AFAAGAAgAAAAhANMg bkjfAAAADAEAAA8AAAAAAAAAAAAAAAAAoQQAAGRycy9kb3ducmV2LnhtbFBLBQYAAAAABAAEAPMA AACtBQAAAAA= " filled="f" strokecolor="#92d050" strokeweight="2pt"/>
-            </w:pict>
-          </mc:Fallback>
-        </mc:AlternateContent>
-      </w:r>
-      <w:r>
-        <w:rPr>
-          <w:rFonts w:asciiTheme="minorHAnsi" w:hAnsiTheme="minorHAnsi" w:cstheme="minorHAnsi"/>
-          <w:i/>
-          <w:iCs/>
-          <w:noProof/>
-          <w:sz w:val="20"/>
-          <w:szCs w:val="20"/>
-        </w:rPr>
-        <w:drawing>
-          <wp:anchor distT="0" distB="0" distL="114300" distR="114300" simplePos="0" relativeHeight="251911168" behindDoc="0" locked="0" layoutInCell="1" allowOverlap="1" wp14:anchorId="0DFAB20B" wp14:editId="0F7B20B3">
-            <wp:simplePos x="0" y="0"/>
-            <wp:positionH relativeFrom="margin">
-              <wp:posOffset>4048125</wp:posOffset>
-            </wp:positionH>
-            <wp:positionV relativeFrom="paragraph">
-              <wp:posOffset>2889885</wp:posOffset>
-            </wp:positionV>
-            <wp:extent cx="3261995" cy="1022588"/>
-            <wp:effectExtent l="0" t="0" r="0" b="6350"/>
-            <wp:wrapNone/>
-            <wp:docPr id="13256694" name="Image 1"/>
-            <wp:cNvGraphicFramePr>
-              <a:graphicFrameLocks xmlns:a="http://schemas.openxmlformats.org/drawingml/2006/main" noChangeAspect="1"/>
-            </wp:cNvGraphicFramePr>
-            <a:graphic xmlns:a="http://schemas.openxmlformats.org/drawingml/2006/main">
-              <a:graphicData uri="http://schemas.openxmlformats.org/drawingml/2006/picture">
-                <pic:pic xmlns:pic="http://schemas.openxmlformats.org/drawingml/2006/picture">
-                  <pic:nvPicPr>
-                    <pic:cNvPr id="2012555330" name=""/>
-                    <pic:cNvPicPr/>
-                  </pic:nvPicPr>
-                  <pic:blipFill>
-                    <a:blip r:embed="rId28">
-                      <a:extLst>
-                        <a:ext uri="{28A0092B-C50C-407E-A947-70E740481C1C}">
-                          <a14:useLocalDpi xmlns:a14="http://schemas.microsoft.com/office/drawing/2010/main" val="0"/>
-                        </a:ext>
-                      </a:extLst>
-                    </a:blip>
-                    <a:stretch>
-                      <a:fillRect/>
-                    </a:stretch>
-                  </pic:blipFill>
-                  <pic:spPr>
-                    <a:xfrm>
-                      <a:off x="0" y="0"/>
-                      <a:ext cx="3261995" cy="1022588"/>
-                    </a:xfrm>
-                    <a:prstGeom prst="rect">
-                      <a:avLst/>
-                    </a:prstGeom>
-                  </pic:spPr>
-                </pic:pic>
-              </a:graphicData>
-            </a:graphic>
-            <wp14:sizeRelH relativeFrom="margin">
-              <wp14:pctWidth>0</wp14:pctWidth>
-            </wp14:sizeRelH>
-            <wp14:sizeRelV relativeFrom="margin">
-              <wp14:pctHeight>0</wp14:pctHeight>
-            </wp14:sizeRelV>
-          </wp:anchor>
-        </w:drawing>
-      </w:r>
-      <w:r>
-        <w:rPr>
-          <w:rFonts w:asciiTheme="minorHAnsi" w:hAnsiTheme="minorHAnsi" w:cstheme="minorHAnsi"/>
-          <w:noProof/>
-          <w:sz w:val="24"/>
-          <w:szCs w:val="24"/>
-        </w:rPr>
-        <w:drawing>
-          <wp:inline distT="0" distB="0" distL="0" distR="0" wp14:anchorId="0E1AA359" wp14:editId="1A5CCFCF">
-            <wp:extent cx="6734175" cy="3862665"/>
-            <wp:effectExtent l="0" t="0" r="0" b="5080"/>
-            <wp:docPr id="934983446" name="Image 1"/>
-            <wp:cNvGraphicFramePr>
-              <a:graphicFrameLocks xmlns:a="http://schemas.openxmlformats.org/drawingml/2006/main" noChangeAspect="1"/>
-            </wp:cNvGraphicFramePr>
-            <a:graphic xmlns:a="http://schemas.openxmlformats.org/drawingml/2006/main">
-              <a:graphicData uri="http://schemas.openxmlformats.org/drawingml/2006/picture">
-                <pic:pic xmlns:pic="http://schemas.openxmlformats.org/drawingml/2006/picture">
-                  <pic:nvPicPr>
-                    <pic:cNvPr id="934983446" name=""/>
-                    <pic:cNvPicPr/>
-                  </pic:nvPicPr>
-                  <pic:blipFill>
-                    <a:blip r:embed="rId31"/>
-                    <a:stretch>
-                      <a:fillRect/>
-                    </a:stretch>
-                  </pic:blipFill>
-                  <pic:spPr>
-                    <a:xfrm>
-                      <a:off x="0" y="0"/>
-                      <a:ext cx="6741071" cy="3866621"/>
-                    </a:xfrm>
-                    <a:prstGeom prst="rect">
-                      <a:avLst/>
-                    </a:prstGeom>
-                  </pic:spPr>
-                </pic:pic>
-              </a:graphicData>
-            </a:graphic>
-          </wp:inline>
-        </w:drawing>
-      </w:r>
-    </w:p>
-    <w:p>
-      <w:pPr>
-        <w:spacing w:before="79"/>
-        <w:ind w:left="567" w:right="285"/>
-        <w:jc w:val="both"/>
-        <w:rPr>
-          <w:rFonts w:asciiTheme="minorHAnsi" w:hAnsiTheme="minorHAnsi" w:cstheme="minorHAnsi"/>
-          <w:sz w:val="24"/>
-          <w:szCs w:val="24"/>
-        </w:rPr>
-      </w:pPr>
-      <w:r>
-        <w:rPr>
-          <w:rFonts w:asciiTheme="minorHAnsi" w:hAnsiTheme="minorHAnsi" w:cstheme="minorHAnsi"/>
-          <w:sz w:val="24"/>
-          <w:szCs w:val="24"/>
-        </w:rPr>
-        <w:t>Selon la recommandation de l’INRS les salariés sont bien protégés.</w:t>
-      </w:r>
-    </w:p>
-    <w:p>
-      <w:pPr>
-        <w:spacing w:before="79"/>
-        <w:ind w:left="567" w:right="285"/>
-        <w:jc w:val="both"/>
-        <w:rPr>
-          <w:rFonts w:asciiTheme="minorHAnsi" w:hAnsiTheme="minorHAnsi" w:cstheme="minorHAnsi"/>
-          <w:sz w:val="24"/>
-          <w:szCs w:val="24"/>
-        </w:rPr>
-      </w:pPr>
-    </w:p>
-    <w:p>
-      <w:pPr>
-        <w:tabs>
-          <w:tab w:val="num" w:pos="3960"/>
-        </w:tabs>
-        <w:ind w:left="426" w:right="143"/>
-        <w:jc w:val="both"/>
-        <w:rPr>
-          <w:rFonts w:asciiTheme="minorHAnsi" w:hAnsiTheme="minorHAnsi" w:cstheme="minorHAnsi"/>
-          <w:b/>
-          <w:bCs/>
-          <w:i/>
-          <w:iCs/>
-          <w:sz w:val="20"/>
-          <w:szCs w:val="20"/>
-        </w:rPr>
-      </w:pPr>
-      <w:r>
-        <w:rPr>
-          <w:rFonts w:asciiTheme="minorHAnsi" w:hAnsiTheme="minorHAnsi" w:cstheme="minorHAnsi"/>
-          <w:b/>
-          <w:bCs/>
-          <w:i/>
-          <w:iCs/>
-          <w:sz w:val="20"/>
-          <w:szCs w:val="20"/>
-        </w:rPr>
-        <w:t xml:space="preserve">    Atténuation avec bouchons QEOS GREEN H au poste de vidage trémis et tamisage des produits (Atelier liquide) :</w:t>
-      </w:r>
-    </w:p>
-    <w:p>
-      <w:pPr>
-        <w:spacing w:before="79"/>
-        <w:ind w:left="567" w:right="285"/>
-        <w:jc w:val="both"/>
-        <w:rPr>
-          <w:rFonts w:asciiTheme="minorHAnsi" w:hAnsiTheme="minorHAnsi" w:cstheme="minorHAnsi"/>
-          <w:sz w:val="24"/>
-          <w:szCs w:val="24"/>
-        </w:rPr>
-      </w:pPr>
-      <w:r>
-        <w:rPr>
-          <w:rFonts w:asciiTheme="minorHAnsi" w:hAnsiTheme="minorHAnsi" w:cstheme="minorHAnsi"/>
-          <w:i/>
-          <w:iCs/>
-          <w:noProof/>
-          <w:sz w:val="20"/>
-          <w:szCs w:val="20"/>
-        </w:rPr>
-        <w:lastRenderedPageBreak/>
-        <mc:AlternateContent>
-          <mc:Choice Requires="wps">
-            <w:drawing>
-              <wp:anchor distT="0" distB="0" distL="114300" distR="114300" simplePos="0" relativeHeight="251917312" behindDoc="0" locked="0" layoutInCell="1" allowOverlap="1" wp14:anchorId="14908AC5" wp14:editId="1994DBD0">
-                <wp:simplePos x="0" y="0"/>
-                <wp:positionH relativeFrom="column">
-                  <wp:posOffset>4070985</wp:posOffset>
-                </wp:positionH>
-                <wp:positionV relativeFrom="paragraph">
-                  <wp:posOffset>3261360</wp:posOffset>
-                </wp:positionV>
-                <wp:extent cx="2636520" cy="220980"/>
-                <wp:effectExtent l="0" t="0" r="11430" b="26670"/>
-                <wp:wrapNone/>
-                <wp:docPr id="1563326769" name="Ellipse 38"/>
-                <wp:cNvGraphicFramePr/>
-                <a:graphic xmlns:a="http://schemas.openxmlformats.org/drawingml/2006/main">
-                  <a:graphicData uri="http://schemas.microsoft.com/office/word/2010/wordprocessingShape">
-                    <wps:wsp>
-                      <wps:cNvSpPr/>
-                      <wps:spPr>
-                        <a:xfrm>
-                          <a:off x="0" y="0"/>
-                          <a:ext cx="2636520" cy="220980"/>
-                        </a:xfrm>
-                        <a:prstGeom prst="ellipse">
-                          <a:avLst/>
-                        </a:prstGeom>
-                        <a:noFill/>
-                        <a:ln w="25400" cap="flat" cmpd="sng" algn="ctr">
-                          <a:solidFill>
-                            <a:srgbClr val="92D050"/>
-                          </a:solidFill>
-                          <a:prstDash val="solid"/>
-                        </a:ln>
-                        <a:effectLst/>
-                      </wps:spPr>
-                      <wps:bodyPr rot="0" spcFirstLastPara="0" vertOverflow="overflow" horzOverflow="overflow" vert="horz" wrap="square" lIns="91440" tIns="45720" rIns="91440" bIns="45720" numCol="1" spcCol="0" rtlCol="0" fromWordArt="0" anchor="ctr" anchorCtr="0" forceAA="0" compatLnSpc="1">
-                        <a:prstTxWarp prst="textNoShape">
-                          <a:avLst/>
-                        </a:prstTxWarp>
-                        <a:noAutofit/>
-                      </wps:bodyPr>
-                    </wps:wsp>
-                  </a:graphicData>
-                </a:graphic>
-                <wp14:sizeRelH relativeFrom="margin">
-                  <wp14:pctWidth>0</wp14:pctWidth>
-                </wp14:sizeRelH>
-                <wp14:sizeRelV relativeFrom="margin">
-                  <wp14:pctHeight>0</wp14:pctHeight>
-                </wp14:sizeRelV>
-              </wp:anchor>
-            </w:drawing>
-          </mc:Choice>
-          <mc:Fallback xmlns:w16sdtfl="http://schemas.microsoft.com/office/word/2024/wordml/sdtformatlock" xmlns:w16du="http://schemas.microsoft.com/office/word/2023/wordml/word16du">
-            <w:pict>
-              <v:oval w14:anchorId="2DFD2A6E" id="Ellipse 38" o:spid="_x0000_s1026" style="position:absolute;margin-left:320.55pt;margin-top:256.8pt;width:207.6pt;height:17.4pt;z-index:251917312;visibility:visible;mso-wrap-style:square;mso-width-percent:0;mso-height-percent:0;mso-wrap-distance-left:9pt;mso-wrap-distance-top:0;mso-wrap-distance-right:9pt;mso-wrap-distance-bottom:0;mso-position-horizontal:absolute;mso-position-horizontal-relative:text;mso-position-vertical:absolute;mso-position-vertical-relative:text;mso-width-percent:0;mso-height-percent:0;mso-width-relative:margin;mso-height-relative:margin;v-text-anchor:middle" o:gfxdata="UEsDBBQABgAIAAAAIQC2gziS/gAAAOEBAAATAAAAW0NvbnRlbnRfVHlwZXNdLnhtbJSRQU7DMBBF 90jcwfIWJU67QAgl6YK0S0CoHGBkTxKLZGx5TGhvj5O2G0SRWNoz/78nu9wcxkFMGNg6quQqL6RA 0s5Y6ir5vt9lD1JwBDIwOMJKHpHlpr69KfdHjyxSmriSfYz+USnWPY7AufNIadK6MEJMx9ApD/oD OlTrorhX2lFEilmcO2RdNtjC5xDF9pCuTyYBB5bi6bQ4syoJ3g9WQ0ymaiLzg5KdCXlKLjvcW893 SUOqXwnz5DrgnHtJTxOsQfEKIT7DmDSUCaxw7Rqn8787ZsmRM9e2VmPeBN4uqYvTtW7jvijg9N/y JsXecLq0q+WD6m8AAAD//wMAUEsDBBQABgAIAAAAIQA4/SH/1gAAAJQBAAALAAAAX3JlbHMvLnJl bHOkkMFqwzAMhu+DvYPRfXGawxijTi+j0GvpHsDYimMaW0Yy2fr2M4PBMnrbUb/Q94l/f/hMi1qR JVI2sOt6UJgd+ZiDgffL8ekFlFSbvV0oo4EbChzGx4f9GRdb25HMsYhqlCwG5lrLq9biZkxWOiqY 22YiTra2kYMu1l1tQD30/bPm3wwYN0x18gb45AdQl1tp5j/sFB2T0FQ7R0nTNEV3j6o9feQzro1i OWA14Fm+Q8a1a8+Bvu/d/dMb2JY5uiPbhG/ktn4cqGU/er3pcvwCAAD//wMAUEsDBBQABgAIAAAA IQD7+PYERwIAAI4EAAAOAAAAZHJzL2Uyb0RvYy54bWysVFFv2jAQfp+0/2D5fSRkwFrUUCEQ0yTU IrVTnw/HJpEcn2cbAvv1OztQunVP017M2Xf57u6777i7P7aaHaTzDZqSDwc5Z9IIrBqzK/n359Wn G858AFOBRiNLfpKe388+frjr7FQWWKOupGMEYvy0syWvQ7DTLPOili34AVppyKnQtRDo6nZZ5aAj 9FZnRZ5Psg5dZR0K6T29LnsnnyV8paQIj0p5GZguOdUW0unSuY1nNruD6c6BrRtxLgP+oYoWGkNJ X6GWEIDtXfMOqm2EQ48qDAS2GSrVCJl6oG6G+R/dPNVgZeqFyPH2lSb//2DFw+HJbhzR0Fk/9WTG Lo7KtfGX6mPHRNbplSx5DEzQYzH5PBkXxKkgX1HktzeJzez6tXU+fJXYsmiUXGrdWB/7gSkc1j5Q Uoq+RMVng6tG6zQTbVhHuONRHlMASUNpCGS2tiq5NzvOQO9IcyK4BOlRN1X8PAJ5t9sutGMHoLnf Fst8fCnut7CYewm+7uOSKyqCqtImwsikoHOpV4KitcXqtHHMYS8pb8WqIbQ1+LABRxqismkvwiMd SiP1gmeLsxrdz7+9x3gaLXk560iT1OePPTjJmf5maOi3w9EoijhdRuMvkX331rN96zH7doHU/pA2 0IpkxvigL6Zy2L7Q+sxjVnKBEZS7Z/R8WYR+V2gBhZzPUxgJ10JYmycrInjkKfL4fHwBZ8+zDqSS B7zo9928+9h+4vN9QNUkMVx5pRnEC4k+TeO8oHGr3t5T1PVvZPYLAAD//wMAUEsDBBQABgAIAAAA IQAG3fnG4AAAAAwBAAAPAAAAZHJzL2Rvd25yZXYueG1sTI/BTsMwDIbvSLxDZCQuE0vLum6UphNC quDK4AC3pPHaisapmmwrb493gqPtT7+/v9zNbhAnnELvSUG6TEAgNd721Cr4eK/vtiBC1GT14AkV /GCAXXV9VerC+jO94WkfW8EhFAqtoItxLKQMTYdOh6Ufkfh28JPTkceplXbSZw53g7xPklw63RN/ 6PSIzx023/ujU7CIm5q+GvlijHmguDh8zpv6Vanbm/npEUTEOf7BcNFndajYyfgj2SAGBXmWpowq WKerHMSFSNb5CoThVbbNQFal/F+i+gUAAP//AwBQSwECLQAUAAYACAAAACEAtoM4kv4AAADhAQAA EwAAAAAAAAAAAAAAAAAAAAAAW0NvbnRlbnRfVHlwZXNdLnhtbFBLAQItABQABgAIAAAAIQA4/SH/ 1gAAAJQBAAALAAAAAAAAAAAAAAAAAC8BAABfcmVscy8ucmVsc1BLAQItABQABgAIAAAAIQD7+PYE RwIAAI4EAAAOAAAAAAAAAAAAAAAAAC4CAABkcnMvZTJvRG9jLnhtbFBLAQItABQABgAIAAAAIQAG 3fnG4AAAAAwBAAAPAAAAAAAAAAAAAAAAAKEEAABkcnMvZG93bnJldi54bWxQSwUGAAAAAAQABADz AAAArgUAAAAA " filled="f" strokecolor="#92d050" strokeweight="2pt"/>
-            </w:pict>
-          </mc:Fallback>
-        </mc:AlternateContent>
-      </w:r>
-      <w:r>
-        <w:rPr>
-          <w:rFonts w:asciiTheme="minorHAnsi" w:hAnsiTheme="minorHAnsi" w:cstheme="minorHAnsi"/>
-          <w:i/>
-          <w:iCs/>
-          <w:noProof/>
-          <w:sz w:val="20"/>
-          <w:szCs w:val="20"/>
-        </w:rPr>
-        <w:drawing>
-          <wp:anchor distT="0" distB="0" distL="114300" distR="114300" simplePos="0" relativeHeight="251915264" behindDoc="0" locked="0" layoutInCell="1" allowOverlap="1" wp14:anchorId="77D6EDFA" wp14:editId="29C7F344">
-            <wp:simplePos x="0" y="0"/>
-            <wp:positionH relativeFrom="margin">
-              <wp:posOffset>3994785</wp:posOffset>
-            </wp:positionH>
-            <wp:positionV relativeFrom="paragraph">
-              <wp:posOffset>2788285</wp:posOffset>
-            </wp:positionV>
-            <wp:extent cx="3113663" cy="976086"/>
-            <wp:effectExtent l="0" t="0" r="0" b="0"/>
-            <wp:wrapNone/>
-            <wp:docPr id="762516078" name="Image 1"/>
-            <wp:cNvGraphicFramePr>
-              <a:graphicFrameLocks xmlns:a="http://schemas.openxmlformats.org/drawingml/2006/main" noChangeAspect="1"/>
-            </wp:cNvGraphicFramePr>
-            <a:graphic xmlns:a="http://schemas.openxmlformats.org/drawingml/2006/main">
-              <a:graphicData uri="http://schemas.openxmlformats.org/drawingml/2006/picture">
-                <pic:pic xmlns:pic="http://schemas.openxmlformats.org/drawingml/2006/picture">
-                  <pic:nvPicPr>
-                    <pic:cNvPr id="2012555330" name=""/>
-                    <pic:cNvPicPr/>
-                  </pic:nvPicPr>
-                  <pic:blipFill>
-                    <a:blip r:embed="rId28">
-                      <a:extLst>
-                        <a:ext uri="{28A0092B-C50C-407E-A947-70E740481C1C}">
-                          <a14:useLocalDpi xmlns:a14="http://schemas.microsoft.com/office/drawing/2010/main" val="0"/>
-                        </a:ext>
-                      </a:extLst>
-                    </a:blip>
-                    <a:stretch>
-                      <a:fillRect/>
-                    </a:stretch>
-                  </pic:blipFill>
-                  <pic:spPr>
-                    <a:xfrm>
-                      <a:off x="0" y="0"/>
-                      <a:ext cx="3113663" cy="976086"/>
-                    </a:xfrm>
-                    <a:prstGeom prst="rect">
-                      <a:avLst/>
-                    </a:prstGeom>
-                  </pic:spPr>
-                </pic:pic>
-              </a:graphicData>
-            </a:graphic>
-            <wp14:sizeRelH relativeFrom="margin">
-              <wp14:pctWidth>0</wp14:pctWidth>
-            </wp14:sizeRelH>
-            <wp14:sizeRelV relativeFrom="margin">
-              <wp14:pctHeight>0</wp14:pctHeight>
-            </wp14:sizeRelV>
-          </wp:anchor>
-        </w:drawing>
-      </w:r>
-      <w:r>
-        <w:rPr>
-          <w:rFonts w:asciiTheme="minorHAnsi" w:hAnsiTheme="minorHAnsi" w:cstheme="minorHAnsi"/>
-          <w:noProof/>
-          <w:sz w:val="24"/>
-          <w:szCs w:val="24"/>
-        </w:rPr>
-        <w:drawing>
-          <wp:inline distT="0" distB="0" distL="0" distR="0" wp14:anchorId="437BC2BC" wp14:editId="006D7951">
-            <wp:extent cx="6581607" cy="3749110"/>
-            <wp:effectExtent l="0" t="0" r="0" b="3810"/>
-            <wp:docPr id="1648809701" name="Image 1"/>
-            <wp:cNvGraphicFramePr>
-              <a:graphicFrameLocks xmlns:a="http://schemas.openxmlformats.org/drawingml/2006/main" noChangeAspect="1"/>
-            </wp:cNvGraphicFramePr>
-            <a:graphic xmlns:a="http://schemas.openxmlformats.org/drawingml/2006/main">
-              <a:graphicData uri="http://schemas.openxmlformats.org/drawingml/2006/picture">
-                <pic:pic xmlns:pic="http://schemas.openxmlformats.org/drawingml/2006/picture">
-                  <pic:nvPicPr>
-                    <pic:cNvPr id="1648809701" name=""/>
-                    <pic:cNvPicPr/>
-                  </pic:nvPicPr>
-                  <pic:blipFill>
-                    <a:blip r:embed="rId32"/>
-                    <a:stretch>
-                      <a:fillRect/>
-                    </a:stretch>
-                  </pic:blipFill>
-                  <pic:spPr>
-                    <a:xfrm>
-                      <a:off x="0" y="0"/>
-                      <a:ext cx="6610929" cy="3765813"/>
-                    </a:xfrm>
-                    <a:prstGeom prst="rect">
-                      <a:avLst/>
-                    </a:prstGeom>
-                  </pic:spPr>
-                </pic:pic>
-              </a:graphicData>
-            </a:graphic>
-          </wp:inline>
-        </w:drawing>
-      </w:r>
-    </w:p>
-    <w:p>
-      <w:pPr>
-        <w:spacing w:before="79"/>
-        <w:ind w:left="567" w:right="285"/>
-        <w:jc w:val="both"/>
-        <w:rPr>
-          <w:rFonts w:asciiTheme="minorHAnsi" w:hAnsiTheme="minorHAnsi" w:cstheme="minorHAnsi"/>
-          <w:sz w:val="24"/>
-          <w:szCs w:val="24"/>
-        </w:rPr>
-      </w:pPr>
-      <w:r>
-        <w:rPr>
-          <w:rFonts w:asciiTheme="minorHAnsi" w:hAnsiTheme="minorHAnsi" w:cstheme="minorHAnsi"/>
-          <w:sz w:val="24"/>
-          <w:szCs w:val="24"/>
-        </w:rPr>
-        <w:t>Selon la recommandation de l’INRS les salariés sont bien protégés.</w:t>
-      </w:r>
-    </w:p>
-    <w:p>
-      <w:pPr>
-        <w:spacing w:before="79"/>
-        <w:ind w:left="567" w:right="285"/>
-        <w:jc w:val="both"/>
-        <w:rPr>
-          <w:rFonts w:asciiTheme="minorHAnsi" w:hAnsiTheme="minorHAnsi" w:cstheme="minorHAnsi"/>
-          <w:sz w:val="24"/>
-          <w:szCs w:val="24"/>
-        </w:rPr>
-      </w:pPr>
-    </w:p>
-    <w:p>
-      <w:pPr>
-        <w:spacing w:before="79"/>
-        <w:ind w:left="567" w:right="285"/>
-        <w:jc w:val="both"/>
-        <w:rPr>
-          <w:rFonts w:asciiTheme="minorHAnsi" w:hAnsiTheme="minorHAnsi" w:cstheme="minorHAnsi"/>
-          <w:sz w:val="24"/>
-          <w:szCs w:val="24"/>
-        </w:rPr>
-      </w:pPr>
-    </w:p>
-    <w:p>
-      <w:pPr>
-        <w:tabs>
-          <w:tab w:val="num" w:pos="3960"/>
-        </w:tabs>
-        <w:ind w:left="426" w:right="1"/>
-        <w:rPr>
-          <w:rFonts w:asciiTheme="minorHAnsi" w:hAnsiTheme="minorHAnsi" w:cstheme="minorHAnsi"/>
-          <w:sz w:val="24"/>
-          <w:szCs w:val="24"/>
-        </w:rPr>
-      </w:pPr>
-      <w:r>
-        <w:rPr>
-          <w:rFonts w:asciiTheme="minorHAnsi" w:hAnsiTheme="minorHAnsi" w:cstheme="minorHAnsi"/>
-          <w:i/>
-          <w:iCs/>
-          <w:sz w:val="20"/>
-          <w:szCs w:val="20"/>
-        </w:rPr>
-        <w:t>Atténuation avec bouchons QEOS GREEN H au poste de vidage délayeur, tamisage des produits</w:t>
-      </w:r>
-      <w:r>
-        <w:rPr>
-          <w:rFonts w:ascii="Times New Roman" w:eastAsia="Times New Roman" w:hAnsi="Times New Roman" w:cs="Times New Roman"/>
-          <w:sz w:val="24"/>
-          <w:szCs w:val="24"/>
-          <w:lang w:eastAsia="fr-FR"/>
-        </w:rPr>
-        <w:t xml:space="preserve"> </w:t>
-      </w:r>
-      <w:r>
-        <w:rPr>
-          <w:rFonts w:asciiTheme="minorHAnsi" w:hAnsiTheme="minorHAnsi" w:cstheme="minorHAnsi"/>
-          <w:i/>
-          <w:iCs/>
-          <w:sz w:val="20"/>
-          <w:szCs w:val="20"/>
-        </w:rPr>
-        <w:t>(Atelier liquide)</w:t>
-      </w:r>
-    </w:p>
-    <w:p>
-      <w:pPr>
-        <w:tabs>
-          <w:tab w:val="num" w:pos="3960"/>
-        </w:tabs>
-        <w:ind w:left="426" w:right="1"/>
-        <w:rPr>
-          <w:rFonts w:asciiTheme="minorHAnsi" w:hAnsiTheme="minorHAnsi" w:cstheme="minorHAnsi"/>
-          <w:sz w:val="24"/>
-          <w:szCs w:val="24"/>
-        </w:rPr>
-      </w:pPr>
-      <w:r>
-        <w:rPr>
-          <w:rFonts w:asciiTheme="minorHAnsi" w:hAnsiTheme="minorHAnsi" w:cstheme="minorHAnsi"/>
-          <w:i/>
-          <w:iCs/>
-          <w:noProof/>
-          <w:sz w:val="20"/>
-          <w:szCs w:val="20"/>
-        </w:rPr>
-        <mc:AlternateContent>
-          <mc:Choice Requires="wps">
-            <w:drawing>
-              <wp:anchor distT="0" distB="0" distL="114300" distR="114300" simplePos="0" relativeHeight="251921408" behindDoc="0" locked="0" layoutInCell="1" allowOverlap="1" wp14:anchorId="412C5E3B" wp14:editId="5720CEFB">
-                <wp:simplePos x="0" y="0"/>
-                <wp:positionH relativeFrom="column">
-                  <wp:posOffset>4025265</wp:posOffset>
-                </wp:positionH>
-                <wp:positionV relativeFrom="paragraph">
-                  <wp:posOffset>3150235</wp:posOffset>
-                </wp:positionV>
-                <wp:extent cx="2636520" cy="220980"/>
-                <wp:effectExtent l="0" t="0" r="11430" b="26670"/>
-                <wp:wrapNone/>
-                <wp:docPr id="1771735954" name="Ellipse 38"/>
-                <wp:cNvGraphicFramePr/>
-                <a:graphic xmlns:a="http://schemas.openxmlformats.org/drawingml/2006/main">
-                  <a:graphicData uri="http://schemas.microsoft.com/office/word/2010/wordprocessingShape">
-                    <wps:wsp>
-                      <wps:cNvSpPr/>
-                      <wps:spPr>
-                        <a:xfrm>
-                          <a:off x="0" y="0"/>
-                          <a:ext cx="2636520" cy="220980"/>
-                        </a:xfrm>
-                        <a:prstGeom prst="ellipse">
-                          <a:avLst/>
-                        </a:prstGeom>
-                        <a:noFill/>
-                        <a:ln w="25400" cap="flat" cmpd="sng" algn="ctr">
-                          <a:solidFill>
-                            <a:srgbClr val="92D050"/>
-                          </a:solidFill>
-                          <a:prstDash val="solid"/>
-                        </a:ln>
-                        <a:effectLst/>
-                      </wps:spPr>
-                      <wps:bodyPr rot="0" spcFirstLastPara="0" vertOverflow="overflow" horzOverflow="overflow" vert="horz" wrap="square" lIns="91440" tIns="45720" rIns="91440" bIns="45720" numCol="1" spcCol="0" rtlCol="0" fromWordArt="0" anchor="ctr" anchorCtr="0" forceAA="0" compatLnSpc="1">
-                        <a:prstTxWarp prst="textNoShape">
-                          <a:avLst/>
-                        </a:prstTxWarp>
-                        <a:noAutofit/>
-                      </wps:bodyPr>
-                    </wps:wsp>
-                  </a:graphicData>
-                </a:graphic>
-                <wp14:sizeRelH relativeFrom="margin">
-                  <wp14:pctWidth>0</wp14:pctWidth>
-                </wp14:sizeRelH>
-                <wp14:sizeRelV relativeFrom="margin">
-                  <wp14:pctHeight>0</wp14:pctHeight>
-                </wp14:sizeRelV>
-              </wp:anchor>
-            </w:drawing>
-          </mc:Choice>
-          <mc:Fallback xmlns:w16sdtfl="http://schemas.microsoft.com/office/word/2024/wordml/sdtformatlock" xmlns:w16du="http://schemas.microsoft.com/office/word/2023/wordml/word16du">
-            <w:pict>
-              <v:oval w14:anchorId="773ADF4D" id="Ellipse 38" o:spid="_x0000_s1026" style="position:absolute;margin-left:316.95pt;margin-top:248.05pt;width:207.6pt;height:17.4pt;z-index:251921408;visibility:visible;mso-wrap-style:square;mso-width-percent:0;mso-height-percent:0;mso-wrap-distance-left:9pt;mso-wrap-distance-top:0;mso-wrap-distance-right:9pt;mso-wrap-distance-bottom:0;mso-position-horizontal:absolute;mso-position-horizontal-relative:text;mso-position-vertical:absolute;mso-position-vertical-relative:text;mso-width-percent:0;mso-height-percent:0;mso-width-relative:margin;mso-height-relative:margin;v-text-anchor:middle" o:gfxdata="UEsDBBQABgAIAAAAIQC2gziS/gAAAOEBAAATAAAAW0NvbnRlbnRfVHlwZXNdLnhtbJSRQU7DMBBF 90jcwfIWJU67QAgl6YK0S0CoHGBkTxKLZGx5TGhvj5O2G0SRWNoz/78nu9wcxkFMGNg6quQqL6RA 0s5Y6ir5vt9lD1JwBDIwOMJKHpHlpr69KfdHjyxSmriSfYz+USnWPY7AufNIadK6MEJMx9ApD/oD OlTrorhX2lFEilmcO2RdNtjC5xDF9pCuTyYBB5bi6bQ4syoJ3g9WQ0ymaiLzg5KdCXlKLjvcW893 SUOqXwnz5DrgnHtJTxOsQfEKIT7DmDSUCaxw7Rqn8787ZsmRM9e2VmPeBN4uqYvTtW7jvijg9N/y JsXecLq0q+WD6m8AAAD//wMAUEsDBBQABgAIAAAAIQA4/SH/1gAAAJQBAAALAAAAX3JlbHMvLnJl bHOkkMFqwzAMhu+DvYPRfXGawxijTi+j0GvpHsDYimMaW0Yy2fr2M4PBMnrbUb/Q94l/f/hMi1qR JVI2sOt6UJgd+ZiDgffL8ekFlFSbvV0oo4EbChzGx4f9GRdb25HMsYhqlCwG5lrLq9biZkxWOiqY 22YiTra2kYMu1l1tQD30/bPm3wwYN0x18gb45AdQl1tp5j/sFB2T0FQ7R0nTNEV3j6o9feQzro1i OWA14Fm+Q8a1a8+Bvu/d/dMb2JY5uiPbhG/ktn4cqGU/er3pcvwCAAD//wMAUEsDBBQABgAIAAAA IQD7+PYERwIAAI4EAAAOAAAAZHJzL2Uyb0RvYy54bWysVFFv2jAQfp+0/2D5fSRkwFrUUCEQ0yTU IrVTnw/HJpEcn2cbAvv1OztQunVP017M2Xf57u6777i7P7aaHaTzDZqSDwc5Z9IIrBqzK/n359Wn G858AFOBRiNLfpKe388+frjr7FQWWKOupGMEYvy0syWvQ7DTLPOili34AVppyKnQtRDo6nZZ5aAj 9FZnRZ5Psg5dZR0K6T29LnsnnyV8paQIj0p5GZguOdUW0unSuY1nNruD6c6BrRtxLgP+oYoWGkNJ X6GWEIDtXfMOqm2EQ48qDAS2GSrVCJl6oG6G+R/dPNVgZeqFyPH2lSb//2DFw+HJbhzR0Fk/9WTG Lo7KtfGX6mPHRNbplSx5DEzQYzH5PBkXxKkgX1HktzeJzez6tXU+fJXYsmiUXGrdWB/7gSkc1j5Q Uoq+RMVng6tG6zQTbVhHuONRHlMASUNpCGS2tiq5NzvOQO9IcyK4BOlRN1X8PAJ5t9sutGMHoLnf Fst8fCnut7CYewm+7uOSKyqCqtImwsikoHOpV4KitcXqtHHMYS8pb8WqIbQ1+LABRxqismkvwiMd SiP1gmeLsxrdz7+9x3gaLXk560iT1OePPTjJmf5maOi3w9EoijhdRuMvkX331rN96zH7doHU/pA2 0IpkxvigL6Zy2L7Q+sxjVnKBEZS7Z/R8WYR+V2gBhZzPUxgJ10JYmycrInjkKfL4fHwBZ8+zDqSS B7zo9928+9h+4vN9QNUkMVx5pRnEC4k+TeO8oHGr3t5T1PVvZPYLAAD//wMAUEsDBBQABgAIAAAA IQApSJzR4AAAAAwBAAAPAAAAZHJzL2Rvd25yZXYueG1sTI/BTsMwDIbvSLxDZCQuE0tGR0dK3Qkh VXDd4AC3pMnaisapmmwrb092gpstf/r9/eV2dgM72Sn0nhBWSwHMUuNNTy3Cx3t99wgsREVGDZ4s wo8NsK2ur0pVGH+mnT3tY8tSCIVCIXQxjgXnoemsU2HpR0vpdvCTUzGtU8vNpM4p3A38XoicO9VT +tCp0b50tvneHx3CIm5q+mr4q9ZaUlwcPudN/YZ4ezM/PwGLdo5/MFz0kzpUyUn7I5nABoQ8y2RC EdYyXwG7EGIt06QRHjIhgVcl/1+i+gUAAP//AwBQSwECLQAUAAYACAAAACEAtoM4kv4AAADhAQAA EwAAAAAAAAAAAAAAAAAAAAAAW0NvbnRlbnRfVHlwZXNdLnhtbFBLAQItABQABgAIAAAAIQA4/SH/ 1gAAAJQBAAALAAAAAAAAAAAAAAAAAC8BAABfcmVscy8ucmVsc1BLAQItABQABgAIAAAAIQD7+PYE RwIAAI4EAAAOAAAAAAAAAAAAAAAAAC4CAABkcnMvZTJvRG9jLnhtbFBLAQItABQABgAIAAAAIQAp SJzR4AAAAAwBAAAPAAAAAAAAAAAAAAAAAKEEAABkcnMvZG93bnJldi54bWxQSwUGAAAAAAQABADz AAAArgUAAAAA " filled="f" strokecolor="#92d050" strokeweight="2pt"/>
-            </w:pict>
-          </mc:Fallback>
-        </mc:AlternateContent>
-      </w:r>
-      <w:r>
-        <w:rPr>
-          <w:rFonts w:asciiTheme="minorHAnsi" w:hAnsiTheme="minorHAnsi" w:cstheme="minorHAnsi"/>
-          <w:i/>
-          <w:iCs/>
-          <w:noProof/>
-          <w:sz w:val="20"/>
-          <w:szCs w:val="20"/>
-        </w:rPr>
-        <w:drawing>
-          <wp:anchor distT="0" distB="0" distL="114300" distR="114300" simplePos="0" relativeHeight="251919360" behindDoc="0" locked="0" layoutInCell="1" allowOverlap="1" wp14:anchorId="178B8504" wp14:editId="251EAFD1">
-            <wp:simplePos x="0" y="0"/>
-            <wp:positionH relativeFrom="margin">
-              <wp:posOffset>3933825</wp:posOffset>
-            </wp:positionH>
-            <wp:positionV relativeFrom="paragraph">
-              <wp:posOffset>2685415</wp:posOffset>
-            </wp:positionV>
-            <wp:extent cx="3113663" cy="976086"/>
-            <wp:effectExtent l="0" t="0" r="0" b="0"/>
-            <wp:wrapNone/>
-            <wp:docPr id="1020647385" name="Image 1"/>
-            <wp:cNvGraphicFramePr>
-              <a:graphicFrameLocks xmlns:a="http://schemas.openxmlformats.org/drawingml/2006/main" noChangeAspect="1"/>
-            </wp:cNvGraphicFramePr>
-            <a:graphic xmlns:a="http://schemas.openxmlformats.org/drawingml/2006/main">
-              <a:graphicData uri="http://schemas.openxmlformats.org/drawingml/2006/picture">
-                <pic:pic xmlns:pic="http://schemas.openxmlformats.org/drawingml/2006/picture">
-                  <pic:nvPicPr>
-                    <pic:cNvPr id="2012555330" name=""/>
-                    <pic:cNvPicPr/>
-                  </pic:nvPicPr>
-                  <pic:blipFill>
-                    <a:blip r:embed="rId28">
-                      <a:extLst>
-                        <a:ext uri="{28A0092B-C50C-407E-A947-70E740481C1C}">
-                          <a14:useLocalDpi xmlns:a14="http://schemas.microsoft.com/office/drawing/2010/main" val="0"/>
-                        </a:ext>
-                      </a:extLst>
-                    </a:blip>
-                    <a:stretch>
-                      <a:fillRect/>
-                    </a:stretch>
-                  </pic:blipFill>
-                  <pic:spPr>
-                    <a:xfrm>
-                      <a:off x="0" y="0"/>
-                      <a:ext cx="3113663" cy="976086"/>
-                    </a:xfrm>
-                    <a:prstGeom prst="rect">
-                      <a:avLst/>
-                    </a:prstGeom>
-                  </pic:spPr>
-                </pic:pic>
-              </a:graphicData>
-            </a:graphic>
-            <wp14:sizeRelH relativeFrom="margin">
-              <wp14:pctWidth>0</wp14:pctWidth>
-            </wp14:sizeRelH>
-            <wp14:sizeRelV relativeFrom="margin">
-              <wp14:pctHeight>0</wp14:pctHeight>
-            </wp14:sizeRelV>
-          </wp:anchor>
-        </w:drawing>
-      </w:r>
-      <w:r>
-        <w:rPr>
-          <w:rFonts w:asciiTheme="minorHAnsi" w:hAnsiTheme="minorHAnsi" w:cstheme="minorHAnsi"/>
-          <w:sz w:val="24"/>
-          <w:szCs w:val="24"/>
-        </w:rPr>
-        <w:t xml:space="preserve">  </w:t>
-      </w:r>
-      <w:r>
-        <w:rPr>
-          <w:rFonts w:asciiTheme="minorHAnsi" w:hAnsiTheme="minorHAnsi" w:cstheme="minorHAnsi"/>
-          <w:noProof/>
-          <w:sz w:val="24"/>
-          <w:szCs w:val="24"/>
-        </w:rPr>
-        <w:drawing>
-          <wp:inline distT="0" distB="0" distL="0" distR="0" wp14:anchorId="1D1C312B" wp14:editId="0C520319">
-            <wp:extent cx="6520525" cy="3597086"/>
-            <wp:effectExtent l="0" t="0" r="0" b="3810"/>
-            <wp:docPr id="951679750" name="Image 1"/>
-            <wp:cNvGraphicFramePr>
-              <a:graphicFrameLocks xmlns:a="http://schemas.openxmlformats.org/drawingml/2006/main" noChangeAspect="1"/>
-            </wp:cNvGraphicFramePr>
-            <a:graphic xmlns:a="http://schemas.openxmlformats.org/drawingml/2006/main">
-              <a:graphicData uri="http://schemas.openxmlformats.org/drawingml/2006/picture">
-                <pic:pic xmlns:pic="http://schemas.openxmlformats.org/drawingml/2006/picture">
-                  <pic:nvPicPr>
-                    <pic:cNvPr id="951679750" name=""/>
-                    <pic:cNvPicPr/>
-                  </pic:nvPicPr>
-                  <pic:blipFill>
-                    <a:blip r:embed="rId33"/>
-                    <a:stretch>
-                      <a:fillRect/>
-                    </a:stretch>
-                  </pic:blipFill>
-                  <pic:spPr>
-                    <a:xfrm>
-                      <a:off x="0" y="0"/>
-                      <a:ext cx="6548734" cy="3612648"/>
-                    </a:xfrm>
-                    <a:prstGeom prst="rect">
-                      <a:avLst/>
-                    </a:prstGeom>
-                  </pic:spPr>
-                </pic:pic>
-              </a:graphicData>
-            </a:graphic>
-          </wp:inline>
-        </w:drawing>
-      </w:r>
-    </w:p>
-    <w:p>
-      <w:pPr>
-        <w:tabs>
-          <w:tab w:val="num" w:pos="3960"/>
-        </w:tabs>
-        <w:ind w:left="426" w:right="143"/>
-        <w:jc w:val="both"/>
-        <w:rPr>
-          <w:rFonts w:asciiTheme="minorHAnsi" w:hAnsiTheme="minorHAnsi" w:cstheme="minorHAnsi"/>
-          <w:i/>
-          <w:iCs/>
-          <w:sz w:val="20"/>
-          <w:szCs w:val="20"/>
-        </w:rPr>
-      </w:pPr>
-      <w:r>
-        <w:rPr>
-          <w:rFonts w:asciiTheme="minorHAnsi" w:hAnsiTheme="minorHAnsi" w:cstheme="minorHAnsi"/>
-          <w:i/>
-          <w:iCs/>
-          <w:sz w:val="20"/>
-          <w:szCs w:val="20"/>
-        </w:rPr>
-        <w:t xml:space="preserve">    </w:t>
-      </w:r>
-    </w:p>
-    <w:p>
-      <w:pPr>
-        <w:spacing w:before="79"/>
-        <w:ind w:left="567" w:right="285"/>
-        <w:jc w:val="both"/>
-        <w:rPr>
-          <w:rFonts w:asciiTheme="minorHAnsi" w:hAnsiTheme="minorHAnsi" w:cstheme="minorHAnsi"/>
-          <w:sz w:val="24"/>
-          <w:szCs w:val="24"/>
-        </w:rPr>
-      </w:pPr>
-      <w:r>
-        <w:rPr>
-          <w:rFonts w:asciiTheme="minorHAnsi" w:hAnsiTheme="minorHAnsi" w:cstheme="minorHAnsi"/>
-          <w:sz w:val="24"/>
-          <w:szCs w:val="24"/>
-        </w:rPr>
-        <w:t>Selon la recommandation de l’INRS les salariés sont bien protégés.</w:t>
-      </w:r>
-    </w:p>
-    <w:p>
-      <w:pPr>
-        <w:tabs>
-          <w:tab w:val="num" w:pos="3960"/>
-        </w:tabs>
-        <w:ind w:left="426" w:right="1"/>
-        <w:rPr>
-          <w:rFonts w:asciiTheme="minorHAnsi" w:hAnsiTheme="minorHAnsi" w:cstheme="minorHAnsi"/>
-          <w:sz w:val="24"/>
-          <w:szCs w:val="24"/>
-        </w:rPr>
-      </w:pPr>
-    </w:p>
-    <w:p>
-      <w:pPr>
-        <w:tabs>
-          <w:tab w:val="num" w:pos="3960"/>
-        </w:tabs>
-        <w:ind w:left="426" w:right="1"/>
-        <w:rPr>
-          <w:rFonts w:asciiTheme="minorHAnsi" w:hAnsiTheme="minorHAnsi" w:cstheme="minorHAnsi"/>
-          <w:sz w:val="24"/>
-          <w:szCs w:val="24"/>
-        </w:rPr>
-      </w:pPr>
-    </w:p>
-    <w:p>
-      <w:pPr>
-        <w:tabs>
-          <w:tab w:val="num" w:pos="3960"/>
-        </w:tabs>
-        <w:ind w:left="426" w:right="1"/>
-        <w:rPr>
-          <w:rFonts w:asciiTheme="minorHAnsi" w:hAnsiTheme="minorHAnsi" w:cstheme="minorHAnsi"/>
-          <w:sz w:val="24"/>
-          <w:szCs w:val="24"/>
-        </w:rPr>
-      </w:pPr>
-    </w:p>
-    <w:p>
-      <w:pPr>
-        <w:tabs>
-          <w:tab w:val="num" w:pos="3960"/>
-        </w:tabs>
-        <w:ind w:left="426" w:right="1"/>
-        <w:rPr>
-          <w:bCs/>
-          <w:sz w:val="24"/>
-          <w:szCs w:val="24"/>
-        </w:rPr>
-      </w:pPr>
-      <w:r>
-        <w:rPr>
-          <w:rFonts w:asciiTheme="minorHAnsi" w:hAnsiTheme="minorHAnsi" w:cstheme="minorHAnsi"/>
-          <w:sz w:val="24"/>
-          <w:szCs w:val="24"/>
-        </w:rPr>
-        <w:t xml:space="preserve">Les résultats démontrent que les </w:t>
-      </w:r>
-      <w:r>
-        <w:rPr>
-          <w:b/>
-          <w:sz w:val="24"/>
-          <w:szCs w:val="24"/>
-        </w:rPr>
-        <w:t xml:space="preserve">bouchons moulés </w:t>
-      </w:r>
-      <w:r>
-        <w:rPr>
-          <w:bCs/>
-          <w:sz w:val="24"/>
-          <w:szCs w:val="24"/>
-        </w:rPr>
-        <w:t xml:space="preserve">dont disposent l’ensemble des salariés en CDI protègent </w:t>
-      </w:r>
-      <w:r>
-        <w:rPr>
-          <w:bCs/>
-          <w:sz w:val="24"/>
-          <w:szCs w:val="24"/>
-        </w:rPr>
-        <w:lastRenderedPageBreak/>
-        <w:t>efficacement contre les différents bruits recensés au cours de notre mesurage.</w:t>
-      </w:r>
-    </w:p>
-    <w:p>
-      <w:pPr>
-        <w:tabs>
-          <w:tab w:val="left" w:pos="426"/>
-        </w:tabs>
-        <w:spacing w:before="87"/>
-        <w:ind w:left="426" w:right="925"/>
-        <w:jc w:val="both"/>
-        <w:rPr>
-          <w:b/>
-          <w:sz w:val="24"/>
-          <w:szCs w:val="24"/>
-        </w:rPr>
-      </w:pPr>
-      <w:r>
-        <w:rPr>
-          <w:b/>
-          <w:sz w:val="24"/>
-          <w:szCs w:val="24"/>
-        </w:rPr>
-        <w:t xml:space="preserve">Lors de la campagne de mesures de bruit, certains salariés ne portaient pas leurs protections auditives, ce qui démontre l’intérêt de refaire une sensibilisation. </w:t>
-      </w:r>
-    </w:p>
-    <w:p>
-      <w:pPr>
-        <w:pStyle w:val="Corpsdetexte"/>
-        <w:spacing w:before="88"/>
-      </w:pPr>
+        <w:t xml:space="preserve">L’efficacité des protecteurs individuels contre le bruit (PICB) mis à disposition a été vérifiée par la méthode OB (calculette INRS), en tenant compte du niveau de formation des salariés au port. Le détail du calcul et le diagnostic d’adéquation figurent au § 7.2.</w:t>
+      </w:r>
     </w:p>
     <w:p>
       <w:pPr>
@@ -31222,7 +23818,7 @@
                 <w:b/>
                 <w:sz w:val="24"/>
               </w:rPr>
-              <w:t>IST/Préventeur en risques professionnels</w:t>
+              <w:t>{{QUALITE}}</w:t>
             </w:r>
           </w:p>
           <w:p>
@@ -31451,7 +24047,7 @@
                 <w:spacing w:val="-3"/>
                 <w:sz w:val="24"/>
               </w:rPr>
-              <w:t xml:space="preserve"> 29/06/2026</w:t>
+              <w:t xml:space="preserve"> {{DATE_RAPPORT}}</w:t>
             </w:r>
           </w:p>
           <w:p>
